--- a/Docs/Word/error_code_reference.docx
+++ b/Docs/Word/error_code_reference.docx
@@ -5,65 +5,64 @@
     <w:p>
       <w:pPr>
         <w:pStyle w:val="Title"/>
+        <w:spacing w:before="0" w:after="160"/>
         <w:jc w:val="center"/>
       </w:pPr>
       <w:r>
-        <w:rPr>
-          <w:b w:val="0"/>
-          <w:i w:val="0"/>
-        </w:rPr>
         <w:t>End-of-Line Error Code Reference</w:t>
       </w:r>
     </w:p>
     <w:p>
       <w:pPr>
-        <w:pStyle w:val="Heading2"/>
+        <w:pStyle w:val="Subtitle"/>
+        <w:jc w:val="center"/>
       </w:pPr>
       <w:r>
-        <w:rPr>
-          <w:b w:val="0"/>
-          <w:i w:val="0"/>
-        </w:rPr>
-        <w:t>Purpose</w:t>
-      </w:r>
-    </w:p>
-    <w:p>
-      <w:r>
-        <w:rPr>
-          <w:b w:val="0"/>
-          <w:i w:val="0"/>
-        </w:rPr>
-        <w:t>This document is the consolidated reference for the implemented end-of-line (EOL) error codes used by the test fixture software in this project. It explains what each code means, where it is generated, how it ties into the test flow, and what the operator sees on the fault screen.</w:t>
-      </w:r>
-    </w:p>
-    <w:p>
-      <w:r>
-        <w:rPr>
-          <w:b w:val="0"/>
-          <w:i w:val="0"/>
-        </w:rPr>
-        <w:t>This file is intentionally written using standard markdown headings, tables, and plain paragraphs so it can be converted cleanly into a Word or PDF document.</w:t>
+        <w:t>Rite-Hite EOL Test Fixture Documentation</w:t>
       </w:r>
     </w:p>
     <w:p>
       <w:pPr>
-        <w:pStyle w:val="Heading2"/>
+        <w:pStyle w:val="BodySmall"/>
+        <w:spacing w:before="0" w:after="360"/>
+        <w:jc w:val="center"/>
+      </w:pPr>
+      <w:r>
+        <w:t>Generated from current project markdown on April 16, 2026</w:t>
+      </w:r>
+    </w:p>
+    <w:p>
+      <w:pPr>
+        <w:jc w:val="center"/>
+        <w:pBdr>
+          <w:bottom w:val="single" w:sz="12" w:space="1" w:color="C8102E"/>
+        </w:pBdr>
       </w:pPr>
       <w:r>
         <w:rPr>
-          <w:b w:val="0"/>
-          <w:i w:val="0"/>
+          <w:sz w:val="2"/>
         </w:rPr>
-        <w:t>Related Documents</w:t>
+        <w:t xml:space="preserve"> </w:t>
       </w:r>
     </w:p>
     <w:p>
+      <w:pPr>
+        <w:sectPr>
+          <w:headerReference w:type="default" r:id="rId9"/>
+          <w:footerReference w:type="default" r:id="rId10"/>
+          <w:pgSz w:w="12240" w:h="15840"/>
+          <w:pgMar w:top="1152" w:right="1224" w:bottom="1008" w:left="1224" w:header="504" w:footer="504" w:gutter="0"/>
+          <w:cols w:space="720"/>
+          <w:docGrid w:linePitch="360"/>
+        </w:sectPr>
+      </w:pPr>
+    </w:p>
+    <w:p>
+      <w:pPr>
+        <w:spacing w:before="0" w:after="120" w:line="240" w:lineRule="auto"/>
+      </w:pPr>
       <w:r>
-        <w:rPr>
-          <w:b w:val="0"/>
-          <w:i w:val="0"/>
-        </w:rPr>
-        <w:t>Use this reference together with the following operator-facing documents:</w:t>
+        <w:t>This document is the current reference for:</w:t>
       </w:r>
     </w:p>
     <w:p>
@@ -71,13 +70,15 @@
         <w:pStyle w:val="ListBullet"/>
       </w:pPr>
       <w:r>
+        <w:t xml:space="preserve">STM32 fixture fault codes shown on </w:t>
+      </w:r>
+      <w:r>
         <w:rPr>
-          <w:b w:val="0"/>
-          <w:i w:val="0"/>
-          <w:color w:val="0563C1"/>
-          <w:u w:val="single"/>
+          <w:rFonts w:ascii="Consolas" w:hAnsi="Consolas"/>
+          <w:sz w:val="19"/>
+          <w:shd w:fill="F3F4F6"/>
         </w:rPr>
-        <w:t>User Manual</w:t>
+        <w:t>Fault_Screen</w:t>
       </w:r>
     </w:p>
     <w:p>
@@ -85,13 +86,7 @@
         <w:pStyle w:val="ListBullet"/>
       </w:pPr>
       <w:r>
-        <w:rPr>
-          <w:b w:val="0"/>
-          <w:i w:val="0"/>
-          <w:color w:val="0563C1"/>
-          <w:u w:val="single"/>
-        </w:rPr>
-        <w:t>Screen Guide</w:t>
+        <w:t>Fixture report states used by export and One Click</w:t>
       </w:r>
     </w:p>
     <w:p>
@@ -99,393 +94,96 @@
         <w:pStyle w:val="ListBullet"/>
       </w:pPr>
       <w:r>
-        <w:rPr>
-          <w:b w:val="0"/>
-          <w:i w:val="0"/>
-          <w:color w:val="0563C1"/>
-          <w:u w:val="single"/>
-        </w:rPr>
-        <w:t>Troubleshooting Guide</w:t>
+        <w:t>Export protocol error strings used by the desktop app</w:t>
       </w:r>
     </w:p>
     <w:p>
       <w:pPr>
-        <w:pStyle w:val="ListBullet"/>
+        <w:spacing w:before="0" w:after="120" w:line="240" w:lineRule="auto"/>
       </w:pPr>
       <w:r>
-        <w:rPr>
-          <w:b w:val="0"/>
-          <w:i w:val="0"/>
-          <w:color w:val="0563C1"/>
-          <w:u w:val="single"/>
-        </w:rPr>
-        <w:t>Preflight Checklist</w:t>
+        <w:t xml:space="preserve">Use this with </w:t>
+      </w:r>
+      <w:hyperlink r:id="rId13">
+        <w:r>
+          <w:rPr>
+            <w:color w:val="C8102E"/>
+            <w:u w:val="single"/>
+          </w:rPr>
+          <w:t>EOL Test Fixture Troubleshooting Guide</w:t>
+        </w:r>
+      </w:hyperlink>
+      <w:r>
+        <w:t xml:space="preserve"> for recovery steps.</w:t>
       </w:r>
     </w:p>
     <w:p>
       <w:pPr>
-        <w:pStyle w:val="ListBullet"/>
+        <w:pStyle w:val="Heading1"/>
+        <w:spacing w:before="240" w:after="120"/>
       </w:pPr>
       <w:r>
-        <w:rPr>
-          <w:b w:val="0"/>
-          <w:i w:val="0"/>
-          <w:color w:val="0563C1"/>
-          <w:u w:val="single"/>
-        </w:rPr>
-        <w:t>Test Procedure</w:t>
+        <w:t>How To Read The Fault Codes</w:t>
       </w:r>
     </w:p>
     <w:p>
       <w:pPr>
-        <w:pStyle w:val="Heading2"/>
+        <w:spacing w:before="0" w:after="120" w:line="240" w:lineRule="auto"/>
       </w:pPr>
       <w:r>
-        <w:rPr>
-          <w:b w:val="0"/>
-          <w:i w:val="0"/>
-        </w:rPr>
-        <w:t>Scope</w:t>
-      </w:r>
-    </w:p>
-    <w:p>
-      <w:r>
-        <w:rPr>
-          <w:b w:val="0"/>
-          <w:i w:val="0"/>
-        </w:rPr>
-        <w:t xml:space="preserve">This reference applies to the current fixture software revision in </w:t>
-      </w:r>
-      <w:r>
-        <w:rPr>
-          <w:rFonts w:ascii="Consolas" w:hAnsi="Consolas"/>
-          <w:b w:val="0"/>
-          <w:i w:val="0"/>
-          <w:sz w:val="20"/>
-        </w:rPr>
-        <w:t>EOL_TestFixture_Final</w:t>
-      </w:r>
-      <w:r>
-        <w:rPr>
-          <w:b w:val="0"/>
-          <w:i w:val="0"/>
-        </w:rPr>
-        <w:t>.</w:t>
-      </w:r>
-    </w:p>
-    <w:p>
-      <w:r>
-        <w:rPr>
-          <w:b w:val="0"/>
-          <w:i w:val="0"/>
-        </w:rPr>
-        <w:t>The canonical source of truth for the numeric EOL error codes is:</w:t>
-      </w:r>
-    </w:p>
-    <w:p>
-      <w:pPr>
-        <w:pStyle w:val="ListBullet"/>
-      </w:pPr>
-      <w:r>
-        <w:rPr>
-          <w:rFonts w:ascii="Consolas" w:hAnsi="Consolas"/>
-          <w:b w:val="0"/>
-          <w:i w:val="0"/>
-          <w:sz w:val="20"/>
-        </w:rPr>
-        <w:t>Core/Inc/eol_test_protocol.h</w:t>
-      </w:r>
-    </w:p>
-    <w:p>
-      <w:r>
-        <w:rPr>
-          <w:b w:val="0"/>
-          <w:i w:val="0"/>
-        </w:rPr>
-        <w:t>This document was cross-checked against:</w:t>
-      </w:r>
-    </w:p>
-    <w:p>
-      <w:pPr>
-        <w:pStyle w:val="ListBullet"/>
-      </w:pPr>
-      <w:r>
-        <w:rPr>
-          <w:rFonts w:ascii="Consolas" w:hAnsi="Consolas"/>
-          <w:b w:val="0"/>
-          <w:i w:val="0"/>
-          <w:sz w:val="20"/>
-        </w:rPr>
-        <w:t>Docs/test_procedure.md</w:t>
-      </w:r>
-    </w:p>
-    <w:p>
-      <w:pPr>
-        <w:pStyle w:val="ListBullet"/>
-      </w:pPr>
-      <w:r>
-        <w:rPr>
-          <w:rFonts w:ascii="Consolas" w:hAnsi="Consolas"/>
-          <w:b w:val="0"/>
-          <w:i w:val="0"/>
-          <w:sz w:val="20"/>
-        </w:rPr>
-        <w:t>Core/Src/comm_test.c</w:t>
-      </w:r>
-    </w:p>
-    <w:p>
-      <w:pPr>
-        <w:pStyle w:val="ListBullet"/>
-      </w:pPr>
-      <w:r>
-        <w:rPr>
-          <w:rFonts w:ascii="Consolas" w:hAnsi="Consolas"/>
-          <w:b w:val="0"/>
-          <w:i w:val="0"/>
-          <w:sz w:val="20"/>
-        </w:rPr>
-        <w:t>Core/Src/di_test.c</w:t>
-      </w:r>
-    </w:p>
-    <w:p>
-      <w:pPr>
-        <w:pStyle w:val="ListBullet"/>
-      </w:pPr>
-      <w:r>
-        <w:rPr>
-          <w:rFonts w:ascii="Consolas" w:hAnsi="Consolas"/>
-          <w:b w:val="0"/>
-          <w:i w:val="0"/>
-          <w:sz w:val="20"/>
-        </w:rPr>
-        <w:t>Core/Src/ai_test.c</w:t>
-      </w:r>
-    </w:p>
-    <w:p>
-      <w:pPr>
-        <w:pStyle w:val="ListBullet"/>
-      </w:pPr>
-      <w:r>
-        <w:rPr>
-          <w:rFonts w:ascii="Consolas" w:hAnsi="Consolas"/>
-          <w:b w:val="0"/>
-          <w:i w:val="0"/>
-          <w:sz w:val="20"/>
-        </w:rPr>
-        <w:t>Core/Src/output_test.c</w:t>
-      </w:r>
-    </w:p>
-    <w:p>
-      <w:pPr>
-        <w:pStyle w:val="ListBullet"/>
-      </w:pPr>
-      <w:r>
-        <w:rPr>
-          <w:rFonts w:ascii="Consolas" w:hAnsi="Consolas"/>
-          <w:b w:val="0"/>
-          <w:i w:val="0"/>
-          <w:sz w:val="20"/>
-        </w:rPr>
-        <w:t>Core/Src/button_led_test.c</w:t>
-      </w:r>
-    </w:p>
-    <w:p>
-      <w:pPr>
-        <w:pStyle w:val="ListBullet"/>
-      </w:pPr>
-      <w:r>
-        <w:rPr>
-          <w:rFonts w:ascii="Consolas" w:hAnsi="Consolas"/>
-          <w:b w:val="0"/>
-          <w:i w:val="0"/>
-          <w:sz w:val="20"/>
-        </w:rPr>
-        <w:t>TouchGFX/gui/include/gui/common/FrontendApplication.hpp</w:t>
-      </w:r>
-    </w:p>
-    <w:p>
-      <w:pPr>
-        <w:pStyle w:val="ListBullet"/>
-      </w:pPr>
-      <w:r>
-        <w:rPr>
-          <w:rFonts w:ascii="Consolas" w:hAnsi="Consolas"/>
-          <w:b w:val="0"/>
-          <w:i w:val="0"/>
-          <w:sz w:val="20"/>
-        </w:rPr>
-        <w:t>TouchGFX/gui/src/containers/Comm_Reset_Screen.cpp</w:t>
-      </w:r>
-    </w:p>
-    <w:p>
-      <w:pPr>
-        <w:pStyle w:val="ListBullet"/>
-      </w:pPr>
-      <w:r>
-        <w:rPr>
-          <w:rFonts w:ascii="Consolas" w:hAnsi="Consolas"/>
-          <w:b w:val="0"/>
-          <w:i w:val="0"/>
-          <w:sz w:val="20"/>
-        </w:rPr>
-        <w:t>TouchGFX/gui/src/containers/Inputs_Screen.cpp</w:t>
-      </w:r>
-    </w:p>
-    <w:p>
-      <w:pPr>
-        <w:pStyle w:val="ListBullet"/>
-      </w:pPr>
-      <w:r>
-        <w:rPr>
-          <w:rFonts w:ascii="Consolas" w:hAnsi="Consolas"/>
-          <w:b w:val="0"/>
-          <w:i w:val="0"/>
-          <w:sz w:val="20"/>
-        </w:rPr>
-        <w:t>TouchGFX/gui/src/containers/Outputs_Screen.cpp</w:t>
-      </w:r>
-    </w:p>
-    <w:p>
-      <w:pPr>
-        <w:pStyle w:val="ListBullet"/>
-      </w:pPr>
-      <w:r>
-        <w:rPr>
-          <w:rFonts w:ascii="Consolas" w:hAnsi="Consolas"/>
-          <w:b w:val="0"/>
-          <w:i w:val="0"/>
-          <w:sz w:val="20"/>
-        </w:rPr>
-        <w:t>TouchGFX/gui/src/containers/Buttons_LEDs_Screen.cpp</w:t>
-      </w:r>
-    </w:p>
-    <w:p>
-      <w:pPr>
-        <w:pStyle w:val="ListBullet"/>
-      </w:pPr>
-      <w:r>
-        <w:rPr>
-          <w:rFonts w:ascii="Consolas" w:hAnsi="Consolas"/>
-          <w:b w:val="0"/>
-          <w:i w:val="0"/>
-          <w:sz w:val="20"/>
-        </w:rPr>
-        <w:t>TouchGFX/gui/src/containers/Fault_Screen.cpp</w:t>
-      </w:r>
-    </w:p>
-    <w:p>
-      <w:pPr>
-        <w:pStyle w:val="ListBullet"/>
-      </w:pPr>
-      <w:r>
-        <w:rPr>
-          <w:rFonts w:ascii="Consolas" w:hAnsi="Consolas"/>
-          <w:b w:val="0"/>
-          <w:i w:val="0"/>
-          <w:sz w:val="20"/>
-        </w:rPr>
-        <w:t>Core/Inc/eol_report.h</w:t>
-      </w:r>
-    </w:p>
-    <w:p>
-      <w:pPr>
-        <w:pStyle w:val="ListBullet"/>
-      </w:pPr>
-      <w:r>
-        <w:rPr>
-          <w:rFonts w:ascii="Consolas" w:hAnsi="Consolas"/>
-          <w:b w:val="0"/>
-          <w:i w:val="0"/>
-          <w:sz w:val="20"/>
-        </w:rPr>
-        <w:t>Core/Src/export_uart.c</w:t>
-      </w:r>
-    </w:p>
-    <w:p>
-      <w:pPr>
-        <w:pStyle w:val="Heading2"/>
-      </w:pPr>
-      <w:r>
-        <w:rPr>
-          <w:b w:val="0"/>
-          <w:i w:val="0"/>
-        </w:rPr>
-        <w:t>How The Error Codes Are Structured</w:t>
-      </w:r>
-    </w:p>
-    <w:p>
-      <w:r>
-        <w:rPr>
-          <w:b w:val="0"/>
-          <w:i w:val="0"/>
-        </w:rPr>
-        <w:t xml:space="preserve">The fixture uses one shared error-code namespace so each failure can be shown as a unique hexadecimal code on </w:t>
-      </w:r>
-      <w:r>
-        <w:rPr>
-          <w:rFonts w:ascii="Consolas" w:hAnsi="Consolas"/>
-          <w:b w:val="0"/>
-          <w:i w:val="0"/>
-          <w:sz w:val="20"/>
-        </w:rPr>
-        <w:t>Fault_Screen</w:t>
-      </w:r>
-      <w:r>
-        <w:rPr>
-          <w:b w:val="0"/>
-          <w:i w:val="0"/>
-        </w:rPr>
-        <w:t>.</w:t>
+        <w:t>The fixture uses one shared fault-code namespace.</w:t>
       </w:r>
     </w:p>
     <w:tbl>
       <w:tblPr>
         <w:tblStyle w:val="TableGrid"/>
         <w:tblW w:type="auto" w:w="0"/>
+        <w:jc w:val="center"/>
+        <w:tblLayout w:type="autofit"/>
         <w:tblLook w:firstColumn="1" w:firstRow="1" w:lastColumn="0" w:lastRow="0" w:noHBand="0" w:noVBand="1" w:val="04A0"/>
       </w:tblPr>
       <w:tblGrid>
-        <w:gridCol w:w="5040"/>
-        <w:gridCol w:w="5040"/>
+        <w:gridCol w:w="4896"/>
+        <w:gridCol w:w="4896"/>
       </w:tblGrid>
       <w:tr>
         <w:tc>
           <w:tcPr>
-            <w:tcW w:type="dxa" w:w="5040"/>
-            <w:shd w:fill="D9EAF7"/>
+            <w:tcW w:type="dxa" w:w="4896"/>
+            <w:vAlign w:val="center"/>
+            <w:shd w:fill="0F264A"/>
           </w:tcPr>
           <w:p>
+            <w:pPr>
+              <w:spacing w:before="0" w:after="0"/>
+              <w:jc w:val="left"/>
+            </w:pPr>
             <w:r>
               <w:rPr>
                 <w:b/>
+                <w:color w:val="FFFFFF"/>
               </w:rPr>
-            </w:r>
-            <w:r>
-              <w:rPr>
-                <w:b/>
-                <w:i w:val="0"/>
-              </w:rPr>
-              <w:t>Code Range</w:t>
+              <w:t>Range</w:t>
             </w:r>
           </w:p>
         </w:tc>
         <w:tc>
           <w:tcPr>
-            <w:tcW w:type="dxa" w:w="5040"/>
-            <w:shd w:fill="D9EAF7"/>
+            <w:tcW w:type="dxa" w:w="4896"/>
+            <w:vAlign w:val="center"/>
+            <w:shd w:fill="0F264A"/>
           </w:tcPr>
           <w:p>
+            <w:pPr>
+              <w:spacing w:before="0" w:after="0"/>
+              <w:jc w:val="left"/>
+            </w:pPr>
             <w:r>
               <w:rPr>
                 <w:b/>
+                <w:color w:val="FFFFFF"/>
               </w:rPr>
-            </w:r>
-            <w:r>
-              <w:rPr>
-                <w:b/>
-                <w:i w:val="0"/>
-              </w:rPr>
-              <w:t>Stage / Meaning</w:t>
+              <w:t>Stage</w:t>
             </w:r>
           </w:p>
         </w:tc>
@@ -493,16 +191,20 @@
       <w:tr>
         <w:tc>
           <w:tcPr>
-            <w:tcW w:type="dxa" w:w="5040"/>
+            <w:tcW w:type="dxa" w:w="4896"/>
+            <w:vAlign w:val="center"/>
+            <w:shd w:fill="F5F8FC"/>
           </w:tcPr>
           <w:p>
-            <w:r/>
+            <w:pPr>
+              <w:spacing w:before="0" w:after="0"/>
+              <w:jc w:val="left"/>
+            </w:pPr>
             <w:r>
               <w:rPr>
                 <w:rFonts w:ascii="Consolas" w:hAnsi="Consolas"/>
-                <w:b w:val="0"/>
-                <w:i w:val="0"/>
-                <w:sz w:val="20"/>
+                <w:sz w:val="19"/>
+                <w:shd w:fill="F3F4F6"/>
               </w:rPr>
               <w:t>0x0000</w:t>
             </w:r>
@@ -510,15 +212,16 @@
         </w:tc>
         <w:tc>
           <w:tcPr>
-            <w:tcW w:type="dxa" w:w="5040"/>
+            <w:tcW w:type="dxa" w:w="4896"/>
+            <w:vAlign w:val="center"/>
+            <w:shd w:fill="F5F8FC"/>
           </w:tcPr>
           <w:p>
-            <w:r/>
+            <w:pPr>
+              <w:spacing w:before="0" w:after="0"/>
+              <w:jc w:val="left"/>
+            </w:pPr>
             <w:r>
-              <w:rPr>
-                <w:b w:val="0"/>
-                <w:i w:val="0"/>
-              </w:rPr>
               <w:t>No error</w:t>
             </w:r>
           </w:p>
@@ -527,16 +230,19 @@
       <w:tr>
         <w:tc>
           <w:tcPr>
-            <w:tcW w:type="dxa" w:w="5040"/>
+            <w:tcW w:type="dxa" w:w="4896"/>
+            <w:vAlign w:val="center"/>
           </w:tcPr>
           <w:p>
-            <w:r/>
+            <w:pPr>
+              <w:spacing w:before="0" w:after="0"/>
+              <w:jc w:val="left"/>
+            </w:pPr>
             <w:r>
               <w:rPr>
                 <w:rFonts w:ascii="Consolas" w:hAnsi="Consolas"/>
-                <w:b w:val="0"/>
-                <w:i w:val="0"/>
-                <w:sz w:val="20"/>
+                <w:sz w:val="19"/>
+                <w:shd w:fill="F3F4F6"/>
               </w:rPr>
               <w:t>0x01xx</w:t>
             </w:r>
@@ -544,16 +250,16 @@
         </w:tc>
         <w:tc>
           <w:tcPr>
-            <w:tcW w:type="dxa" w:w="5040"/>
+            <w:tcW w:type="dxa" w:w="4896"/>
+            <w:vAlign w:val="center"/>
           </w:tcPr>
           <w:p>
-            <w:r/>
+            <w:pPr>
+              <w:spacing w:before="0" w:after="0"/>
+              <w:jc w:val="left"/>
+            </w:pPr>
             <w:r>
-              <w:rPr>
-                <w:b w:val="0"/>
-                <w:i w:val="0"/>
-              </w:rPr>
-              <w:t>Communication stage</w:t>
+              <w:t>Communication</w:t>
             </w:r>
           </w:p>
         </w:tc>
@@ -561,16 +267,20 @@
       <w:tr>
         <w:tc>
           <w:tcPr>
-            <w:tcW w:type="dxa" w:w="5040"/>
+            <w:tcW w:type="dxa" w:w="4896"/>
+            <w:vAlign w:val="center"/>
+            <w:shd w:fill="F5F8FC"/>
           </w:tcPr>
           <w:p>
-            <w:r/>
+            <w:pPr>
+              <w:spacing w:before="0" w:after="0"/>
+              <w:jc w:val="left"/>
+            </w:pPr>
             <w:r>
               <w:rPr>
                 <w:rFonts w:ascii="Consolas" w:hAnsi="Consolas"/>
-                <w:b w:val="0"/>
-                <w:i w:val="0"/>
-                <w:sz w:val="20"/>
+                <w:sz w:val="19"/>
+                <w:shd w:fill="F3F4F6"/>
               </w:rPr>
               <w:t>0x02xx</w:t>
             </w:r>
@@ -578,16 +288,17 @@
         </w:tc>
         <w:tc>
           <w:tcPr>
-            <w:tcW w:type="dxa" w:w="5040"/>
+            <w:tcW w:type="dxa" w:w="4896"/>
+            <w:vAlign w:val="center"/>
+            <w:shd w:fill="F5F8FC"/>
           </w:tcPr>
           <w:p>
-            <w:r/>
+            <w:pPr>
+              <w:spacing w:before="0" w:after="0"/>
+              <w:jc w:val="left"/>
+            </w:pPr>
             <w:r>
-              <w:rPr>
-                <w:b w:val="0"/>
-                <w:i w:val="0"/>
-              </w:rPr>
-              <w:t>MCU reset stage</w:t>
+              <w:t>MCU Reset</w:t>
             </w:r>
           </w:p>
         </w:tc>
@@ -595,16 +306,19 @@
       <w:tr>
         <w:tc>
           <w:tcPr>
-            <w:tcW w:type="dxa" w:w="5040"/>
+            <w:tcW w:type="dxa" w:w="4896"/>
+            <w:vAlign w:val="center"/>
           </w:tcPr>
           <w:p>
-            <w:r/>
+            <w:pPr>
+              <w:spacing w:before="0" w:after="0"/>
+              <w:jc w:val="left"/>
+            </w:pPr>
             <w:r>
               <w:rPr>
                 <w:rFonts w:ascii="Consolas" w:hAnsi="Consolas"/>
-                <w:b w:val="0"/>
-                <w:i w:val="0"/>
-                <w:sz w:val="20"/>
+                <w:sz w:val="19"/>
+                <w:shd w:fill="F3F4F6"/>
               </w:rPr>
               <w:t>0x03xx</w:t>
             </w:r>
@@ -612,16 +326,16 @@
         </w:tc>
         <w:tc>
           <w:tcPr>
-            <w:tcW w:type="dxa" w:w="5040"/>
+            <w:tcW w:type="dxa" w:w="4896"/>
+            <w:vAlign w:val="center"/>
           </w:tcPr>
           <w:p>
-            <w:r/>
+            <w:pPr>
+              <w:spacing w:before="0" w:after="0"/>
+              <w:jc w:val="left"/>
+            </w:pPr>
             <w:r>
-              <w:rPr>
-                <w:b w:val="0"/>
-                <w:i w:val="0"/>
-              </w:rPr>
-              <w:t>Fault check stage</w:t>
+              <w:t>Fault Check</w:t>
             </w:r>
           </w:p>
         </w:tc>
@@ -629,16 +343,20 @@
       <w:tr>
         <w:tc>
           <w:tcPr>
-            <w:tcW w:type="dxa" w:w="5040"/>
+            <w:tcW w:type="dxa" w:w="4896"/>
+            <w:vAlign w:val="center"/>
+            <w:shd w:fill="F5F8FC"/>
           </w:tcPr>
           <w:p>
-            <w:r/>
+            <w:pPr>
+              <w:spacing w:before="0" w:after="0"/>
+              <w:jc w:val="left"/>
+            </w:pPr>
             <w:r>
               <w:rPr>
                 <w:rFonts w:ascii="Consolas" w:hAnsi="Consolas"/>
-                <w:b w:val="0"/>
-                <w:i w:val="0"/>
-                <w:sz w:val="20"/>
+                <w:sz w:val="19"/>
+                <w:shd w:fill="F3F4F6"/>
               </w:rPr>
               <w:t>0x04xx</w:t>
             </w:r>
@@ -646,16 +364,17 @@
         </w:tc>
         <w:tc>
           <w:tcPr>
-            <w:tcW w:type="dxa" w:w="5040"/>
+            <w:tcW w:type="dxa" w:w="4896"/>
+            <w:vAlign w:val="center"/>
+            <w:shd w:fill="F5F8FC"/>
           </w:tcPr>
           <w:p>
-            <w:r/>
+            <w:pPr>
+              <w:spacing w:before="0" w:after="0"/>
+              <w:jc w:val="left"/>
+            </w:pPr>
             <w:r>
-              <w:rPr>
-                <w:b w:val="0"/>
-                <w:i w:val="0"/>
-              </w:rPr>
-              <w:t>Digital inputs stage</w:t>
+              <w:t>Digital Inputs</w:t>
             </w:r>
           </w:p>
         </w:tc>
@@ -663,16 +382,19 @@
       <w:tr>
         <w:tc>
           <w:tcPr>
-            <w:tcW w:type="dxa" w:w="5040"/>
+            <w:tcW w:type="dxa" w:w="4896"/>
+            <w:vAlign w:val="center"/>
           </w:tcPr>
           <w:p>
-            <w:r/>
+            <w:pPr>
+              <w:spacing w:before="0" w:after="0"/>
+              <w:jc w:val="left"/>
+            </w:pPr>
             <w:r>
               <w:rPr>
                 <w:rFonts w:ascii="Consolas" w:hAnsi="Consolas"/>
-                <w:b w:val="0"/>
-                <w:i w:val="0"/>
-                <w:sz w:val="20"/>
+                <w:sz w:val="19"/>
+                <w:shd w:fill="F3F4F6"/>
               </w:rPr>
               <w:t>0x05xx</w:t>
             </w:r>
@@ -680,16 +402,16 @@
         </w:tc>
         <w:tc>
           <w:tcPr>
-            <w:tcW w:type="dxa" w:w="5040"/>
+            <w:tcW w:type="dxa" w:w="4896"/>
+            <w:vAlign w:val="center"/>
           </w:tcPr>
           <w:p>
-            <w:r/>
+            <w:pPr>
+              <w:spacing w:before="0" w:after="0"/>
+              <w:jc w:val="left"/>
+            </w:pPr>
             <w:r>
-              <w:rPr>
-                <w:b w:val="0"/>
-                <w:i w:val="0"/>
-              </w:rPr>
-              <w:t>Analog inputs stage</w:t>
+              <w:t>Analog Inputs</w:t>
             </w:r>
           </w:p>
         </w:tc>
@@ -697,16 +419,20 @@
       <w:tr>
         <w:tc>
           <w:tcPr>
-            <w:tcW w:type="dxa" w:w="5040"/>
+            <w:tcW w:type="dxa" w:w="4896"/>
+            <w:vAlign w:val="center"/>
+            <w:shd w:fill="F5F8FC"/>
           </w:tcPr>
           <w:p>
-            <w:r/>
+            <w:pPr>
+              <w:spacing w:before="0" w:after="0"/>
+              <w:jc w:val="left"/>
+            </w:pPr>
             <w:r>
               <w:rPr>
                 <w:rFonts w:ascii="Consolas" w:hAnsi="Consolas"/>
-                <w:b w:val="0"/>
-                <w:i w:val="0"/>
-                <w:sz w:val="20"/>
+                <w:sz w:val="19"/>
+                <w:shd w:fill="F3F4F6"/>
               </w:rPr>
               <w:t>0x06xx</w:t>
             </w:r>
@@ -714,16 +440,17 @@
         </w:tc>
         <w:tc>
           <w:tcPr>
-            <w:tcW w:type="dxa" w:w="5040"/>
+            <w:tcW w:type="dxa" w:w="4896"/>
+            <w:vAlign w:val="center"/>
+            <w:shd w:fill="F5F8FC"/>
           </w:tcPr>
           <w:p>
-            <w:r/>
+            <w:pPr>
+              <w:spacing w:before="0" w:after="0"/>
+              <w:jc w:val="left"/>
+            </w:pPr>
             <w:r>
-              <w:rPr>
-                <w:b w:val="0"/>
-                <w:i w:val="0"/>
-              </w:rPr>
-              <w:t>Outputs stage</w:t>
+              <w:t>Outputs / Relays</w:t>
             </w:r>
           </w:p>
         </w:tc>
@@ -731,16 +458,19 @@
       <w:tr>
         <w:tc>
           <w:tcPr>
-            <w:tcW w:type="dxa" w:w="5040"/>
+            <w:tcW w:type="dxa" w:w="4896"/>
+            <w:vAlign w:val="center"/>
           </w:tcPr>
           <w:p>
-            <w:r/>
+            <w:pPr>
+              <w:spacing w:before="0" w:after="0"/>
+              <w:jc w:val="left"/>
+            </w:pPr>
             <w:r>
               <w:rPr>
                 <w:rFonts w:ascii="Consolas" w:hAnsi="Consolas"/>
-                <w:b w:val="0"/>
-                <w:i w:val="0"/>
-                <w:sz w:val="20"/>
+                <w:sz w:val="19"/>
+                <w:shd w:fill="F3F4F6"/>
               </w:rPr>
               <w:t>0x07xx</w:t>
             </w:r>
@@ -748,28 +478,39 @@
         </w:tc>
         <w:tc>
           <w:tcPr>
-            <w:tcW w:type="dxa" w:w="5040"/>
+            <w:tcW w:type="dxa" w:w="4896"/>
+            <w:vAlign w:val="center"/>
           </w:tcPr>
           <w:p>
-            <w:r/>
+            <w:pPr>
+              <w:spacing w:before="0" w:after="0"/>
+              <w:jc w:val="left"/>
+            </w:pPr>
             <w:r>
-              <w:rPr>
-                <w:b w:val="0"/>
-                <w:i w:val="0"/>
-              </w:rPr>
-              <w:t>Buttons / LEDs stage</w:t>
+              <w:t>Buttons / LEDs</w:t>
             </w:r>
           </w:p>
         </w:tc>
       </w:tr>
     </w:tbl>
+    <w:p/>
     <w:p>
+      <w:pPr>
+        <w:spacing w:before="0" w:after="120" w:line="240" w:lineRule="auto"/>
+      </w:pPr>
+      <w:r>
+        <w:t xml:space="preserve">The fixture displays these codes on </w:t>
+      </w:r>
       <w:r>
         <w:rPr>
-          <w:b w:val="0"/>
-          <w:i w:val="0"/>
+          <w:rFonts w:ascii="Consolas" w:hAnsi="Consolas"/>
+          <w:sz w:val="19"/>
+          <w:shd w:fill="F3F4F6"/>
         </w:rPr>
-        <w:t>In the current implementation, the upper byte identifies the test family. The lower byte identifies the failure type inside that family. In most families, the lower byte loosely follows this pattern:</w:t>
+        <w:t>Fault_Screen</w:t>
+      </w:r>
+      <w:r>
+        <w:t xml:space="preserve"> along with:</w:t>
       </w:r>
     </w:p>
     <w:p>
@@ -777,20 +518,7 @@
         <w:pStyle w:val="ListBullet"/>
       </w:pPr>
       <w:r>
-        <w:rPr>
-          <w:rFonts w:ascii="Consolas" w:hAnsi="Consolas"/>
-          <w:b w:val="0"/>
-          <w:i w:val="0"/>
-          <w:sz w:val="20"/>
-        </w:rPr>
-        <w:t>..01</w:t>
-      </w:r>
-      <w:r>
-        <w:rPr>
-          <w:b w:val="0"/>
-          <w:i w:val="0"/>
-        </w:rPr>
-        <w:t>: no response or no reconnect</w:t>
+        <w:t>Failed step name</w:t>
       </w:r>
     </w:p>
     <w:p>
@@ -798,20 +526,7 @@
         <w:pStyle w:val="ListBullet"/>
       </w:pPr>
       <w:r>
-        <w:rPr>
-          <w:rFonts w:ascii="Consolas" w:hAnsi="Consolas"/>
-          <w:b w:val="0"/>
-          <w:i w:val="0"/>
-          <w:sz w:val="20"/>
-        </w:rPr>
-        <w:t>..02</w:t>
-      </w:r>
-      <w:r>
-        <w:rPr>
-          <w:b w:val="0"/>
-          <w:i w:val="0"/>
-        </w:rPr>
-        <w:t>: invalid or unexpected reply</w:t>
+        <w:t>Expected value or condition</w:t>
       </w:r>
     </w:p>
     <w:p>
@@ -819,289 +534,49 @@
         <w:pStyle w:val="ListBullet"/>
       </w:pPr>
       <w:r>
-        <w:rPr>
-          <w:rFonts w:ascii="Consolas" w:hAnsi="Consolas"/>
-          <w:b w:val="0"/>
-          <w:i w:val="0"/>
-          <w:sz w:val="20"/>
-        </w:rPr>
-        <w:t>..03</w:t>
-      </w:r>
-      <w:r>
-        <w:rPr>
-          <w:b w:val="0"/>
-          <w:i w:val="0"/>
-        </w:rPr>
-        <w:t>: stage-specific verification failure</w:t>
+        <w:t>Actual value or condition</w:t>
       </w:r>
     </w:p>
     <w:p>
       <w:pPr>
-        <w:pStyle w:val="ListBullet"/>
+        <w:pStyle w:val="Heading1"/>
+        <w:spacing w:before="240" w:after="120"/>
       </w:pPr>
       <w:r>
-        <w:rPr>
-          <w:rFonts w:ascii="Consolas" w:hAnsi="Consolas"/>
-          <w:b w:val="0"/>
-          <w:i w:val="0"/>
-          <w:sz w:val="20"/>
-        </w:rPr>
-        <w:t>..04</w:t>
-      </w:r>
-      <w:r>
-        <w:rPr>
-          <w:b w:val="0"/>
-          <w:i w:val="0"/>
-        </w:rPr>
-        <w:t>: timeout in the manual buttons / LEDs stage</w:t>
-      </w:r>
-    </w:p>
-    <w:p>
-      <w:pPr>
-        <w:pStyle w:val="Heading2"/>
-      </w:pPr>
-      <w:r>
-        <w:rPr>
-          <w:b w:val="0"/>
-          <w:i w:val="0"/>
-        </w:rPr>
-        <w:t>How A Code Ties Into The Fixture</w:t>
-      </w:r>
-    </w:p>
-    <w:p>
-      <w:r>
-        <w:rPr>
-          <w:b w:val="0"/>
-          <w:i w:val="0"/>
-        </w:rPr>
-        <w:t>The error code path through the fixture is:</w:t>
-      </w:r>
-    </w:p>
-    <w:p>
-      <w:pPr>
-        <w:pStyle w:val="ListNumber"/>
-      </w:pPr>
-      <w:r>
-        <w:rPr>
-          <w:b w:val="0"/>
-          <w:i w:val="0"/>
-        </w:rPr>
-        <w:t xml:space="preserve">A core test engine detects a failure and sets an </w:t>
-      </w:r>
-      <w:r>
-        <w:rPr>
-          <w:rFonts w:ascii="Consolas" w:hAnsi="Consolas"/>
-          <w:b w:val="0"/>
-          <w:i w:val="0"/>
-          <w:sz w:val="20"/>
-        </w:rPr>
-        <w:t>EOL_ERR_*</w:t>
-      </w:r>
-      <w:r>
-        <w:rPr>
-          <w:b w:val="0"/>
-          <w:i w:val="0"/>
-        </w:rPr>
-        <w:t xml:space="preserve"> code.</w:t>
-      </w:r>
-    </w:p>
-    <w:p>
-      <w:pPr>
-        <w:pStyle w:val="ListNumber"/>
-      </w:pPr>
-      <w:r>
-        <w:rPr>
-          <w:b w:val="0"/>
-          <w:i w:val="0"/>
-        </w:rPr>
-        <w:t xml:space="preserve">The active TouchGFX screen maps that failure into shared </w:t>
-      </w:r>
-      <w:r>
-        <w:rPr>
-          <w:rFonts w:ascii="Consolas" w:hAnsi="Consolas"/>
-          <w:b w:val="0"/>
-          <w:i w:val="0"/>
-          <w:sz w:val="20"/>
-        </w:rPr>
-        <w:t>FaultInfo</w:t>
-      </w:r>
-      <w:r>
-        <w:rPr>
-          <w:b w:val="0"/>
-          <w:i w:val="0"/>
-        </w:rPr>
-        <w:t xml:space="preserve"> data:</w:t>
-        <w:br/>
-        <w:t xml:space="preserve">   </w:t>
-      </w:r>
-      <w:r>
-        <w:rPr>
-          <w:rFonts w:ascii="Consolas" w:hAnsi="Consolas"/>
-          <w:b w:val="0"/>
-          <w:i w:val="0"/>
-          <w:sz w:val="20"/>
-        </w:rPr>
-        <w:t>errorCode</w:t>
-      </w:r>
-      <w:r>
-        <w:rPr>
-          <w:b w:val="0"/>
-          <w:i w:val="0"/>
-        </w:rPr>
-        <w:t xml:space="preserve">, </w:t>
-      </w:r>
-      <w:r>
-        <w:rPr>
-          <w:rFonts w:ascii="Consolas" w:hAnsi="Consolas"/>
-          <w:b w:val="0"/>
-          <w:i w:val="0"/>
-          <w:sz w:val="20"/>
-        </w:rPr>
-        <w:t>testName</w:t>
-      </w:r>
-      <w:r>
-        <w:rPr>
-          <w:b w:val="0"/>
-          <w:i w:val="0"/>
-        </w:rPr>
-        <w:t xml:space="preserve">, </w:t>
-      </w:r>
-      <w:r>
-        <w:rPr>
-          <w:rFonts w:ascii="Consolas" w:hAnsi="Consolas"/>
-          <w:b w:val="0"/>
-          <w:i w:val="0"/>
-          <w:sz w:val="20"/>
-        </w:rPr>
-        <w:t>expected</w:t>
-      </w:r>
-      <w:r>
-        <w:rPr>
-          <w:b w:val="0"/>
-          <w:i w:val="0"/>
-        </w:rPr>
-        <w:t xml:space="preserve">, and </w:t>
-      </w:r>
-      <w:r>
-        <w:rPr>
-          <w:rFonts w:ascii="Consolas" w:hAnsi="Consolas"/>
-          <w:b w:val="0"/>
-          <w:i w:val="0"/>
-          <w:sz w:val="20"/>
-        </w:rPr>
-        <w:t>actual</w:t>
-      </w:r>
-      <w:r>
-        <w:rPr>
-          <w:b w:val="0"/>
-          <w:i w:val="0"/>
-        </w:rPr>
-        <w:t>.</w:t>
-      </w:r>
-    </w:p>
-    <w:p>
-      <w:pPr>
-        <w:pStyle w:val="ListNumber"/>
-      </w:pPr>
-      <w:r>
-        <w:rPr>
-          <w:rFonts w:ascii="Consolas" w:hAnsi="Consolas"/>
-          <w:b w:val="0"/>
-          <w:i w:val="0"/>
-          <w:sz w:val="20"/>
-        </w:rPr>
-        <w:t>Fault_Screen</w:t>
-      </w:r>
-      <w:r>
-        <w:rPr>
-          <w:b w:val="0"/>
-          <w:i w:val="0"/>
-        </w:rPr>
-        <w:t xml:space="preserve"> formats the code as hex, for example </w:t>
-      </w:r>
-      <w:r>
-        <w:rPr>
-          <w:rFonts w:ascii="Consolas" w:hAnsi="Consolas"/>
-          <w:b w:val="0"/>
-          <w:i w:val="0"/>
-          <w:sz w:val="20"/>
-        </w:rPr>
-        <w:t>0x0101</w:t>
-      </w:r>
-      <w:r>
-        <w:rPr>
-          <w:b w:val="0"/>
-          <w:i w:val="0"/>
-        </w:rPr>
-        <w:t>, and shows the failed step plus the expected and actual values.</w:t>
-      </w:r>
-    </w:p>
-    <w:p>
-      <w:pPr>
-        <w:pStyle w:val="ListNumber"/>
-      </w:pPr>
-      <w:r>
-        <w:rPr>
-          <w:b w:val="0"/>
-          <w:i w:val="0"/>
-        </w:rPr>
-        <w:t>The run report stores human-readable rows such as test name, expected, actual, and pass/fail status.</w:t>
-      </w:r>
-    </w:p>
-    <w:p>
-      <w:pPr>
-        <w:pStyle w:val="ListNumber"/>
-      </w:pPr>
-      <w:r>
-        <w:rPr>
-          <w:b w:val="0"/>
-          <w:i w:val="0"/>
-        </w:rPr>
-        <w:t>The export UART protocol sends those report rows to the PC export software. It does not export the raw numeric fault code as a dedicated report field.</w:t>
-      </w:r>
-    </w:p>
-    <w:p>
-      <w:pPr>
-        <w:pStyle w:val="Heading2"/>
-      </w:pPr>
-      <w:r>
-        <w:rPr>
-          <w:b w:val="0"/>
-          <w:i w:val="0"/>
-        </w:rPr>
-        <w:t>Master Error Code Reference</w:t>
+        <w:t>Fixture Fault Codes</w:t>
       </w:r>
     </w:p>
     <w:tbl>
       <w:tblPr>
         <w:tblStyle w:val="TableGrid"/>
         <w:tblW w:type="auto" w:w="0"/>
+        <w:jc w:val="center"/>
+        <w:tblLayout w:type="autofit"/>
         <w:tblLook w:firstColumn="1" w:firstRow="1" w:lastColumn="0" w:lastRow="0" w:noHBand="0" w:noVBand="1" w:val="04A0"/>
       </w:tblPr>
       <w:tblGrid>
-        <w:gridCol w:w="1680"/>
-        <w:gridCol w:w="1680"/>
-        <w:gridCol w:w="1680"/>
-        <w:gridCol w:w="1680"/>
-        <w:gridCol w:w="1680"/>
-        <w:gridCol w:w="1680"/>
+        <w:gridCol w:w="1958"/>
+        <w:gridCol w:w="1958"/>
+        <w:gridCol w:w="1958"/>
+        <w:gridCol w:w="1958"/>
+        <w:gridCol w:w="1958"/>
       </w:tblGrid>
       <w:tr>
         <w:tc>
           <w:tcPr>
-            <w:tcW w:type="dxa" w:w="1680"/>
-            <w:shd w:fill="D9EAF7"/>
+            <w:tcW w:type="dxa" w:w="1958"/>
+            <w:vAlign w:val="center"/>
+            <w:shd w:fill="0F264A"/>
           </w:tcPr>
           <w:p>
+            <w:pPr>
+              <w:spacing w:before="0" w:after="0"/>
+              <w:jc w:val="left"/>
+            </w:pPr>
             <w:r>
               <w:rPr>
                 <w:b/>
-              </w:rPr>
-            </w:r>
-            <w:r>
-              <w:rPr>
-                <w:b/>
-                <w:i w:val="0"/>
+                <w:color w:val="FFFFFF"/>
               </w:rPr>
               <w:t>Code</w:t>
             </w:r>
@@ -1109,19 +584,19 @@
         </w:tc>
         <w:tc>
           <w:tcPr>
-            <w:tcW w:type="dxa" w:w="1680"/>
-            <w:shd w:fill="D9EAF7"/>
+            <w:tcW w:type="dxa" w:w="1958"/>
+            <w:vAlign w:val="center"/>
+            <w:shd w:fill="0F264A"/>
           </w:tcPr>
           <w:p>
+            <w:pPr>
+              <w:spacing w:before="0" w:after="0"/>
+              <w:jc w:val="left"/>
+            </w:pPr>
             <w:r>
               <w:rPr>
                 <w:b/>
-              </w:rPr>
-            </w:r>
-            <w:r>
-              <w:rPr>
-                <w:b/>
-                <w:i w:val="0"/>
+                <w:color w:val="FFFFFF"/>
               </w:rPr>
               <w:t>Stage</w:t>
             </w:r>
@@ -1129,19 +604,19 @@
         </w:tc>
         <w:tc>
           <w:tcPr>
-            <w:tcW w:type="dxa" w:w="1680"/>
-            <w:shd w:fill="D9EAF7"/>
+            <w:tcW w:type="dxa" w:w="1958"/>
+            <w:vAlign w:val="center"/>
+            <w:shd w:fill="0F264A"/>
           </w:tcPr>
           <w:p>
+            <w:pPr>
+              <w:spacing w:before="0" w:after="0"/>
+              <w:jc w:val="left"/>
+            </w:pPr>
             <w:r>
               <w:rPr>
                 <w:b/>
-              </w:rPr>
-            </w:r>
-            <w:r>
-              <w:rPr>
-                <w:b/>
-                <w:i w:val="0"/>
+                <w:color w:val="FFFFFF"/>
               </w:rPr>
               <w:t>Meaning</w:t>
             </w:r>
@@ -1149,61 +624,41 @@
         </w:tc>
         <w:tc>
           <w:tcPr>
-            <w:tcW w:type="dxa" w:w="1680"/>
-            <w:shd w:fill="D9EAF7"/>
+            <w:tcW w:type="dxa" w:w="1958"/>
+            <w:vAlign w:val="center"/>
+            <w:shd w:fill="0F264A"/>
           </w:tcPr>
           <w:p>
+            <w:pPr>
+              <w:spacing w:before="0" w:after="0"/>
+              <w:jc w:val="left"/>
+            </w:pPr>
             <w:r>
               <w:rPr>
                 <w:b/>
+                <w:color w:val="FFFFFF"/>
               </w:rPr>
-            </w:r>
-            <w:r>
-              <w:rPr>
-                <w:b/>
-                <w:i w:val="0"/>
-              </w:rPr>
-              <w:t>Typical Trigger In Fixture</w:t>
+              <w:t>Typical Fault-Screen Context</w:t>
             </w:r>
           </w:p>
         </w:tc>
         <w:tc>
           <w:tcPr>
-            <w:tcW w:type="dxa" w:w="1680"/>
-            <w:shd w:fill="D9EAF7"/>
+            <w:tcW w:type="dxa" w:w="1958"/>
+            <w:vAlign w:val="center"/>
+            <w:shd w:fill="0F264A"/>
           </w:tcPr>
           <w:p>
+            <w:pPr>
+              <w:spacing w:before="0" w:after="0"/>
+              <w:jc w:val="left"/>
+            </w:pPr>
             <w:r>
               <w:rPr>
                 <w:b/>
+                <w:color w:val="FFFFFF"/>
               </w:rPr>
-            </w:r>
-            <w:r>
-              <w:rPr>
-                <w:b/>
-                <w:i w:val="0"/>
-              </w:rPr>
-              <w:t>Set In</w:t>
-            </w:r>
-          </w:p>
-        </w:tc>
-        <w:tc>
-          <w:tcPr>
-            <w:tcW w:type="dxa" w:w="1680"/>
-            <w:shd w:fill="D9EAF7"/>
-          </w:tcPr>
-          <w:p>
-            <w:r>
-              <w:rPr>
-                <w:b/>
-              </w:rPr>
-            </w:r>
-            <w:r>
-              <w:rPr>
-                <w:b/>
-                <w:i w:val="0"/>
-              </w:rPr>
-              <w:t>Fault Screen View</w:t>
+              <w:t>First Checks</w:t>
             </w:r>
           </w:p>
         </w:tc>
@@ -1211,16 +666,20 @@
       <w:tr>
         <w:tc>
           <w:tcPr>
-            <w:tcW w:type="dxa" w:w="1680"/>
+            <w:tcW w:type="dxa" w:w="1958"/>
+            <w:vAlign w:val="center"/>
+            <w:shd w:fill="F5F8FC"/>
           </w:tcPr>
           <w:p>
-            <w:r/>
+            <w:pPr>
+              <w:spacing w:before="0" w:after="0"/>
+              <w:jc w:val="left"/>
+            </w:pPr>
             <w:r>
               <w:rPr>
                 <w:rFonts w:ascii="Consolas" w:hAnsi="Consolas"/>
-                <w:b w:val="0"/>
-                <w:i w:val="0"/>
-                <w:sz w:val="20"/>
+                <w:sz w:val="19"/>
+                <w:shd w:fill="F3F4F6"/>
               </w:rPr>
               <w:t>0x0000</w:t>
             </w:r>
@@ -1228,142 +687,65 @@
         </w:tc>
         <w:tc>
           <w:tcPr>
-            <w:tcW w:type="dxa" w:w="1680"/>
+            <w:tcW w:type="dxa" w:w="1958"/>
+            <w:vAlign w:val="center"/>
+            <w:shd w:fill="F5F8FC"/>
           </w:tcPr>
           <w:p>
-            <w:r/>
+            <w:pPr>
+              <w:spacing w:before="0" w:after="0"/>
+              <w:jc w:val="left"/>
+            </w:pPr>
             <w:r>
-              <w:rPr>
-                <w:b w:val="0"/>
-                <w:i w:val="0"/>
-              </w:rPr>
-              <w:t>All stages</w:t>
+              <w:t>All</w:t>
             </w:r>
           </w:p>
         </w:tc>
         <w:tc>
           <w:tcPr>
-            <w:tcW w:type="dxa" w:w="1680"/>
+            <w:tcW w:type="dxa" w:w="1958"/>
+            <w:vAlign w:val="center"/>
+            <w:shd w:fill="F5F8FC"/>
           </w:tcPr>
           <w:p>
-            <w:r/>
+            <w:pPr>
+              <w:spacing w:before="0" w:after="0"/>
+              <w:jc w:val="left"/>
+            </w:pPr>
             <w:r>
-              <w:rPr>
-                <w:b w:val="0"/>
-                <w:i w:val="0"/>
-              </w:rPr>
               <w:t>No error</w:t>
             </w:r>
           </w:p>
         </w:tc>
         <w:tc>
           <w:tcPr>
-            <w:tcW w:type="dxa" w:w="1680"/>
+            <w:tcW w:type="dxa" w:w="1958"/>
+            <w:vAlign w:val="center"/>
+            <w:shd w:fill="F5F8FC"/>
           </w:tcPr>
           <w:p>
-            <w:r/>
+            <w:pPr>
+              <w:spacing w:before="0" w:after="0"/>
+              <w:jc w:val="left"/>
+            </w:pPr>
             <w:r>
-              <w:rPr>
-                <w:b w:val="0"/>
-                <w:i w:val="0"/>
-              </w:rPr>
-              <w:t>A stage completed successfully</w:t>
+              <w:t>No fault screen; stage passed</w:t>
             </w:r>
           </w:p>
         </w:tc>
         <w:tc>
           <w:tcPr>
-            <w:tcW w:type="dxa" w:w="1680"/>
+            <w:tcW w:type="dxa" w:w="1958"/>
+            <w:vAlign w:val="center"/>
+            <w:shd w:fill="F5F8FC"/>
           </w:tcPr>
           <w:p>
-            <w:r/>
+            <w:pPr>
+              <w:spacing w:before="0" w:after="0"/>
+              <w:jc w:val="left"/>
+            </w:pPr>
             <w:r>
-              <w:rPr>
-                <w:rFonts w:ascii="Consolas" w:hAnsi="Consolas"/>
-                <w:b w:val="0"/>
-                <w:i w:val="0"/>
-                <w:sz w:val="20"/>
-              </w:rPr>
-              <w:t>comm_test.c</w:t>
-            </w:r>
-            <w:r>
-              <w:rPr>
-                <w:b w:val="0"/>
-                <w:i w:val="0"/>
-              </w:rPr>
-              <w:t xml:space="preserve">, </w:t>
-            </w:r>
-            <w:r>
-              <w:rPr>
-                <w:rFonts w:ascii="Consolas" w:hAnsi="Consolas"/>
-                <w:b w:val="0"/>
-                <w:i w:val="0"/>
-                <w:sz w:val="20"/>
-              </w:rPr>
-              <w:t>di_test.c</w:t>
-            </w:r>
-            <w:r>
-              <w:rPr>
-                <w:b w:val="0"/>
-                <w:i w:val="0"/>
-              </w:rPr>
-              <w:t xml:space="preserve">, </w:t>
-            </w:r>
-            <w:r>
-              <w:rPr>
-                <w:rFonts w:ascii="Consolas" w:hAnsi="Consolas"/>
-                <w:b w:val="0"/>
-                <w:i w:val="0"/>
-                <w:sz w:val="20"/>
-              </w:rPr>
-              <w:t>ai_test.c</w:t>
-            </w:r>
-            <w:r>
-              <w:rPr>
-                <w:b w:val="0"/>
-                <w:i w:val="0"/>
-              </w:rPr>
-              <w:t xml:space="preserve">, </w:t>
-            </w:r>
-            <w:r>
-              <w:rPr>
-                <w:rFonts w:ascii="Consolas" w:hAnsi="Consolas"/>
-                <w:b w:val="0"/>
-                <w:i w:val="0"/>
-                <w:sz w:val="20"/>
-              </w:rPr>
-              <w:t>output_test.c</w:t>
-            </w:r>
-            <w:r>
-              <w:rPr>
-                <w:b w:val="0"/>
-                <w:i w:val="0"/>
-              </w:rPr>
-              <w:t xml:space="preserve">, </w:t>
-            </w:r>
-            <w:r>
-              <w:rPr>
-                <w:rFonts w:ascii="Consolas" w:hAnsi="Consolas"/>
-                <w:b w:val="0"/>
-                <w:i w:val="0"/>
-                <w:sz w:val="20"/>
-              </w:rPr>
-              <w:t>button_led_test.c</w:t>
-            </w:r>
-          </w:p>
-        </w:tc>
-        <w:tc>
-          <w:tcPr>
-            <w:tcW w:type="dxa" w:w="1680"/>
-          </w:tcPr>
-          <w:p>
-            <w:r/>
-            <w:r>
-              <w:rPr>
-                <w:b w:val="0"/>
-                <w:i w:val="0"/>
-              </w:rPr>
-              <w:t>No fault screen. The stage stays green and the test advances.</w:t>
+              <w:t>None</w:t>
             </w:r>
           </w:p>
         </w:tc>
@@ -1371,16 +753,19 @@
       <w:tr>
         <w:tc>
           <w:tcPr>
-            <w:tcW w:type="dxa" w:w="1680"/>
+            <w:tcW w:type="dxa" w:w="1958"/>
+            <w:vAlign w:val="center"/>
           </w:tcPr>
           <w:p>
-            <w:r/>
+            <w:pPr>
+              <w:spacing w:before="0" w:after="0"/>
+              <w:jc w:val="left"/>
+            </w:pPr>
             <w:r>
               <w:rPr>
                 <w:rFonts w:ascii="Consolas" w:hAnsi="Consolas"/>
-                <w:b w:val="0"/>
-                <w:i w:val="0"/>
-                <w:sz w:val="20"/>
+                <w:sz w:val="19"/>
+                <w:shd w:fill="F3F4F6"/>
               </w:rPr>
               <w:t>0x0101</w:t>
             </w:r>
@@ -1388,38 +773,37 @@
         </w:tc>
         <w:tc>
           <w:tcPr>
-            <w:tcW w:type="dxa" w:w="1680"/>
+            <w:tcW w:type="dxa" w:w="1958"/>
+            <w:vAlign w:val="center"/>
           </w:tcPr>
           <w:p>
-            <w:r/>
+            <w:pPr>
+              <w:spacing w:before="0" w:after="0"/>
+              <w:jc w:val="left"/>
+            </w:pPr>
             <w:r>
-              <w:rPr>
-                <w:b w:val="0"/>
-                <w:i w:val="0"/>
-              </w:rPr>
               <w:t>Communication</w:t>
             </w:r>
           </w:p>
         </w:tc>
         <w:tc>
           <w:tcPr>
-            <w:tcW w:type="dxa" w:w="1680"/>
+            <w:tcW w:type="dxa" w:w="1958"/>
+            <w:vAlign w:val="center"/>
           </w:tcPr>
           <w:p>
-            <w:r/>
+            <w:pPr>
+              <w:spacing w:before="0" w:after="0"/>
+              <w:jc w:val="left"/>
+            </w:pPr>
             <w:r>
-              <w:rPr>
-                <w:b w:val="0"/>
-                <w:i w:val="0"/>
-              </w:rPr>
-              <w:t xml:space="preserve">No response to </w:t>
+              <w:t xml:space="preserve">No reply to </w:t>
             </w:r>
             <w:r>
               <w:rPr>
                 <w:rFonts w:ascii="Consolas" w:hAnsi="Consolas"/>
-                <w:b w:val="0"/>
-                <w:i w:val="0"/>
-                <w:sz w:val="20"/>
+                <w:sz w:val="19"/>
+                <w:shd w:fill="F3F4F6"/>
               </w:rPr>
               <w:t>PING</w:t>
             </w:r>
@@ -1427,98 +811,58 @@
         </w:tc>
         <w:tc>
           <w:tcPr>
-            <w:tcW w:type="dxa" w:w="1680"/>
+            <w:tcW w:type="dxa" w:w="1958"/>
+            <w:vAlign w:val="center"/>
           </w:tcPr>
           <w:p>
-            <w:r/>
+            <w:pPr>
+              <w:spacing w:before="0" w:after="0"/>
+              <w:jc w:val="left"/>
+            </w:pPr>
             <w:r>
               <w:rPr>
-                <w:b w:val="0"/>
-                <w:i w:val="0"/>
+                <w:rFonts w:ascii="Consolas" w:hAnsi="Consolas"/>
+                <w:sz w:val="19"/>
+                <w:shd w:fill="F3F4F6"/>
               </w:rPr>
-              <w:t xml:space="preserve">The STM32 does not receive </w:t>
+              <w:t>Communication</w:t>
+            </w:r>
+            <w:r>
+              <w:t xml:space="preserve">, expected </w:t>
             </w:r>
             <w:r>
               <w:rPr>
                 <w:rFonts w:ascii="Consolas" w:hAnsi="Consolas"/>
-                <w:b w:val="0"/>
-                <w:i w:val="0"/>
-                <w:sz w:val="20"/>
+                <w:sz w:val="19"/>
+                <w:shd w:fill="F3F4F6"/>
               </w:rPr>
-              <w:t>PONG</w:t>
+              <w:t>PONG response</w:t>
+            </w:r>
+            <w:r>
+              <w:t xml:space="preserve">, actual </w:t>
             </w:r>
             <w:r>
               <w:rPr>
-                <w:b w:val="0"/>
-                <w:i w:val="0"/>
+                <w:rFonts w:ascii="Consolas" w:hAnsi="Consolas"/>
+                <w:sz w:val="19"/>
+                <w:shd w:fill="F3F4F6"/>
               </w:rPr>
-              <w:t xml:space="preserve"> after the allowed communication attempts</w:t>
+              <w:t>No response</w:t>
             </w:r>
           </w:p>
         </w:tc>
         <w:tc>
           <w:tcPr>
-            <w:tcW w:type="dxa" w:w="1680"/>
+            <w:tcW w:type="dxa" w:w="1958"/>
+            <w:vAlign w:val="center"/>
           </w:tcPr>
           <w:p>
-            <w:r/>
+            <w:pPr>
+              <w:spacing w:before="0" w:after="0"/>
+              <w:jc w:val="left"/>
+            </w:pPr>
             <w:r>
-              <w:rPr>
-                <w:rFonts w:ascii="Consolas" w:hAnsi="Consolas"/>
-                <w:b w:val="0"/>
-                <w:i w:val="0"/>
-                <w:sz w:val="20"/>
-              </w:rPr>
-              <w:t>Core/Src/comm_test.c</w:t>
-            </w:r>
-          </w:p>
-        </w:tc>
-        <w:tc>
-          <w:tcPr>
-            <w:tcW w:type="dxa" w:w="1680"/>
-          </w:tcPr>
-          <w:p>
-            <w:r/>
-            <w:r>
-              <w:rPr>
-                <w:rFonts w:ascii="Consolas" w:hAnsi="Consolas"/>
-                <w:b w:val="0"/>
-                <w:i w:val="0"/>
-                <w:sz w:val="20"/>
-              </w:rPr>
-              <w:t>Communication</w:t>
-            </w:r>
-            <w:r>
-              <w:rPr>
-                <w:b w:val="0"/>
-                <w:i w:val="0"/>
-              </w:rPr>
-              <w:t xml:space="preserve"> / Expected: </w:t>
-            </w:r>
-            <w:r>
-              <w:rPr>
-                <w:rFonts w:ascii="Consolas" w:hAnsi="Consolas"/>
-                <w:b w:val="0"/>
-                <w:i w:val="0"/>
-                <w:sz w:val="20"/>
-              </w:rPr>
-              <w:t>PONG response</w:t>
-            </w:r>
-            <w:r>
-              <w:rPr>
-                <w:b w:val="0"/>
-                <w:i w:val="0"/>
-              </w:rPr>
-              <w:t xml:space="preserve"> / Actual: </w:t>
-            </w:r>
-            <w:r>
-              <w:rPr>
-                <w:rFonts w:ascii="Consolas" w:hAnsi="Consolas"/>
-                <w:b w:val="0"/>
-                <w:i w:val="0"/>
-                <w:sz w:val="20"/>
-              </w:rPr>
-              <w:t>No response</w:t>
+              <w:t>Power, UART wiring, test firmware</w:t>
             </w:r>
           </w:p>
         </w:tc>
@@ -1526,16 +870,20 @@
       <w:tr>
         <w:tc>
           <w:tcPr>
-            <w:tcW w:type="dxa" w:w="1680"/>
+            <w:tcW w:type="dxa" w:w="1958"/>
+            <w:vAlign w:val="center"/>
+            <w:shd w:fill="F5F8FC"/>
           </w:tcPr>
           <w:p>
-            <w:r/>
+            <w:pPr>
+              <w:spacing w:before="0" w:after="0"/>
+              <w:jc w:val="left"/>
+            </w:pPr>
             <w:r>
               <w:rPr>
                 <w:rFonts w:ascii="Consolas" w:hAnsi="Consolas"/>
-                <w:b w:val="0"/>
-                <w:i w:val="0"/>
-                <w:sz w:val="20"/>
+                <w:sz w:val="19"/>
+                <w:shd w:fill="F3F4F6"/>
               </w:rPr>
               <w:t>0x0102</w:t>
             </w:r>
@@ -1543,69 +891,39 @@
         </w:tc>
         <w:tc>
           <w:tcPr>
-            <w:tcW w:type="dxa" w:w="1680"/>
+            <w:tcW w:type="dxa" w:w="1958"/>
+            <w:vAlign w:val="center"/>
+            <w:shd w:fill="F5F8FC"/>
           </w:tcPr>
           <w:p>
-            <w:r/>
+            <w:pPr>
+              <w:spacing w:before="0" w:after="0"/>
+              <w:jc w:val="left"/>
+            </w:pPr>
             <w:r>
-              <w:rPr>
-                <w:b w:val="0"/>
-                <w:i w:val="0"/>
-              </w:rPr>
               <w:t>Communication</w:t>
             </w:r>
           </w:p>
         </w:tc>
         <w:tc>
           <w:tcPr>
-            <w:tcW w:type="dxa" w:w="1680"/>
+            <w:tcW w:type="dxa" w:w="1958"/>
+            <w:vAlign w:val="center"/>
+            <w:shd w:fill="F5F8FC"/>
           </w:tcPr>
           <w:p>
-            <w:r/>
+            <w:pPr>
+              <w:spacing w:before="0" w:after="0"/>
+              <w:jc w:val="left"/>
+            </w:pPr>
             <w:r>
-              <w:rPr>
-                <w:b w:val="0"/>
-                <w:i w:val="0"/>
-              </w:rPr>
-              <w:t xml:space="preserve">Bad </w:t>
+              <w:t xml:space="preserve">Reply received but not </w:t>
             </w:r>
             <w:r>
               <w:rPr>
                 <w:rFonts w:ascii="Consolas" w:hAnsi="Consolas"/>
-                <w:b w:val="0"/>
-                <w:i w:val="0"/>
-                <w:sz w:val="20"/>
-              </w:rPr>
-              <w:t>PING</w:t>
-            </w:r>
-            <w:r>
-              <w:rPr>
-                <w:b w:val="0"/>
-                <w:i w:val="0"/>
-              </w:rPr>
-              <w:t xml:space="preserve"> reply</w:t>
-            </w:r>
-          </w:p>
-        </w:tc>
-        <w:tc>
-          <w:tcPr>
-            <w:tcW w:type="dxa" w:w="1680"/>
-          </w:tcPr>
-          <w:p>
-            <w:r/>
-            <w:r>
-              <w:rPr>
-                <w:b w:val="0"/>
-                <w:i w:val="0"/>
-              </w:rPr>
-              <w:t xml:space="preserve">A reply is received, but it is not </w:t>
-            </w:r>
-            <w:r>
-              <w:rPr>
-                <w:rFonts w:ascii="Consolas" w:hAnsi="Consolas"/>
-                <w:b w:val="0"/>
-                <w:i w:val="0"/>
-                <w:sz w:val="20"/>
+                <w:sz w:val="19"/>
+                <w:shd w:fill="F3F4F6"/>
               </w:rPr>
               <w:t>PONG</w:t>
             </w:r>
@@ -1613,67 +931,60 @@
         </w:tc>
         <w:tc>
           <w:tcPr>
-            <w:tcW w:type="dxa" w:w="1680"/>
+            <w:tcW w:type="dxa" w:w="1958"/>
+            <w:vAlign w:val="center"/>
+            <w:shd w:fill="F5F8FC"/>
           </w:tcPr>
           <w:p>
-            <w:r/>
+            <w:pPr>
+              <w:spacing w:before="0" w:after="0"/>
+              <w:jc w:val="left"/>
+            </w:pPr>
             <w:r>
               <w:rPr>
                 <w:rFonts w:ascii="Consolas" w:hAnsi="Consolas"/>
-                <w:b w:val="0"/>
-                <w:i w:val="0"/>
-                <w:sz w:val="20"/>
+                <w:sz w:val="19"/>
+                <w:shd w:fill="F3F4F6"/>
               </w:rPr>
-              <w:t>Core/Src/comm_test.c</w:t>
+              <w:t>Communication</w:t>
+            </w:r>
+            <w:r>
+              <w:t xml:space="preserve">, expected </w:t>
+            </w:r>
+            <w:r>
+              <w:rPr>
+                <w:rFonts w:ascii="Consolas" w:hAnsi="Consolas"/>
+                <w:sz w:val="19"/>
+                <w:shd w:fill="F3F4F6"/>
+              </w:rPr>
+              <w:t>PONG response</w:t>
+            </w:r>
+            <w:r>
+              <w:t xml:space="preserve">, actual </w:t>
+            </w:r>
+            <w:r>
+              <w:rPr>
+                <w:rFonts w:ascii="Consolas" w:hAnsi="Consolas"/>
+                <w:sz w:val="19"/>
+                <w:shd w:fill="F3F4F6"/>
+              </w:rPr>
+              <w:t>Invalid reply</w:t>
             </w:r>
           </w:p>
         </w:tc>
         <w:tc>
           <w:tcPr>
-            <w:tcW w:type="dxa" w:w="1680"/>
+            <w:tcW w:type="dxa" w:w="1958"/>
+            <w:vAlign w:val="center"/>
+            <w:shd w:fill="F5F8FC"/>
           </w:tcPr>
           <w:p>
-            <w:r/>
+            <w:pPr>
+              <w:spacing w:before="0" w:after="0"/>
+              <w:jc w:val="left"/>
+            </w:pPr>
             <w:r>
-              <w:rPr>
-                <w:rFonts w:ascii="Consolas" w:hAnsi="Consolas"/>
-                <w:b w:val="0"/>
-                <w:i w:val="0"/>
-                <w:sz w:val="20"/>
-              </w:rPr>
-              <w:t>Communication</w:t>
-            </w:r>
-            <w:r>
-              <w:rPr>
-                <w:b w:val="0"/>
-                <w:i w:val="0"/>
-              </w:rPr>
-              <w:t xml:space="preserve"> / Expected: </w:t>
-            </w:r>
-            <w:r>
-              <w:rPr>
-                <w:rFonts w:ascii="Consolas" w:hAnsi="Consolas"/>
-                <w:b w:val="0"/>
-                <w:i w:val="0"/>
-                <w:sz w:val="20"/>
-              </w:rPr>
-              <w:t>PONG response</w:t>
-            </w:r>
-            <w:r>
-              <w:rPr>
-                <w:b w:val="0"/>
-                <w:i w:val="0"/>
-              </w:rPr>
-              <w:t xml:space="preserve"> / Actual: </w:t>
-            </w:r>
-            <w:r>
-              <w:rPr>
-                <w:rFonts w:ascii="Consolas" w:hAnsi="Consolas"/>
-                <w:b w:val="0"/>
-                <w:i w:val="0"/>
-                <w:sz w:val="20"/>
-              </w:rPr>
-              <w:t>Invalid reply</w:t>
+              <w:t>Protocol mismatch, wrong firmware</w:t>
             </w:r>
           </w:p>
         </w:tc>
@@ -1681,16 +992,19 @@
       <w:tr>
         <w:tc>
           <w:tcPr>
-            <w:tcW w:type="dxa" w:w="1680"/>
+            <w:tcW w:type="dxa" w:w="1958"/>
+            <w:vAlign w:val="center"/>
           </w:tcPr>
           <w:p>
-            <w:r/>
+            <w:pPr>
+              <w:spacing w:before="0" w:after="0"/>
+              <w:jc w:val="left"/>
+            </w:pPr>
             <w:r>
               <w:rPr>
                 <w:rFonts w:ascii="Consolas" w:hAnsi="Consolas"/>
-                <w:b w:val="0"/>
-                <w:i w:val="0"/>
-                <w:sz w:val="20"/>
+                <w:sz w:val="19"/>
+                <w:shd w:fill="F3F4F6"/>
               </w:rPr>
               <w:t>0x0201</w:t>
             </w:r>
@@ -1698,53 +1012,149 @@
         </w:tc>
         <w:tc>
           <w:tcPr>
-            <w:tcW w:type="dxa" w:w="1680"/>
+            <w:tcW w:type="dxa" w:w="1958"/>
+            <w:vAlign w:val="center"/>
           </w:tcPr>
           <w:p>
-            <w:r/>
+            <w:pPr>
+              <w:spacing w:before="0" w:after="0"/>
+              <w:jc w:val="left"/>
+            </w:pPr>
             <w:r>
-              <w:rPr>
-                <w:b w:val="0"/>
-                <w:i w:val="0"/>
-              </w:rPr>
               <w:t>MCU Reset</w:t>
             </w:r>
           </w:p>
         </w:tc>
         <w:tc>
           <w:tcPr>
-            <w:tcW w:type="dxa" w:w="1680"/>
+            <w:tcW w:type="dxa" w:w="1958"/>
+            <w:vAlign w:val="center"/>
           </w:tcPr>
           <w:p>
-            <w:r/>
+            <w:pPr>
+              <w:spacing w:before="0" w:after="0"/>
+              <w:jc w:val="left"/>
+            </w:pPr>
             <w:r>
-              <w:rPr>
-                <w:b w:val="0"/>
-                <w:i w:val="0"/>
-              </w:rPr>
               <w:t>No reconnect after reset</w:t>
             </w:r>
           </w:p>
         </w:tc>
         <w:tc>
           <w:tcPr>
-            <w:tcW w:type="dxa" w:w="1680"/>
+            <w:tcW w:type="dxa" w:w="1958"/>
+            <w:vAlign w:val="center"/>
           </w:tcPr>
           <w:p>
-            <w:r/>
+            <w:pPr>
+              <w:spacing w:before="0" w:after="0"/>
+              <w:jc w:val="left"/>
+            </w:pPr>
             <w:r>
               <w:rPr>
-                <w:b w:val="0"/>
-                <w:i w:val="0"/>
+                <w:rFonts w:ascii="Consolas" w:hAnsi="Consolas"/>
+                <w:sz w:val="19"/>
+                <w:shd w:fill="F3F4F6"/>
               </w:rPr>
-              <w:t xml:space="preserve">The reset pulse completes but the ESP32 does not reconnect with the expected post-reset </w:t>
+              <w:t>MCU Reset</w:t>
+            </w:r>
+            <w:r>
+              <w:t xml:space="preserve">, expected </w:t>
             </w:r>
             <w:r>
               <w:rPr>
                 <w:rFonts w:ascii="Consolas" w:hAnsi="Consolas"/>
-                <w:b w:val="0"/>
-                <w:i w:val="0"/>
-                <w:sz w:val="20"/>
+                <w:sz w:val="19"/>
+                <w:shd w:fill="F3F4F6"/>
+              </w:rPr>
+              <w:t>PONG response</w:t>
+            </w:r>
+            <w:r>
+              <w:t xml:space="preserve">, actual </w:t>
+            </w:r>
+            <w:r>
+              <w:rPr>
+                <w:rFonts w:ascii="Consolas" w:hAnsi="Consolas"/>
+                <w:sz w:val="19"/>
+                <w:shd w:fill="F3F4F6"/>
+              </w:rPr>
+              <w:t>No response</w:t>
+            </w:r>
+          </w:p>
+        </w:tc>
+        <w:tc>
+          <w:tcPr>
+            <w:tcW w:type="dxa" w:w="1958"/>
+            <w:vAlign w:val="center"/>
+          </w:tcPr>
+          <w:p>
+            <w:pPr>
+              <w:spacing w:before="0" w:after="0"/>
+              <w:jc w:val="left"/>
+            </w:pPr>
+            <w:r>
+              <w:t>Reset path, boot behavior</w:t>
+            </w:r>
+          </w:p>
+        </w:tc>
+      </w:tr>
+      <w:tr>
+        <w:tc>
+          <w:tcPr>
+            <w:tcW w:type="dxa" w:w="1958"/>
+            <w:vAlign w:val="center"/>
+            <w:shd w:fill="F5F8FC"/>
+          </w:tcPr>
+          <w:p>
+            <w:pPr>
+              <w:spacing w:before="0" w:after="0"/>
+              <w:jc w:val="left"/>
+            </w:pPr>
+            <w:r>
+              <w:rPr>
+                <w:rFonts w:ascii="Consolas" w:hAnsi="Consolas"/>
+                <w:sz w:val="19"/>
+                <w:shd w:fill="F3F4F6"/>
+              </w:rPr>
+              <w:t>0x0202</w:t>
+            </w:r>
+          </w:p>
+        </w:tc>
+        <w:tc>
+          <w:tcPr>
+            <w:tcW w:type="dxa" w:w="1958"/>
+            <w:vAlign w:val="center"/>
+            <w:shd w:fill="F5F8FC"/>
+          </w:tcPr>
+          <w:p>
+            <w:pPr>
+              <w:spacing w:before="0" w:after="0"/>
+              <w:jc w:val="left"/>
+            </w:pPr>
+            <w:r>
+              <w:t>MCU Reset</w:t>
+            </w:r>
+          </w:p>
+        </w:tc>
+        <w:tc>
+          <w:tcPr>
+            <w:tcW w:type="dxa" w:w="1958"/>
+            <w:vAlign w:val="center"/>
+            <w:shd w:fill="F5F8FC"/>
+          </w:tcPr>
+          <w:p>
+            <w:pPr>
+              <w:spacing w:before="0" w:after="0"/>
+              <w:jc w:val="left"/>
+            </w:pPr>
+            <w:r>
+              <w:t xml:space="preserve">Reply after reset was not </w:t>
+            </w:r>
+            <w:r>
+              <w:rPr>
+                <w:rFonts w:ascii="Consolas" w:hAnsi="Consolas"/>
+                <w:sz w:val="19"/>
+                <w:shd w:fill="F3F4F6"/>
               </w:rPr>
               <w:t>PONG</w:t>
             </w:r>
@@ -1752,67 +1162,60 @@
         </w:tc>
         <w:tc>
           <w:tcPr>
-            <w:tcW w:type="dxa" w:w="1680"/>
+            <w:tcW w:type="dxa" w:w="1958"/>
+            <w:vAlign w:val="center"/>
+            <w:shd w:fill="F5F8FC"/>
           </w:tcPr>
           <w:p>
-            <w:r/>
+            <w:pPr>
+              <w:spacing w:before="0" w:after="0"/>
+              <w:jc w:val="left"/>
+            </w:pPr>
             <w:r>
               <w:rPr>
                 <w:rFonts w:ascii="Consolas" w:hAnsi="Consolas"/>
-                <w:b w:val="0"/>
-                <w:i w:val="0"/>
-                <w:sz w:val="20"/>
+                <w:sz w:val="19"/>
+                <w:shd w:fill="F3F4F6"/>
               </w:rPr>
-              <w:t>Core/Src/comm_test.c</w:t>
+              <w:t>MCU Reset</w:t>
+            </w:r>
+            <w:r>
+              <w:t xml:space="preserve">, expected </w:t>
+            </w:r>
+            <w:r>
+              <w:rPr>
+                <w:rFonts w:ascii="Consolas" w:hAnsi="Consolas"/>
+                <w:sz w:val="19"/>
+                <w:shd w:fill="F3F4F6"/>
+              </w:rPr>
+              <w:t>PONG response</w:t>
+            </w:r>
+            <w:r>
+              <w:t xml:space="preserve">, actual </w:t>
+            </w:r>
+            <w:r>
+              <w:rPr>
+                <w:rFonts w:ascii="Consolas" w:hAnsi="Consolas"/>
+                <w:sz w:val="19"/>
+                <w:shd w:fill="F3F4F6"/>
+              </w:rPr>
+              <w:t>Invalid reply</w:t>
             </w:r>
           </w:p>
         </w:tc>
         <w:tc>
           <w:tcPr>
-            <w:tcW w:type="dxa" w:w="1680"/>
+            <w:tcW w:type="dxa" w:w="1958"/>
+            <w:vAlign w:val="center"/>
+            <w:shd w:fill="F5F8FC"/>
           </w:tcPr>
           <w:p>
-            <w:r/>
+            <w:pPr>
+              <w:spacing w:before="0" w:after="0"/>
+              <w:jc w:val="left"/>
+            </w:pPr>
             <w:r>
-              <w:rPr>
-                <w:rFonts w:ascii="Consolas" w:hAnsi="Consolas"/>
-                <w:b w:val="0"/>
-                <w:i w:val="0"/>
-                <w:sz w:val="20"/>
-              </w:rPr>
-              <w:t>MCU Reset</w:t>
-            </w:r>
-            <w:r>
-              <w:rPr>
-                <w:b w:val="0"/>
-                <w:i w:val="0"/>
-              </w:rPr>
-              <w:t xml:space="preserve"> / Expected: </w:t>
-            </w:r>
-            <w:r>
-              <w:rPr>
-                <w:rFonts w:ascii="Consolas" w:hAnsi="Consolas"/>
-                <w:b w:val="0"/>
-                <w:i w:val="0"/>
-                <w:sz w:val="20"/>
-              </w:rPr>
-              <w:t>PONG response</w:t>
-            </w:r>
-            <w:r>
-              <w:rPr>
-                <w:b w:val="0"/>
-                <w:i w:val="0"/>
-              </w:rPr>
-              <w:t xml:space="preserve"> / Actual: </w:t>
-            </w:r>
-            <w:r>
-              <w:rPr>
-                <w:rFonts w:ascii="Consolas" w:hAnsi="Consolas"/>
-                <w:b w:val="0"/>
-                <w:i w:val="0"/>
-                <w:sz w:val="20"/>
-              </w:rPr>
-              <w:t>No response</w:t>
+              <w:t>Post-reset protocol path</w:t>
             </w:r>
           </w:p>
         </w:tc>
@@ -1820,138 +1223,89 @@
       <w:tr>
         <w:tc>
           <w:tcPr>
-            <w:tcW w:type="dxa" w:w="1680"/>
+            <w:tcW w:type="dxa" w:w="1958"/>
+            <w:vAlign w:val="center"/>
           </w:tcPr>
           <w:p>
-            <w:r/>
+            <w:pPr>
+              <w:spacing w:before="0" w:after="0"/>
+              <w:jc w:val="left"/>
+            </w:pPr>
             <w:r>
               <w:rPr>
                 <w:rFonts w:ascii="Consolas" w:hAnsi="Consolas"/>
-                <w:b w:val="0"/>
-                <w:i w:val="0"/>
-                <w:sz w:val="20"/>
+                <w:sz w:val="19"/>
+                <w:shd w:fill="F3F4F6"/>
               </w:rPr>
-              <w:t>0x0202</w:t>
+              <w:t>0x0203</w:t>
             </w:r>
           </w:p>
         </w:tc>
         <w:tc>
           <w:tcPr>
-            <w:tcW w:type="dxa" w:w="1680"/>
+            <w:tcW w:type="dxa" w:w="1958"/>
+            <w:vAlign w:val="center"/>
           </w:tcPr>
           <w:p>
-            <w:r/>
+            <w:pPr>
+              <w:spacing w:before="0" w:after="0"/>
+              <w:jc w:val="left"/>
+            </w:pPr>
             <w:r>
-              <w:rPr>
-                <w:b w:val="0"/>
-                <w:i w:val="0"/>
-              </w:rPr>
               <w:t>MCU Reset</w:t>
             </w:r>
           </w:p>
         </w:tc>
         <w:tc>
           <w:tcPr>
-            <w:tcW w:type="dxa" w:w="1680"/>
+            <w:tcW w:type="dxa" w:w="1958"/>
+            <w:vAlign w:val="center"/>
           </w:tcPr>
           <w:p>
-            <w:r/>
+            <w:pPr>
+              <w:spacing w:before="0" w:after="0"/>
+              <w:jc w:val="left"/>
+            </w:pPr>
             <w:r>
-              <w:rPr>
-                <w:b w:val="0"/>
-                <w:i w:val="0"/>
-              </w:rPr>
-              <w:t>Bad reconnect reply after reset</w:t>
+              <w:t>Reset pulse verify failed</w:t>
             </w:r>
           </w:p>
         </w:tc>
         <w:tc>
           <w:tcPr>
-            <w:tcW w:type="dxa" w:w="1680"/>
+            <w:tcW w:type="dxa" w:w="1958"/>
+            <w:vAlign w:val="center"/>
           </w:tcPr>
           <w:p>
-            <w:r/>
-            <w:r>
-              <w:rPr>
-                <w:b w:val="0"/>
-                <w:i w:val="0"/>
-              </w:rPr>
-              <w:t xml:space="preserve">A reply arrives after reset, but it is not </w:t>
-            </w:r>
+            <w:pPr>
+              <w:spacing w:before="0" w:after="0"/>
+              <w:jc w:val="left"/>
+            </w:pPr>
             <w:r>
               <w:rPr>
                 <w:rFonts w:ascii="Consolas" w:hAnsi="Consolas"/>
-                <w:b w:val="0"/>
-                <w:i w:val="0"/>
-                <w:sz w:val="20"/>
+                <w:sz w:val="19"/>
+                <w:shd w:fill="F3F4F6"/>
               </w:rPr>
-              <w:t>PONG</w:t>
+              <w:t>MCU Reset</w:t>
+            </w:r>
+            <w:r>
+              <w:t>, expected reset pulse plus reconnect, actual pulse verify failure</w:t>
             </w:r>
           </w:p>
         </w:tc>
         <w:tc>
           <w:tcPr>
-            <w:tcW w:type="dxa" w:w="1680"/>
+            <w:tcW w:type="dxa" w:w="1958"/>
+            <w:vAlign w:val="center"/>
           </w:tcPr>
           <w:p>
-            <w:r/>
+            <w:pPr>
+              <w:spacing w:before="0" w:after="0"/>
+              <w:jc w:val="left"/>
+            </w:pPr>
             <w:r>
-              <w:rPr>
-                <w:rFonts w:ascii="Consolas" w:hAnsi="Consolas"/>
-                <w:b w:val="0"/>
-                <w:i w:val="0"/>
-                <w:sz w:val="20"/>
-              </w:rPr>
-              <w:t>Core/Src/comm_test.c</w:t>
-            </w:r>
-          </w:p>
-        </w:tc>
-        <w:tc>
-          <w:tcPr>
-            <w:tcW w:type="dxa" w:w="1680"/>
-          </w:tcPr>
-          <w:p>
-            <w:r/>
-            <w:r>
-              <w:rPr>
-                <w:rFonts w:ascii="Consolas" w:hAnsi="Consolas"/>
-                <w:b w:val="0"/>
-                <w:i w:val="0"/>
-                <w:sz w:val="20"/>
-              </w:rPr>
-              <w:t>MCU Reset</w:t>
-            </w:r>
-            <w:r>
-              <w:rPr>
-                <w:b w:val="0"/>
-                <w:i w:val="0"/>
-              </w:rPr>
-              <w:t xml:space="preserve"> / Expected: </w:t>
-            </w:r>
-            <w:r>
-              <w:rPr>
-                <w:rFonts w:ascii="Consolas" w:hAnsi="Consolas"/>
-                <w:b w:val="0"/>
-                <w:i w:val="0"/>
-                <w:sz w:val="20"/>
-              </w:rPr>
-              <w:t>PONG response</w:t>
-            </w:r>
-            <w:r>
-              <w:rPr>
-                <w:b w:val="0"/>
-                <w:i w:val="0"/>
-              </w:rPr>
-              <w:t xml:space="preserve"> / Actual: </w:t>
-            </w:r>
-            <w:r>
-              <w:rPr>
-                <w:rFonts w:ascii="Consolas" w:hAnsi="Consolas"/>
-                <w:b w:val="0"/>
-                <w:i w:val="0"/>
-                <w:sz w:val="20"/>
-              </w:rPr>
-              <w:t>Invalid reply</w:t>
+              <w:t>Reset GPIO path</w:t>
             </w:r>
           </w:p>
         </w:tc>
@@ -1959,129 +1313,124 @@
       <w:tr>
         <w:tc>
           <w:tcPr>
-            <w:tcW w:type="dxa" w:w="1680"/>
+            <w:tcW w:type="dxa" w:w="1958"/>
+            <w:vAlign w:val="center"/>
+            <w:shd w:fill="F5F8FC"/>
           </w:tcPr>
           <w:p>
-            <w:r/>
+            <w:pPr>
+              <w:spacing w:before="0" w:after="0"/>
+              <w:jc w:val="left"/>
+            </w:pPr>
             <w:r>
               <w:rPr>
                 <w:rFonts w:ascii="Consolas" w:hAnsi="Consolas"/>
-                <w:b w:val="0"/>
-                <w:i w:val="0"/>
-                <w:sz w:val="20"/>
+                <w:sz w:val="19"/>
+                <w:shd w:fill="F3F4F6"/>
               </w:rPr>
-              <w:t>0x0203</w:t>
+              <w:t>0x0301</w:t>
             </w:r>
           </w:p>
         </w:tc>
         <w:tc>
           <w:tcPr>
-            <w:tcW w:type="dxa" w:w="1680"/>
+            <w:tcW w:type="dxa" w:w="1958"/>
+            <w:vAlign w:val="center"/>
+            <w:shd w:fill="F5F8FC"/>
           </w:tcPr>
           <w:p>
-            <w:r/>
+            <w:pPr>
+              <w:spacing w:before="0" w:after="0"/>
+              <w:jc w:val="left"/>
+            </w:pPr>
             <w:r>
-              <w:rPr>
-                <w:b w:val="0"/>
-                <w:i w:val="0"/>
-              </w:rPr>
-              <w:t>MCU Reset</w:t>
+              <w:t>Fault Check</w:t>
             </w:r>
           </w:p>
         </w:tc>
         <w:tc>
           <w:tcPr>
-            <w:tcW w:type="dxa" w:w="1680"/>
+            <w:tcW w:type="dxa" w:w="1958"/>
+            <w:vAlign w:val="center"/>
+            <w:shd w:fill="F5F8FC"/>
           </w:tcPr>
           <w:p>
-            <w:r/>
+            <w:pPr>
+              <w:spacing w:before="0" w:after="0"/>
+              <w:jc w:val="left"/>
+            </w:pPr>
+            <w:r>
+              <w:t xml:space="preserve">No </w:t>
+            </w:r>
             <w:r>
               <w:rPr>
-                <w:b w:val="0"/>
-                <w:i w:val="0"/>
+                <w:rFonts w:ascii="Consolas" w:hAnsi="Consolas"/>
+                <w:sz w:val="19"/>
+                <w:shd w:fill="F3F4F6"/>
               </w:rPr>
-              <w:t>Reset pulse verification failure</w:t>
+              <w:t>OK</w:t>
+            </w:r>
+            <w:r>
+              <w:t xml:space="preserve"> reply after fault pulse</w:t>
             </w:r>
           </w:p>
         </w:tc>
         <w:tc>
           <w:tcPr>
-            <w:tcW w:type="dxa" w:w="1680"/>
+            <w:tcW w:type="dxa" w:w="1958"/>
+            <w:vAlign w:val="center"/>
+            <w:shd w:fill="F5F8FC"/>
           </w:tcPr>
           <w:p>
-            <w:r/>
+            <w:pPr>
+              <w:spacing w:before="0" w:after="0"/>
+              <w:jc w:val="left"/>
+            </w:pPr>
             <w:r>
               <w:rPr>
-                <w:b w:val="0"/>
-                <w:i w:val="0"/>
+                <w:rFonts w:ascii="Consolas" w:hAnsi="Consolas"/>
+                <w:sz w:val="19"/>
+                <w:shd w:fill="F3F4F6"/>
               </w:rPr>
-              <w:t>The STM32 detects a mismatch while verifying the PB11 reset pulse path</w:t>
+              <w:t>Fault Check</w:t>
+            </w:r>
+            <w:r>
+              <w:t xml:space="preserve">, expected </w:t>
+            </w:r>
+            <w:r>
+              <w:rPr>
+                <w:rFonts w:ascii="Consolas" w:hAnsi="Consolas"/>
+                <w:sz w:val="19"/>
+                <w:shd w:fill="F3F4F6"/>
+              </w:rPr>
+              <w:t>OK response</w:t>
+            </w:r>
+            <w:r>
+              <w:t xml:space="preserve">, actual </w:t>
+            </w:r>
+            <w:r>
+              <w:rPr>
+                <w:rFonts w:ascii="Consolas" w:hAnsi="Consolas"/>
+                <w:sz w:val="19"/>
+                <w:shd w:fill="F3F4F6"/>
+              </w:rPr>
+              <w:t>No response</w:t>
             </w:r>
           </w:p>
         </w:tc>
         <w:tc>
           <w:tcPr>
-            <w:tcW w:type="dxa" w:w="1680"/>
+            <w:tcW w:type="dxa" w:w="1958"/>
+            <w:vAlign w:val="center"/>
+            <w:shd w:fill="F5F8FC"/>
           </w:tcPr>
           <w:p>
-            <w:r/>
+            <w:pPr>
+              <w:spacing w:before="0" w:after="0"/>
+              <w:jc w:val="left"/>
+            </w:pPr>
             <w:r>
-              <w:rPr>
-                <w:rFonts w:ascii="Consolas" w:hAnsi="Consolas"/>
-                <w:b w:val="0"/>
-                <w:i w:val="0"/>
-                <w:sz w:val="20"/>
-              </w:rPr>
-              <w:t>Core/Src/comm_test.c</w:t>
-            </w:r>
-          </w:p>
-        </w:tc>
-        <w:tc>
-          <w:tcPr>
-            <w:tcW w:type="dxa" w:w="1680"/>
-          </w:tcPr>
-          <w:p>
-            <w:r/>
-            <w:r>
-              <w:rPr>
-                <w:rFonts w:ascii="Consolas" w:hAnsi="Consolas"/>
-                <w:b w:val="0"/>
-                <w:i w:val="0"/>
-                <w:sz w:val="20"/>
-              </w:rPr>
-              <w:t>MCU Reset</w:t>
-            </w:r>
-            <w:r>
-              <w:rPr>
-                <w:b w:val="0"/>
-                <w:i w:val="0"/>
-              </w:rPr>
-              <w:t xml:space="preserve"> / Expected: </w:t>
-            </w:r>
-            <w:r>
-              <w:rPr>
-                <w:rFonts w:ascii="Consolas" w:hAnsi="Consolas"/>
-                <w:b w:val="0"/>
-                <w:i w:val="0"/>
-                <w:sz w:val="20"/>
-              </w:rPr>
-              <w:t>PB11 pulse + PONG after reset</w:t>
-            </w:r>
-            <w:r>
-              <w:rPr>
-                <w:b w:val="0"/>
-                <w:i w:val="0"/>
-              </w:rPr>
-              <w:t xml:space="preserve"> / Actual: </w:t>
-            </w:r>
-            <w:r>
-              <w:rPr>
-                <w:rFonts w:ascii="Consolas" w:hAnsi="Consolas"/>
-                <w:b w:val="0"/>
-                <w:i w:val="0"/>
-                <w:sz w:val="20"/>
-              </w:rPr>
-              <w:t>Pulse verify failed</w:t>
+              <w:t>Fault line wiring</w:t>
             </w:r>
           </w:p>
         </w:tc>
@@ -2089,145 +1438,116 @@
       <w:tr>
         <w:tc>
           <w:tcPr>
-            <w:tcW w:type="dxa" w:w="1680"/>
+            <w:tcW w:type="dxa" w:w="1958"/>
+            <w:vAlign w:val="center"/>
           </w:tcPr>
           <w:p>
-            <w:r/>
+            <w:pPr>
+              <w:spacing w:before="0" w:after="0"/>
+              <w:jc w:val="left"/>
+            </w:pPr>
             <w:r>
               <w:rPr>
                 <w:rFonts w:ascii="Consolas" w:hAnsi="Consolas"/>
-                <w:b w:val="0"/>
-                <w:i w:val="0"/>
-                <w:sz w:val="20"/>
+                <w:sz w:val="19"/>
+                <w:shd w:fill="F3F4F6"/>
               </w:rPr>
-              <w:t>0x0301</w:t>
+              <w:t>0x0302</w:t>
             </w:r>
           </w:p>
         </w:tc>
         <w:tc>
           <w:tcPr>
-            <w:tcW w:type="dxa" w:w="1680"/>
+            <w:tcW w:type="dxa" w:w="1958"/>
+            <w:vAlign w:val="center"/>
           </w:tcPr>
           <w:p>
-            <w:r/>
+            <w:pPr>
+              <w:spacing w:before="0" w:after="0"/>
+              <w:jc w:val="left"/>
+            </w:pPr>
             <w:r>
-              <w:rPr>
-                <w:b w:val="0"/>
-                <w:i w:val="0"/>
-              </w:rPr>
               <w:t>Fault Check</w:t>
             </w:r>
           </w:p>
         </w:tc>
         <w:tc>
           <w:tcPr>
-            <w:tcW w:type="dxa" w:w="1680"/>
+            <w:tcW w:type="dxa" w:w="1958"/>
+            <w:vAlign w:val="center"/>
           </w:tcPr>
           <w:p>
-            <w:r/>
+            <w:pPr>
+              <w:spacing w:before="0" w:after="0"/>
+              <w:jc w:val="left"/>
+            </w:pPr>
+            <w:r>
+              <w:t xml:space="preserve">Reply after fault pulse was not </w:t>
+            </w:r>
             <w:r>
               <w:rPr>
-                <w:b w:val="0"/>
-                <w:i w:val="0"/>
+                <w:rFonts w:ascii="Consolas" w:hAnsi="Consolas"/>
+                <w:sz w:val="19"/>
+                <w:shd w:fill="F3F4F6"/>
               </w:rPr>
-              <w:t>No acknowledgment after fault pulse</w:t>
+              <w:t>OK</w:t>
             </w:r>
           </w:p>
         </w:tc>
         <w:tc>
           <w:tcPr>
-            <w:tcW w:type="dxa" w:w="1680"/>
+            <w:tcW w:type="dxa" w:w="1958"/>
+            <w:vAlign w:val="center"/>
           </w:tcPr>
           <w:p>
-            <w:r/>
+            <w:pPr>
+              <w:spacing w:before="0" w:after="0"/>
+              <w:jc w:val="left"/>
+            </w:pPr>
             <w:r>
               <w:rPr>
-                <w:b w:val="0"/>
-                <w:i w:val="0"/>
+                <w:rFonts w:ascii="Consolas" w:hAnsi="Consolas"/>
+                <w:sz w:val="19"/>
+                <w:shd w:fill="F3F4F6"/>
               </w:rPr>
-              <w:t xml:space="preserve">The fixture pulses the fault line but does not receive the expected </w:t>
+              <w:t>Fault Check</w:t>
+            </w:r>
+            <w:r>
+              <w:t xml:space="preserve">, expected </w:t>
             </w:r>
             <w:r>
               <w:rPr>
                 <w:rFonts w:ascii="Consolas" w:hAnsi="Consolas"/>
-                <w:b w:val="0"/>
-                <w:i w:val="0"/>
-                <w:sz w:val="20"/>
+                <w:sz w:val="19"/>
+                <w:shd w:fill="F3F4F6"/>
               </w:rPr>
-              <w:t>OK</w:t>
+              <w:t>OK response</w:t>
+            </w:r>
+            <w:r>
+              <w:t xml:space="preserve">, actual </w:t>
             </w:r>
             <w:r>
               <w:rPr>
-                <w:b w:val="0"/>
-                <w:i w:val="0"/>
+                <w:rFonts w:ascii="Consolas" w:hAnsi="Consolas"/>
+                <w:sz w:val="19"/>
+                <w:shd w:fill="F3F4F6"/>
               </w:rPr>
-              <w:t xml:space="preserve"> response</w:t>
+              <w:t>Invalid reply</w:t>
             </w:r>
           </w:p>
         </w:tc>
         <w:tc>
           <w:tcPr>
-            <w:tcW w:type="dxa" w:w="1680"/>
+            <w:tcW w:type="dxa" w:w="1958"/>
+            <w:vAlign w:val="center"/>
           </w:tcPr>
           <w:p>
-            <w:r/>
+            <w:pPr>
+              <w:spacing w:before="0" w:after="0"/>
+              <w:jc w:val="left"/>
+            </w:pPr>
             <w:r>
-              <w:rPr>
-                <w:rFonts w:ascii="Consolas" w:hAnsi="Consolas"/>
-                <w:b w:val="0"/>
-                <w:i w:val="0"/>
-                <w:sz w:val="20"/>
-              </w:rPr>
-              <w:t>Core/Src/comm_test.c</w:t>
-            </w:r>
-          </w:p>
-        </w:tc>
-        <w:tc>
-          <w:tcPr>
-            <w:tcW w:type="dxa" w:w="1680"/>
-          </w:tcPr>
-          <w:p>
-            <w:r/>
-            <w:r>
-              <w:rPr>
-                <w:rFonts w:ascii="Consolas" w:hAnsi="Consolas"/>
-                <w:b w:val="0"/>
-                <w:i w:val="0"/>
-                <w:sz w:val="20"/>
-              </w:rPr>
-              <w:t>Fault Check</w:t>
-            </w:r>
-            <w:r>
-              <w:rPr>
-                <w:b w:val="0"/>
-                <w:i w:val="0"/>
-              </w:rPr>
-              <w:t xml:space="preserve"> / Expected: </w:t>
-            </w:r>
-            <w:r>
-              <w:rPr>
-                <w:rFonts w:ascii="Consolas" w:hAnsi="Consolas"/>
-                <w:b w:val="0"/>
-                <w:i w:val="0"/>
-                <w:sz w:val="20"/>
-              </w:rPr>
-              <w:t>OK response</w:t>
-            </w:r>
-            <w:r>
-              <w:rPr>
-                <w:b w:val="0"/>
-                <w:i w:val="0"/>
-              </w:rPr>
-              <w:t xml:space="preserve"> / Actual: </w:t>
-            </w:r>
-            <w:r>
-              <w:rPr>
-                <w:rFonts w:ascii="Consolas" w:hAnsi="Consolas"/>
-                <w:b w:val="0"/>
-                <w:i w:val="0"/>
-                <w:sz w:val="20"/>
-              </w:rPr>
-              <w:t>No response</w:t>
+              <w:t>Fault-check protocol path</w:t>
             </w:r>
           </w:p>
         </w:tc>
@@ -2235,138 +1555,105 @@
       <w:tr>
         <w:tc>
           <w:tcPr>
-            <w:tcW w:type="dxa" w:w="1680"/>
+            <w:tcW w:type="dxa" w:w="1958"/>
+            <w:vAlign w:val="center"/>
+            <w:shd w:fill="F5F8FC"/>
           </w:tcPr>
           <w:p>
-            <w:r/>
+            <w:pPr>
+              <w:spacing w:before="0" w:after="0"/>
+              <w:jc w:val="left"/>
+            </w:pPr>
             <w:r>
               <w:rPr>
                 <w:rFonts w:ascii="Consolas" w:hAnsi="Consolas"/>
-                <w:b w:val="0"/>
-                <w:i w:val="0"/>
-                <w:sz w:val="20"/>
+                <w:sz w:val="19"/>
+                <w:shd w:fill="F3F4F6"/>
               </w:rPr>
-              <w:t>0x0302</w:t>
+              <w:t>0x0303</w:t>
             </w:r>
           </w:p>
         </w:tc>
         <w:tc>
           <w:tcPr>
-            <w:tcW w:type="dxa" w:w="1680"/>
+            <w:tcW w:type="dxa" w:w="1958"/>
+            <w:vAlign w:val="center"/>
+            <w:shd w:fill="F5F8FC"/>
           </w:tcPr>
           <w:p>
-            <w:r/>
+            <w:pPr>
+              <w:spacing w:before="0" w:after="0"/>
+              <w:jc w:val="left"/>
+            </w:pPr>
             <w:r>
-              <w:rPr>
-                <w:b w:val="0"/>
-                <w:i w:val="0"/>
-              </w:rPr>
               <w:t>Fault Check</w:t>
             </w:r>
           </w:p>
         </w:tc>
         <w:tc>
           <w:tcPr>
-            <w:tcW w:type="dxa" w:w="1680"/>
+            <w:tcW w:type="dxa" w:w="1958"/>
+            <w:vAlign w:val="center"/>
+            <w:shd w:fill="F5F8FC"/>
           </w:tcPr>
           <w:p>
-            <w:r/>
+            <w:pPr>
+              <w:spacing w:before="0" w:after="0"/>
+              <w:jc w:val="left"/>
+            </w:pPr>
             <w:r>
-              <w:rPr>
-                <w:b w:val="0"/>
-                <w:i w:val="0"/>
-              </w:rPr>
-              <w:t>Bad acknowledgment after fault pulse</w:t>
+              <w:t>Fault pulse verify failed</w:t>
             </w:r>
           </w:p>
         </w:tc>
         <w:tc>
           <w:tcPr>
-            <w:tcW w:type="dxa" w:w="1680"/>
+            <w:tcW w:type="dxa" w:w="1958"/>
+            <w:vAlign w:val="center"/>
+            <w:shd w:fill="F5F8FC"/>
           </w:tcPr>
           <w:p>
-            <w:r/>
+            <w:pPr>
+              <w:spacing w:before="0" w:after="0"/>
+              <w:jc w:val="left"/>
+            </w:pPr>
             <w:r>
               <w:rPr>
-                <w:b w:val="0"/>
-                <w:i w:val="0"/>
+                <w:rFonts w:ascii="Consolas" w:hAnsi="Consolas"/>
+                <w:sz w:val="19"/>
+                <w:shd w:fill="F3F4F6"/>
               </w:rPr>
-              <w:t xml:space="preserve">A reply is received after the fault pulse, but it is not </w:t>
+              <w:t>Fault Check</w:t>
+            </w:r>
+            <w:r>
+              <w:t xml:space="preserve">, expected fault pulse plus </w:t>
             </w:r>
             <w:r>
               <w:rPr>
                 <w:rFonts w:ascii="Consolas" w:hAnsi="Consolas"/>
-                <w:b w:val="0"/>
-                <w:i w:val="0"/>
-                <w:sz w:val="20"/>
+                <w:sz w:val="19"/>
+                <w:shd w:fill="F3F4F6"/>
               </w:rPr>
               <w:t>OK</w:t>
+            </w:r>
+            <w:r>
+              <w:t>, actual pulse verify failure</w:t>
             </w:r>
           </w:p>
         </w:tc>
         <w:tc>
           <w:tcPr>
-            <w:tcW w:type="dxa" w:w="1680"/>
+            <w:tcW w:type="dxa" w:w="1958"/>
+            <w:vAlign w:val="center"/>
+            <w:shd w:fill="F5F8FC"/>
           </w:tcPr>
           <w:p>
-            <w:r/>
+            <w:pPr>
+              <w:spacing w:before="0" w:after="0"/>
+              <w:jc w:val="left"/>
+            </w:pPr>
             <w:r>
-              <w:rPr>
-                <w:rFonts w:ascii="Consolas" w:hAnsi="Consolas"/>
-                <w:b w:val="0"/>
-                <w:i w:val="0"/>
-                <w:sz w:val="20"/>
-              </w:rPr>
-              <w:t>Core/Src/comm_test.c</w:t>
-            </w:r>
-          </w:p>
-        </w:tc>
-        <w:tc>
-          <w:tcPr>
-            <w:tcW w:type="dxa" w:w="1680"/>
-          </w:tcPr>
-          <w:p>
-            <w:r/>
-            <w:r>
-              <w:rPr>
-                <w:rFonts w:ascii="Consolas" w:hAnsi="Consolas"/>
-                <w:b w:val="0"/>
-                <w:i w:val="0"/>
-                <w:sz w:val="20"/>
-              </w:rPr>
-              <w:t>Fault Check</w:t>
-            </w:r>
-            <w:r>
-              <w:rPr>
-                <w:b w:val="0"/>
-                <w:i w:val="0"/>
-              </w:rPr>
-              <w:t xml:space="preserve"> / Expected: </w:t>
-            </w:r>
-            <w:r>
-              <w:rPr>
-                <w:rFonts w:ascii="Consolas" w:hAnsi="Consolas"/>
-                <w:b w:val="0"/>
-                <w:i w:val="0"/>
-                <w:sz w:val="20"/>
-              </w:rPr>
-              <w:t>OK response</w:t>
-            </w:r>
-            <w:r>
-              <w:rPr>
-                <w:b w:val="0"/>
-                <w:i w:val="0"/>
-              </w:rPr>
-              <w:t xml:space="preserve"> / Actual: </w:t>
-            </w:r>
-            <w:r>
-              <w:rPr>
-                <w:rFonts w:ascii="Consolas" w:hAnsi="Consolas"/>
-                <w:b w:val="0"/>
-                <w:i w:val="0"/>
-                <w:sz w:val="20"/>
-              </w:rPr>
-              <w:t>Invalid reply</w:t>
+              <w:t>Fault GPIO path</w:t>
             </w:r>
           </w:p>
         </w:tc>
@@ -2374,129 +1661,108 @@
       <w:tr>
         <w:tc>
           <w:tcPr>
-            <w:tcW w:type="dxa" w:w="1680"/>
+            <w:tcW w:type="dxa" w:w="1958"/>
+            <w:vAlign w:val="center"/>
           </w:tcPr>
           <w:p>
-            <w:r/>
+            <w:pPr>
+              <w:spacing w:before="0" w:after="0"/>
+              <w:jc w:val="left"/>
+            </w:pPr>
             <w:r>
               <w:rPr>
                 <w:rFonts w:ascii="Consolas" w:hAnsi="Consolas"/>
-                <w:b w:val="0"/>
-                <w:i w:val="0"/>
-                <w:sz w:val="20"/>
+                <w:sz w:val="19"/>
+                <w:shd w:fill="F3F4F6"/>
               </w:rPr>
-              <w:t>0x0303</w:t>
+              <w:t>0x0401</w:t>
             </w:r>
           </w:p>
         </w:tc>
         <w:tc>
           <w:tcPr>
-            <w:tcW w:type="dxa" w:w="1680"/>
+            <w:tcW w:type="dxa" w:w="1958"/>
+            <w:vAlign w:val="center"/>
           </w:tcPr>
           <w:p>
-            <w:r/>
+            <w:pPr>
+              <w:spacing w:before="0" w:after="0"/>
+              <w:jc w:val="left"/>
+            </w:pPr>
             <w:r>
-              <w:rPr>
-                <w:b w:val="0"/>
-                <w:i w:val="0"/>
-              </w:rPr>
-              <w:t>Fault Check</w:t>
+              <w:t>Digital Inputs</w:t>
             </w:r>
           </w:p>
         </w:tc>
         <w:tc>
           <w:tcPr>
-            <w:tcW w:type="dxa" w:w="1680"/>
+            <w:tcW w:type="dxa" w:w="1958"/>
+            <w:vAlign w:val="center"/>
           </w:tcPr>
           <w:p>
-            <w:r/>
+            <w:pPr>
+              <w:spacing w:before="0" w:after="0"/>
+              <w:jc w:val="left"/>
+            </w:pPr>
             <w:r>
-              <w:rPr>
-                <w:b w:val="0"/>
-                <w:i w:val="0"/>
-              </w:rPr>
-              <w:t>Fault pulse verification failure</w:t>
+              <w:t>No digital-input reply</w:t>
             </w:r>
           </w:p>
         </w:tc>
         <w:tc>
           <w:tcPr>
-            <w:tcW w:type="dxa" w:w="1680"/>
+            <w:tcW w:type="dxa" w:w="1958"/>
+            <w:vAlign w:val="center"/>
           </w:tcPr>
           <w:p>
-            <w:r/>
+            <w:pPr>
+              <w:spacing w:before="0" w:after="0"/>
+              <w:jc w:val="left"/>
+            </w:pPr>
             <w:r>
               <w:rPr>
-                <w:b w:val="0"/>
-                <w:i w:val="0"/>
+                <w:rFonts w:ascii="Consolas" w:hAnsi="Consolas"/>
+                <w:sz w:val="19"/>
+                <w:shd w:fill="F3F4F6"/>
               </w:rPr>
-              <w:t>The STM32 detects a mismatch while verifying the PA8 fault pulse path</w:t>
+              <w:t>Digital Input X</w:t>
+            </w:r>
+            <w:r>
+              <w:t xml:space="preserve">, expected </w:t>
+            </w:r>
+            <w:r>
+              <w:rPr>
+                <w:rFonts w:ascii="Consolas" w:hAnsi="Consolas"/>
+                <w:sz w:val="19"/>
+                <w:shd w:fill="F3F4F6"/>
+              </w:rPr>
+              <w:t>High then Low</w:t>
+            </w:r>
+            <w:r>
+              <w:t xml:space="preserve">, actual </w:t>
+            </w:r>
+            <w:r>
+              <w:rPr>
+                <w:rFonts w:ascii="Consolas" w:hAnsi="Consolas"/>
+                <w:sz w:val="19"/>
+                <w:shd w:fill="F3F4F6"/>
+              </w:rPr>
+              <w:t>No response</w:t>
             </w:r>
           </w:p>
         </w:tc>
         <w:tc>
           <w:tcPr>
-            <w:tcW w:type="dxa" w:w="1680"/>
+            <w:tcW w:type="dxa" w:w="1958"/>
+            <w:vAlign w:val="center"/>
           </w:tcPr>
           <w:p>
-            <w:r/>
+            <w:pPr>
+              <w:spacing w:before="0" w:after="0"/>
+              <w:jc w:val="left"/>
+            </w:pPr>
             <w:r>
-              <w:rPr>
-                <w:rFonts w:ascii="Consolas" w:hAnsi="Consolas"/>
-                <w:b w:val="0"/>
-                <w:i w:val="0"/>
-                <w:sz w:val="20"/>
-              </w:rPr>
-              <w:t>Core/Src/comm_test.c</w:t>
-            </w:r>
-          </w:p>
-        </w:tc>
-        <w:tc>
-          <w:tcPr>
-            <w:tcW w:type="dxa" w:w="1680"/>
-          </w:tcPr>
-          <w:p>
-            <w:r/>
-            <w:r>
-              <w:rPr>
-                <w:rFonts w:ascii="Consolas" w:hAnsi="Consolas"/>
-                <w:b w:val="0"/>
-                <w:i w:val="0"/>
-                <w:sz w:val="20"/>
-              </w:rPr>
-              <w:t>Fault Check</w:t>
-            </w:r>
-            <w:r>
-              <w:rPr>
-                <w:b w:val="0"/>
-                <w:i w:val="0"/>
-              </w:rPr>
-              <w:t xml:space="preserve"> / Expected: </w:t>
-            </w:r>
-            <w:r>
-              <w:rPr>
-                <w:rFonts w:ascii="Consolas" w:hAnsi="Consolas"/>
-                <w:b w:val="0"/>
-                <w:i w:val="0"/>
-                <w:sz w:val="20"/>
-              </w:rPr>
-              <w:t>PA8 pulse + OK response</w:t>
-            </w:r>
-            <w:r>
-              <w:rPr>
-                <w:b w:val="0"/>
-                <w:i w:val="0"/>
-              </w:rPr>
-              <w:t xml:space="preserve"> / Actual: </w:t>
-            </w:r>
-            <w:r>
-              <w:rPr>
-                <w:rFonts w:ascii="Consolas" w:hAnsi="Consolas"/>
-                <w:b w:val="0"/>
-                <w:i w:val="0"/>
-                <w:sz w:val="20"/>
-              </w:rPr>
-              <w:t>Pulse verify failed</w:t>
+              <w:t>Input wiring, target response</w:t>
             </w:r>
           </w:p>
         </w:tc>
@@ -2504,161 +1770,113 @@
       <w:tr>
         <w:tc>
           <w:tcPr>
-            <w:tcW w:type="dxa" w:w="1680"/>
+            <w:tcW w:type="dxa" w:w="1958"/>
+            <w:vAlign w:val="center"/>
+            <w:shd w:fill="F5F8FC"/>
           </w:tcPr>
           <w:p>
-            <w:r/>
+            <w:pPr>
+              <w:spacing w:before="0" w:after="0"/>
+              <w:jc w:val="left"/>
+            </w:pPr>
             <w:r>
               <w:rPr>
                 <w:rFonts w:ascii="Consolas" w:hAnsi="Consolas"/>
-                <w:b w:val="0"/>
-                <w:i w:val="0"/>
-                <w:sz w:val="20"/>
+                <w:sz w:val="19"/>
+                <w:shd w:fill="F3F4F6"/>
               </w:rPr>
-              <w:t>0x0401</w:t>
+              <w:t>0x0402</w:t>
             </w:r>
           </w:p>
         </w:tc>
         <w:tc>
           <w:tcPr>
-            <w:tcW w:type="dxa" w:w="1680"/>
+            <w:tcW w:type="dxa" w:w="1958"/>
+            <w:vAlign w:val="center"/>
+            <w:shd w:fill="F5F8FC"/>
           </w:tcPr>
           <w:p>
-            <w:r/>
+            <w:pPr>
+              <w:spacing w:before="0" w:after="0"/>
+              <w:jc w:val="left"/>
+            </w:pPr>
             <w:r>
-              <w:rPr>
-                <w:b w:val="0"/>
-                <w:i w:val="0"/>
-              </w:rPr>
               <w:t>Digital Inputs</w:t>
             </w:r>
           </w:p>
         </w:tc>
         <w:tc>
           <w:tcPr>
-            <w:tcW w:type="dxa" w:w="1680"/>
+            <w:tcW w:type="dxa" w:w="1958"/>
+            <w:vAlign w:val="center"/>
+            <w:shd w:fill="F5F8FC"/>
           </w:tcPr>
           <w:p>
-            <w:r/>
+            <w:pPr>
+              <w:spacing w:before="0" w:after="0"/>
+              <w:jc w:val="left"/>
+            </w:pPr>
             <w:r>
-              <w:rPr>
-                <w:b w:val="0"/>
-                <w:i w:val="0"/>
-              </w:rPr>
-              <w:t>No response during a digital input check</w:t>
+              <w:t>Target returned fail token</w:t>
             </w:r>
           </w:p>
         </w:tc>
         <w:tc>
           <w:tcPr>
-            <w:tcW w:type="dxa" w:w="1680"/>
+            <w:tcW w:type="dxa" w:w="1958"/>
+            <w:vAlign w:val="center"/>
+            <w:shd w:fill="F5F8FC"/>
           </w:tcPr>
           <w:p>
-            <w:r/>
+            <w:pPr>
+              <w:spacing w:before="0" w:after="0"/>
+              <w:jc w:val="left"/>
+            </w:pPr>
             <w:r>
               <w:rPr>
-                <w:b w:val="0"/>
-                <w:i w:val="0"/>
+                <w:rFonts w:ascii="Consolas" w:hAnsi="Consolas"/>
+                <w:sz w:val="19"/>
+                <w:shd w:fill="F3F4F6"/>
               </w:rPr>
-              <w:t xml:space="preserve">The ESP32 does not return a </w:t>
+              <w:t>Digital Input X</w:t>
+            </w:r>
+            <w:r>
+              <w:t xml:space="preserve">, expected </w:t>
             </w:r>
             <w:r>
               <w:rPr>
                 <w:rFonts w:ascii="Consolas" w:hAnsi="Consolas"/>
-                <w:b w:val="0"/>
-                <w:i w:val="0"/>
-                <w:sz w:val="20"/>
+                <w:sz w:val="19"/>
+                <w:shd w:fill="F3F4F6"/>
               </w:rPr>
-              <w:t>DIxOK</w:t>
+              <w:t>High then Low</w:t>
             </w:r>
             <w:r>
-              <w:rPr>
-                <w:b w:val="0"/>
-                <w:i w:val="0"/>
-              </w:rPr>
-              <w:t xml:space="preserve"> or </w:t>
+              <w:t xml:space="preserve">, actual </w:t>
             </w:r>
             <w:r>
               <w:rPr>
                 <w:rFonts w:ascii="Consolas" w:hAnsi="Consolas"/>
-                <w:b w:val="0"/>
-                <w:i w:val="0"/>
-                <w:sz w:val="20"/>
+                <w:sz w:val="19"/>
+                <w:shd w:fill="F3F4F6"/>
               </w:rPr>
-              <w:t>DIxFAIL</w:t>
-            </w:r>
-            <w:r>
-              <w:rPr>
-                <w:b w:val="0"/>
-                <w:i w:val="0"/>
-              </w:rPr>
-              <w:t xml:space="preserve"> token for the active channel</w:t>
+              <w:t>Invalid transition</w:t>
             </w:r>
           </w:p>
         </w:tc>
         <w:tc>
           <w:tcPr>
-            <w:tcW w:type="dxa" w:w="1680"/>
+            <w:tcW w:type="dxa" w:w="1958"/>
+            <w:vAlign w:val="center"/>
+            <w:shd w:fill="F5F8FC"/>
           </w:tcPr>
           <w:p>
-            <w:r/>
+            <w:pPr>
+              <w:spacing w:before="0" w:after="0"/>
+              <w:jc w:val="left"/>
+            </w:pPr>
             <w:r>
-              <w:rPr>
-                <w:rFonts w:ascii="Consolas" w:hAnsi="Consolas"/>
-                <w:b w:val="0"/>
-                <w:i w:val="0"/>
-                <w:sz w:val="20"/>
-              </w:rPr>
-              <w:t>Core/Src/di_test.c</w:t>
-            </w:r>
-          </w:p>
-        </w:tc>
-        <w:tc>
-          <w:tcPr>
-            <w:tcW w:type="dxa" w:w="1680"/>
-          </w:tcPr>
-          <w:p>
-            <w:r/>
-            <w:r>
-              <w:rPr>
-                <w:rFonts w:ascii="Consolas" w:hAnsi="Consolas"/>
-                <w:b w:val="0"/>
-                <w:i w:val="0"/>
-                <w:sz w:val="20"/>
-              </w:rPr>
-              <w:t>Digital Input &lt;channel&gt;</w:t>
-            </w:r>
-            <w:r>
-              <w:rPr>
-                <w:b w:val="0"/>
-                <w:i w:val="0"/>
-              </w:rPr>
-              <w:t xml:space="preserve"> / Expected: </w:t>
-            </w:r>
-            <w:r>
-              <w:rPr>
-                <w:rFonts w:ascii="Consolas" w:hAnsi="Consolas"/>
-                <w:b w:val="0"/>
-                <w:i w:val="0"/>
-                <w:sz w:val="20"/>
-              </w:rPr>
-              <w:t>High then Low</w:t>
-            </w:r>
-            <w:r>
-              <w:rPr>
-                <w:b w:val="0"/>
-                <w:i w:val="0"/>
-              </w:rPr>
-              <w:t xml:space="preserve"> / Actual: </w:t>
-            </w:r>
-            <w:r>
-              <w:rPr>
-                <w:rFonts w:ascii="Consolas" w:hAnsi="Consolas"/>
-                <w:b w:val="0"/>
-                <w:i w:val="0"/>
-                <w:sz w:val="20"/>
-              </w:rPr>
-              <w:t>No response</w:t>
+              <w:t>Input state path</w:t>
             </w:r>
           </w:p>
         </w:tc>
@@ -2666,145 +1884,108 @@
       <w:tr>
         <w:tc>
           <w:tcPr>
-            <w:tcW w:type="dxa" w:w="1680"/>
+            <w:tcW w:type="dxa" w:w="1958"/>
+            <w:vAlign w:val="center"/>
           </w:tcPr>
           <w:p>
-            <w:r/>
+            <w:pPr>
+              <w:spacing w:before="0" w:after="0"/>
+              <w:jc w:val="left"/>
+            </w:pPr>
             <w:r>
               <w:rPr>
                 <w:rFonts w:ascii="Consolas" w:hAnsi="Consolas"/>
-                <w:b w:val="0"/>
-                <w:i w:val="0"/>
-                <w:sz w:val="20"/>
+                <w:sz w:val="19"/>
+                <w:shd w:fill="F3F4F6"/>
               </w:rPr>
-              <w:t>0x0402</w:t>
+              <w:t>0x0403</w:t>
             </w:r>
           </w:p>
         </w:tc>
         <w:tc>
           <w:tcPr>
-            <w:tcW w:type="dxa" w:w="1680"/>
+            <w:tcW w:type="dxa" w:w="1958"/>
+            <w:vAlign w:val="center"/>
           </w:tcPr>
           <w:p>
-            <w:r/>
+            <w:pPr>
+              <w:spacing w:before="0" w:after="0"/>
+              <w:jc w:val="left"/>
+            </w:pPr>
             <w:r>
-              <w:rPr>
-                <w:b w:val="0"/>
-                <w:i w:val="0"/>
-              </w:rPr>
               <w:t>Digital Inputs</w:t>
             </w:r>
           </w:p>
         </w:tc>
         <w:tc>
           <w:tcPr>
-            <w:tcW w:type="dxa" w:w="1680"/>
+            <w:tcW w:type="dxa" w:w="1958"/>
+            <w:vAlign w:val="center"/>
           </w:tcPr>
           <w:p>
-            <w:r/>
+            <w:pPr>
+              <w:spacing w:before="0" w:after="0"/>
+              <w:jc w:val="left"/>
+            </w:pPr>
             <w:r>
-              <w:rPr>
-                <w:b w:val="0"/>
-                <w:i w:val="0"/>
-              </w:rPr>
-              <w:t>Fail token returned</w:t>
+              <w:t>Invalid digital-input reply</w:t>
             </w:r>
           </w:p>
         </w:tc>
         <w:tc>
           <w:tcPr>
-            <w:tcW w:type="dxa" w:w="1680"/>
+            <w:tcW w:type="dxa" w:w="1958"/>
+            <w:vAlign w:val="center"/>
           </w:tcPr>
           <w:p>
-            <w:r/>
+            <w:pPr>
+              <w:spacing w:before="0" w:after="0"/>
+              <w:jc w:val="left"/>
+            </w:pPr>
             <w:r>
               <w:rPr>
-                <w:b w:val="0"/>
-                <w:i w:val="0"/>
+                <w:rFonts w:ascii="Consolas" w:hAnsi="Consolas"/>
+                <w:sz w:val="19"/>
+                <w:shd w:fill="F3F4F6"/>
               </w:rPr>
-              <w:t xml:space="preserve">The ESP32 returns </w:t>
+              <w:t>Digital Input X</w:t>
+            </w:r>
+            <w:r>
+              <w:t xml:space="preserve">, expected </w:t>
             </w:r>
             <w:r>
               <w:rPr>
                 <w:rFonts w:ascii="Consolas" w:hAnsi="Consolas"/>
-                <w:b w:val="0"/>
-                <w:i w:val="0"/>
-                <w:sz w:val="20"/>
+                <w:sz w:val="19"/>
+                <w:shd w:fill="F3F4F6"/>
               </w:rPr>
-              <w:t>DIxFAIL</w:t>
+              <w:t>High then Low</w:t>
+            </w:r>
+            <w:r>
+              <w:t xml:space="preserve">, actual </w:t>
             </w:r>
             <w:r>
               <w:rPr>
-                <w:b w:val="0"/>
-                <w:i w:val="0"/>
+                <w:rFonts w:ascii="Consolas" w:hAnsi="Consolas"/>
+                <w:sz w:val="19"/>
+                <w:shd w:fill="F3F4F6"/>
               </w:rPr>
-              <w:t>, indicating the expected transition was not seen correctly</w:t>
+              <w:t>Invalid reply</w:t>
             </w:r>
           </w:p>
         </w:tc>
         <w:tc>
           <w:tcPr>
-            <w:tcW w:type="dxa" w:w="1680"/>
+            <w:tcW w:type="dxa" w:w="1958"/>
+            <w:vAlign w:val="center"/>
           </w:tcPr>
           <w:p>
-            <w:r/>
+            <w:pPr>
+              <w:spacing w:before="0" w:after="0"/>
+              <w:jc w:val="left"/>
+            </w:pPr>
             <w:r>
-              <w:rPr>
-                <w:rFonts w:ascii="Consolas" w:hAnsi="Consolas"/>
-                <w:b w:val="0"/>
-                <w:i w:val="0"/>
-                <w:sz w:val="20"/>
-              </w:rPr>
-              <w:t>Core/Src/di_test.c</w:t>
-            </w:r>
-          </w:p>
-        </w:tc>
-        <w:tc>
-          <w:tcPr>
-            <w:tcW w:type="dxa" w:w="1680"/>
-          </w:tcPr>
-          <w:p>
-            <w:r/>
-            <w:r>
-              <w:rPr>
-                <w:rFonts w:ascii="Consolas" w:hAnsi="Consolas"/>
-                <w:b w:val="0"/>
-                <w:i w:val="0"/>
-                <w:sz w:val="20"/>
-              </w:rPr>
-              <w:t>Digital Input &lt;channel&gt;</w:t>
-            </w:r>
-            <w:r>
-              <w:rPr>
-                <w:b w:val="0"/>
-                <w:i w:val="0"/>
-              </w:rPr>
-              <w:t xml:space="preserve"> / Expected: </w:t>
-            </w:r>
-            <w:r>
-              <w:rPr>
-                <w:rFonts w:ascii="Consolas" w:hAnsi="Consolas"/>
-                <w:b w:val="0"/>
-                <w:i w:val="0"/>
-                <w:sz w:val="20"/>
-              </w:rPr>
-              <w:t>High then Low</w:t>
-            </w:r>
-            <w:r>
-              <w:rPr>
-                <w:b w:val="0"/>
-                <w:i w:val="0"/>
-              </w:rPr>
-              <w:t xml:space="preserve"> / Actual: </w:t>
-            </w:r>
-            <w:r>
-              <w:rPr>
-                <w:rFonts w:ascii="Consolas" w:hAnsi="Consolas"/>
-                <w:b w:val="0"/>
-                <w:i w:val="0"/>
-                <w:sz w:val="20"/>
-              </w:rPr>
-              <w:t>Invalid transition</w:t>
+              <w:t>Protocol token mismatch</w:t>
             </w:r>
           </w:p>
         </w:tc>
@@ -2812,129 +1993,102 @@
       <w:tr>
         <w:tc>
           <w:tcPr>
-            <w:tcW w:type="dxa" w:w="1680"/>
+            <w:tcW w:type="dxa" w:w="1958"/>
+            <w:vAlign w:val="center"/>
+            <w:shd w:fill="F5F8FC"/>
           </w:tcPr>
           <w:p>
-            <w:r/>
+            <w:pPr>
+              <w:spacing w:before="0" w:after="0"/>
+              <w:jc w:val="left"/>
+            </w:pPr>
             <w:r>
               <w:rPr>
                 <w:rFonts w:ascii="Consolas" w:hAnsi="Consolas"/>
-                <w:b w:val="0"/>
-                <w:i w:val="0"/>
-                <w:sz w:val="20"/>
+                <w:sz w:val="19"/>
+                <w:shd w:fill="F3F4F6"/>
               </w:rPr>
-              <w:t>0x0403</w:t>
+              <w:t>0x0501</w:t>
             </w:r>
           </w:p>
         </w:tc>
         <w:tc>
           <w:tcPr>
-            <w:tcW w:type="dxa" w:w="1680"/>
+            <w:tcW w:type="dxa" w:w="1958"/>
+            <w:vAlign w:val="center"/>
+            <w:shd w:fill="F5F8FC"/>
           </w:tcPr>
           <w:p>
-            <w:r/>
+            <w:pPr>
+              <w:spacing w:before="0" w:after="0"/>
+              <w:jc w:val="left"/>
+            </w:pPr>
             <w:r>
-              <w:rPr>
-                <w:b w:val="0"/>
-                <w:i w:val="0"/>
-              </w:rPr>
-              <w:t>Digital Inputs</w:t>
+              <w:t>Analog Inputs</w:t>
             </w:r>
           </w:p>
         </w:tc>
         <w:tc>
           <w:tcPr>
-            <w:tcW w:type="dxa" w:w="1680"/>
+            <w:tcW w:type="dxa" w:w="1958"/>
+            <w:vAlign w:val="center"/>
+            <w:shd w:fill="F5F8FC"/>
           </w:tcPr>
           <w:p>
-            <w:r/>
+            <w:pPr>
+              <w:spacing w:before="0" w:after="0"/>
+              <w:jc w:val="left"/>
+            </w:pPr>
             <w:r>
-              <w:rPr>
-                <w:b w:val="0"/>
-                <w:i w:val="0"/>
-              </w:rPr>
-              <w:t>Invalid digital input reply</w:t>
+              <w:t>No analog reply</w:t>
             </w:r>
           </w:p>
         </w:tc>
         <w:tc>
           <w:tcPr>
-            <w:tcW w:type="dxa" w:w="1680"/>
+            <w:tcW w:type="dxa" w:w="1958"/>
+            <w:vAlign w:val="center"/>
+            <w:shd w:fill="F5F8FC"/>
           </w:tcPr>
           <w:p>
-            <w:r/>
+            <w:pPr>
+              <w:spacing w:before="0" w:after="0"/>
+              <w:jc w:val="left"/>
+            </w:pPr>
             <w:r>
               <w:rPr>
-                <w:b w:val="0"/>
-                <w:i w:val="0"/>
+                <w:rFonts w:ascii="Consolas" w:hAnsi="Consolas"/>
+                <w:sz w:val="19"/>
+                <w:shd w:fill="F3F4F6"/>
               </w:rPr>
-              <w:t>The reply token is malformed, wrong, or does not match the active digital input test</w:t>
+              <w:t>Analog Input X - LEVEL</w:t>
+            </w:r>
+            <w:r>
+              <w:t xml:space="preserve">, expected sample reply, actual </w:t>
+            </w:r>
+            <w:r>
+              <w:rPr>
+                <w:rFonts w:ascii="Consolas" w:hAnsi="Consolas"/>
+                <w:sz w:val="19"/>
+                <w:shd w:fill="F3F4F6"/>
+              </w:rPr>
+              <w:t>No response</w:t>
             </w:r>
           </w:p>
         </w:tc>
         <w:tc>
           <w:tcPr>
-            <w:tcW w:type="dxa" w:w="1680"/>
+            <w:tcW w:type="dxa" w:w="1958"/>
+            <w:vAlign w:val="center"/>
+            <w:shd w:fill="F5F8FC"/>
           </w:tcPr>
           <w:p>
-            <w:r/>
+            <w:pPr>
+              <w:spacing w:before="0" w:after="0"/>
+              <w:jc w:val="left"/>
+            </w:pPr>
             <w:r>
-              <w:rPr>
-                <w:rFonts w:ascii="Consolas" w:hAnsi="Consolas"/>
-                <w:b w:val="0"/>
-                <w:i w:val="0"/>
-                <w:sz w:val="20"/>
-              </w:rPr>
-              <w:t>Core/Src/di_test.c</w:t>
-            </w:r>
-          </w:p>
-        </w:tc>
-        <w:tc>
-          <w:tcPr>
-            <w:tcW w:type="dxa" w:w="1680"/>
-          </w:tcPr>
-          <w:p>
-            <w:r/>
-            <w:r>
-              <w:rPr>
-                <w:rFonts w:ascii="Consolas" w:hAnsi="Consolas"/>
-                <w:b w:val="0"/>
-                <w:i w:val="0"/>
-                <w:sz w:val="20"/>
-              </w:rPr>
-              <w:t>Digital Input &lt;channel&gt;</w:t>
-            </w:r>
-            <w:r>
-              <w:rPr>
-                <w:b w:val="0"/>
-                <w:i w:val="0"/>
-              </w:rPr>
-              <w:t xml:space="preserve"> / Expected: </w:t>
-            </w:r>
-            <w:r>
-              <w:rPr>
-                <w:rFonts w:ascii="Consolas" w:hAnsi="Consolas"/>
-                <w:b w:val="0"/>
-                <w:i w:val="0"/>
-                <w:sz w:val="20"/>
-              </w:rPr>
-              <w:t>High then Low</w:t>
-            </w:r>
-            <w:r>
-              <w:rPr>
-                <w:b w:val="0"/>
-                <w:i w:val="0"/>
-              </w:rPr>
-              <w:t xml:space="preserve"> / Actual: </w:t>
-            </w:r>
-            <w:r>
-              <w:rPr>
-                <w:rFonts w:ascii="Consolas" w:hAnsi="Consolas"/>
-                <w:b w:val="0"/>
-                <w:i w:val="0"/>
-                <w:sz w:val="20"/>
-              </w:rPr>
-              <w:t>Invalid reply</w:t>
+              <w:t>Analog route, target response</w:t>
             </w:r>
           </w:p>
         </w:tc>
@@ -2942,129 +2096,108 @@
       <w:tr>
         <w:tc>
           <w:tcPr>
-            <w:tcW w:type="dxa" w:w="1680"/>
+            <w:tcW w:type="dxa" w:w="1958"/>
+            <w:vAlign w:val="center"/>
           </w:tcPr>
           <w:p>
-            <w:r/>
+            <w:pPr>
+              <w:spacing w:before="0" w:after="0"/>
+              <w:jc w:val="left"/>
+            </w:pPr>
             <w:r>
               <w:rPr>
                 <w:rFonts w:ascii="Consolas" w:hAnsi="Consolas"/>
-                <w:b w:val="0"/>
-                <w:i w:val="0"/>
-                <w:sz w:val="20"/>
+                <w:sz w:val="19"/>
+                <w:shd w:fill="F3F4F6"/>
               </w:rPr>
-              <w:t>0x0501</w:t>
+              <w:t>0x0502</w:t>
             </w:r>
           </w:p>
         </w:tc>
         <w:tc>
           <w:tcPr>
-            <w:tcW w:type="dxa" w:w="1680"/>
+            <w:tcW w:type="dxa" w:w="1958"/>
+            <w:vAlign w:val="center"/>
           </w:tcPr>
           <w:p>
-            <w:r/>
+            <w:pPr>
+              <w:spacing w:before="0" w:after="0"/>
+              <w:jc w:val="left"/>
+            </w:pPr>
             <w:r>
-              <w:rPr>
-                <w:b w:val="0"/>
-                <w:i w:val="0"/>
-              </w:rPr>
               <w:t>Analog Inputs</w:t>
             </w:r>
           </w:p>
         </w:tc>
         <w:tc>
           <w:tcPr>
-            <w:tcW w:type="dxa" w:w="1680"/>
+            <w:tcW w:type="dxa" w:w="1958"/>
+            <w:vAlign w:val="center"/>
           </w:tcPr>
           <w:p>
-            <w:r/>
+            <w:pPr>
+              <w:spacing w:before="0" w:after="0"/>
+              <w:jc w:val="left"/>
+            </w:pPr>
             <w:r>
-              <w:rPr>
-                <w:b w:val="0"/>
-                <w:i w:val="0"/>
-              </w:rPr>
-              <w:t>No analog sample reply</w:t>
+              <w:t>Invalid analog reply</w:t>
             </w:r>
           </w:p>
         </w:tc>
         <w:tc>
           <w:tcPr>
-            <w:tcW w:type="dxa" w:w="1680"/>
+            <w:tcW w:type="dxa" w:w="1958"/>
+            <w:vAlign w:val="center"/>
           </w:tcPr>
           <w:p>
-            <w:r/>
+            <w:pPr>
+              <w:spacing w:before="0" w:after="0"/>
+              <w:jc w:val="left"/>
+            </w:pPr>
             <w:r>
               <w:rPr>
-                <w:b w:val="0"/>
-                <w:i w:val="0"/>
+                <w:rFonts w:ascii="Consolas" w:hAnsi="Consolas"/>
+                <w:sz w:val="19"/>
+                <w:shd w:fill="F3F4F6"/>
               </w:rPr>
-              <w:t>The ESP32 does not return a sample for the requested analog channel and level</w:t>
+              <w:t>Analog Input X - LEVEL</w:t>
+            </w:r>
+            <w:r>
+              <w:t xml:space="preserve">, expected </w:t>
+            </w:r>
+            <w:r>
+              <w:rPr>
+                <w:rFonts w:ascii="Consolas" w:hAnsi="Consolas"/>
+                <w:sz w:val="19"/>
+                <w:shd w:fill="F3F4F6"/>
+              </w:rPr>
+              <w:t>OK_AI...</w:t>
+            </w:r>
+            <w:r>
+              <w:t xml:space="preserve">, actual </w:t>
+            </w:r>
+            <w:r>
+              <w:rPr>
+                <w:rFonts w:ascii="Consolas" w:hAnsi="Consolas"/>
+                <w:sz w:val="19"/>
+                <w:shd w:fill="F3F4F6"/>
+              </w:rPr>
+              <w:t>Invalid reply</w:t>
             </w:r>
           </w:p>
         </w:tc>
         <w:tc>
           <w:tcPr>
-            <w:tcW w:type="dxa" w:w="1680"/>
+            <w:tcW w:type="dxa" w:w="1958"/>
+            <w:vAlign w:val="center"/>
           </w:tcPr>
           <w:p>
-            <w:r/>
+            <w:pPr>
+              <w:spacing w:before="0" w:after="0"/>
+              <w:jc w:val="left"/>
+            </w:pPr>
             <w:r>
-              <w:rPr>
-                <w:rFonts w:ascii="Consolas" w:hAnsi="Consolas"/>
-                <w:b w:val="0"/>
-                <w:i w:val="0"/>
-                <w:sz w:val="20"/>
-              </w:rPr>
-              <w:t>Core/Src/ai_test.c</w:t>
-            </w:r>
-          </w:p>
-        </w:tc>
-        <w:tc>
-          <w:tcPr>
-            <w:tcW w:type="dxa" w:w="1680"/>
-          </w:tcPr>
-          <w:p>
-            <w:r/>
-            <w:r>
-              <w:rPr>
-                <w:rFonts w:ascii="Consolas" w:hAnsi="Consolas"/>
-                <w:b w:val="0"/>
-                <w:i w:val="0"/>
-                <w:sz w:val="20"/>
-              </w:rPr>
-              <w:t>Analog Input &lt;channel&gt; - &lt;level&gt;</w:t>
-            </w:r>
-            <w:r>
-              <w:rPr>
-                <w:b w:val="0"/>
-                <w:i w:val="0"/>
-              </w:rPr>
-              <w:t xml:space="preserve"> / Expected: </w:t>
-            </w:r>
-            <w:r>
-              <w:rPr>
-                <w:rFonts w:ascii="Consolas" w:hAnsi="Consolas"/>
-                <w:b w:val="0"/>
-                <w:i w:val="0"/>
-                <w:sz w:val="20"/>
-              </w:rPr>
-              <w:t>Sample reply</w:t>
-            </w:r>
-            <w:r>
-              <w:rPr>
-                <w:b w:val="0"/>
-                <w:i w:val="0"/>
-              </w:rPr>
-              <w:t xml:space="preserve"> / Actual: </w:t>
-            </w:r>
-            <w:r>
-              <w:rPr>
-                <w:rFonts w:ascii="Consolas" w:hAnsi="Consolas"/>
-                <w:b w:val="0"/>
-                <w:i w:val="0"/>
-                <w:sz w:val="20"/>
-              </w:rPr>
-              <w:t>No response</w:t>
+              <w:t>Analog protocol token</w:t>
             </w:r>
           </w:p>
         </w:tc>
@@ -3072,138 +2205,94 @@
       <w:tr>
         <w:tc>
           <w:tcPr>
-            <w:tcW w:type="dxa" w:w="1680"/>
+            <w:tcW w:type="dxa" w:w="1958"/>
+            <w:vAlign w:val="center"/>
+            <w:shd w:fill="F5F8FC"/>
           </w:tcPr>
           <w:p>
-            <w:r/>
+            <w:pPr>
+              <w:spacing w:before="0" w:after="0"/>
+              <w:jc w:val="left"/>
+            </w:pPr>
             <w:r>
               <w:rPr>
                 <w:rFonts w:ascii="Consolas" w:hAnsi="Consolas"/>
-                <w:b w:val="0"/>
-                <w:i w:val="0"/>
-                <w:sz w:val="20"/>
+                <w:sz w:val="19"/>
+                <w:shd w:fill="F3F4F6"/>
               </w:rPr>
-              <w:t>0x0502</w:t>
+              <w:t>0x0503</w:t>
             </w:r>
           </w:p>
         </w:tc>
         <w:tc>
           <w:tcPr>
-            <w:tcW w:type="dxa" w:w="1680"/>
+            <w:tcW w:type="dxa" w:w="1958"/>
+            <w:vAlign w:val="center"/>
+            <w:shd w:fill="F5F8FC"/>
           </w:tcPr>
           <w:p>
-            <w:r/>
+            <w:pPr>
+              <w:spacing w:before="0" w:after="0"/>
+              <w:jc w:val="left"/>
+            </w:pPr>
             <w:r>
-              <w:rPr>
-                <w:b w:val="0"/>
-                <w:i w:val="0"/>
-              </w:rPr>
               <w:t>Analog Inputs</w:t>
             </w:r>
           </w:p>
         </w:tc>
         <w:tc>
           <w:tcPr>
-            <w:tcW w:type="dxa" w:w="1680"/>
+            <w:tcW w:type="dxa" w:w="1958"/>
+            <w:vAlign w:val="center"/>
+            <w:shd w:fill="F5F8FC"/>
           </w:tcPr>
           <w:p>
-            <w:r/>
+            <w:pPr>
+              <w:spacing w:before="0" w:after="0"/>
+              <w:jc w:val="left"/>
+            </w:pPr>
             <w:r>
-              <w:rPr>
-                <w:b w:val="0"/>
-                <w:i w:val="0"/>
-              </w:rPr>
-              <w:t>Invalid analog sample reply</w:t>
+              <w:t>Analog reading out of tolerance</w:t>
             </w:r>
           </w:p>
         </w:tc>
         <w:tc>
           <w:tcPr>
-            <w:tcW w:type="dxa" w:w="1680"/>
+            <w:tcW w:type="dxa" w:w="1958"/>
+            <w:vAlign w:val="center"/>
+            <w:shd w:fill="F5F8FC"/>
           </w:tcPr>
           <w:p>
-            <w:r/>
-            <w:r>
-              <w:rPr>
-                <w:b w:val="0"/>
-                <w:i w:val="0"/>
-              </w:rPr>
-              <w:t xml:space="preserve">The reply is malformed or does not match the expected prefix such as </w:t>
-            </w:r>
+            <w:pPr>
+              <w:spacing w:before="0" w:after="0"/>
+              <w:jc w:val="left"/>
+            </w:pPr>
             <w:r>
               <w:rPr>
                 <w:rFonts w:ascii="Consolas" w:hAnsi="Consolas"/>
-                <w:b w:val="0"/>
-                <w:i w:val="0"/>
-                <w:sz w:val="20"/>
+                <w:sz w:val="19"/>
+                <w:shd w:fill="F3F4F6"/>
               </w:rPr>
-              <w:t>OK_AI1_LOW:</w:t>
+              <w:t>Analog Input X - LEVEL</w:t>
+            </w:r>
+            <w:r>
+              <w:t>, expected tolerance band, actual measured value</w:t>
             </w:r>
           </w:p>
         </w:tc>
         <w:tc>
           <w:tcPr>
-            <w:tcW w:type="dxa" w:w="1680"/>
+            <w:tcW w:type="dxa" w:w="1958"/>
+            <w:vAlign w:val="center"/>
+            <w:shd w:fill="F5F8FC"/>
           </w:tcPr>
           <w:p>
-            <w:r/>
+            <w:pPr>
+              <w:spacing w:before="0" w:after="0"/>
+              <w:jc w:val="left"/>
+            </w:pPr>
             <w:r>
-              <w:rPr>
-                <w:rFonts w:ascii="Consolas" w:hAnsi="Consolas"/>
-                <w:b w:val="0"/>
-                <w:i w:val="0"/>
-                <w:sz w:val="20"/>
-              </w:rPr>
-              <w:t>Core/Src/ai_test.c</w:t>
-            </w:r>
-          </w:p>
-        </w:tc>
-        <w:tc>
-          <w:tcPr>
-            <w:tcW w:type="dxa" w:w="1680"/>
-          </w:tcPr>
-          <w:p>
-            <w:r/>
-            <w:r>
-              <w:rPr>
-                <w:rFonts w:ascii="Consolas" w:hAnsi="Consolas"/>
-                <w:b w:val="0"/>
-                <w:i w:val="0"/>
-                <w:sz w:val="20"/>
-              </w:rPr>
-              <w:t>Analog Input &lt;channel&gt; - &lt;level&gt;</w:t>
-            </w:r>
-            <w:r>
-              <w:rPr>
-                <w:b w:val="0"/>
-                <w:i w:val="0"/>
-              </w:rPr>
-              <w:t xml:space="preserve"> / Expected: </w:t>
-            </w:r>
-            <w:r>
-              <w:rPr>
-                <w:rFonts w:ascii="Consolas" w:hAnsi="Consolas"/>
-                <w:b w:val="0"/>
-                <w:i w:val="0"/>
-                <w:sz w:val="20"/>
-              </w:rPr>
-              <w:t>OK_AI&lt;channel&gt;_&lt;level&gt;:&lt;V&gt;</w:t>
-            </w:r>
-            <w:r>
-              <w:rPr>
-                <w:b w:val="0"/>
-                <w:i w:val="0"/>
-              </w:rPr>
-              <w:t xml:space="preserve"> / Actual: </w:t>
-            </w:r>
-            <w:r>
-              <w:rPr>
-                <w:rFonts w:ascii="Consolas" w:hAnsi="Consolas"/>
-                <w:b w:val="0"/>
-                <w:i w:val="0"/>
-                <w:sz w:val="20"/>
-              </w:rPr>
-              <w:t>Invalid reply</w:t>
+              <w:t>Wiring, scaling, measurement path</w:t>
             </w:r>
           </w:p>
         </w:tc>
@@ -3211,104 +2300,130 @@
       <w:tr>
         <w:tc>
           <w:tcPr>
-            <w:tcW w:type="dxa" w:w="1680"/>
+            <w:tcW w:type="dxa" w:w="1958"/>
+            <w:vAlign w:val="center"/>
           </w:tcPr>
           <w:p>
-            <w:r/>
+            <w:pPr>
+              <w:spacing w:before="0" w:after="0"/>
+              <w:jc w:val="left"/>
+            </w:pPr>
             <w:r>
               <w:rPr>
                 <w:rFonts w:ascii="Consolas" w:hAnsi="Consolas"/>
-                <w:b w:val="0"/>
-                <w:i w:val="0"/>
-                <w:sz w:val="20"/>
+                <w:sz w:val="19"/>
+                <w:shd w:fill="F3F4F6"/>
               </w:rPr>
-              <w:t>0x0503</w:t>
+              <w:t>0x0601</w:t>
             </w:r>
           </w:p>
         </w:tc>
         <w:tc>
           <w:tcPr>
-            <w:tcW w:type="dxa" w:w="1680"/>
+            <w:tcW w:type="dxa" w:w="1958"/>
+            <w:vAlign w:val="center"/>
           </w:tcPr>
           <w:p>
-            <w:r/>
+            <w:pPr>
+              <w:spacing w:before="0" w:after="0"/>
+              <w:jc w:val="left"/>
+            </w:pPr>
             <w:r>
-              <w:rPr>
-                <w:b w:val="0"/>
-                <w:i w:val="0"/>
-              </w:rPr>
-              <w:t>Analog Inputs</w:t>
+              <w:t>Outputs</w:t>
             </w:r>
           </w:p>
         </w:tc>
         <w:tc>
           <w:tcPr>
-            <w:tcW w:type="dxa" w:w="1680"/>
+            <w:tcW w:type="dxa" w:w="1958"/>
+            <w:vAlign w:val="center"/>
           </w:tcPr>
           <w:p>
-            <w:r/>
+            <w:pPr>
+              <w:spacing w:before="0" w:after="0"/>
+              <w:jc w:val="left"/>
+            </w:pPr>
             <w:r>
-              <w:rPr>
-                <w:b w:val="0"/>
-                <w:i w:val="0"/>
-              </w:rPr>
-              <w:t>Analog value out of range</w:t>
+              <w:t>No relay acknowledgment</w:t>
             </w:r>
           </w:p>
         </w:tc>
         <w:tc>
           <w:tcPr>
-            <w:tcW w:type="dxa" w:w="1680"/>
+            <w:tcW w:type="dxa" w:w="1958"/>
+            <w:vAlign w:val="center"/>
           </w:tcPr>
           <w:p>
-            <w:r/>
+            <w:pPr>
+              <w:spacing w:before="0" w:after="0"/>
+              <w:jc w:val="left"/>
+            </w:pPr>
             <w:r>
               <w:rPr>
-                <w:b w:val="0"/>
-                <w:i w:val="0"/>
+                <w:rFonts w:ascii="Consolas" w:hAnsi="Consolas"/>
+                <w:sz w:val="19"/>
+                <w:shd w:fill="F3F4F6"/>
               </w:rPr>
-              <w:t>The reply is valid, but the measured engineering value is outside the allowed tolerance band</w:t>
+              <w:t>Relay K1 ON</w:t>
+            </w:r>
+            <w:r>
+              <w:t xml:space="preserve">, </w:t>
+            </w:r>
+            <w:r>
+              <w:rPr>
+                <w:rFonts w:ascii="Consolas" w:hAnsi="Consolas"/>
+                <w:sz w:val="19"/>
+                <w:shd w:fill="F3F4F6"/>
+              </w:rPr>
+              <w:t>Relay K1 OFF</w:t>
+            </w:r>
+            <w:r>
+              <w:t xml:space="preserve">, </w:t>
+            </w:r>
+            <w:r>
+              <w:rPr>
+                <w:rFonts w:ascii="Consolas" w:hAnsi="Consolas"/>
+                <w:sz w:val="19"/>
+                <w:shd w:fill="F3F4F6"/>
+              </w:rPr>
+              <w:t>Relay K2 ON</w:t>
+            </w:r>
+            <w:r>
+              <w:t xml:space="preserve">, or </w:t>
+            </w:r>
+            <w:r>
+              <w:rPr>
+                <w:rFonts w:ascii="Consolas" w:hAnsi="Consolas"/>
+                <w:sz w:val="19"/>
+                <w:shd w:fill="F3F4F6"/>
+              </w:rPr>
+              <w:t>Relay K2 OFF</w:t>
+            </w:r>
+            <w:r>
+              <w:t xml:space="preserve"> with </w:t>
+            </w:r>
+            <w:r>
+              <w:rPr>
+                <w:rFonts w:ascii="Consolas" w:hAnsi="Consolas"/>
+                <w:sz w:val="19"/>
+                <w:shd w:fill="F3F4F6"/>
+              </w:rPr>
+              <w:t>No response</w:t>
             </w:r>
           </w:p>
         </w:tc>
         <w:tc>
           <w:tcPr>
-            <w:tcW w:type="dxa" w:w="1680"/>
+            <w:tcW w:type="dxa" w:w="1958"/>
+            <w:vAlign w:val="center"/>
           </w:tcPr>
           <w:p>
-            <w:r/>
+            <w:pPr>
+              <w:spacing w:before="0" w:after="0"/>
+              <w:jc w:val="left"/>
+            </w:pPr>
             <w:r>
-              <w:rPr>
-                <w:rFonts w:ascii="Consolas" w:hAnsi="Consolas"/>
-                <w:b w:val="0"/>
-                <w:i w:val="0"/>
-                <w:sz w:val="20"/>
-              </w:rPr>
-              <w:t>Core/Src/ai_test.c</w:t>
-            </w:r>
-          </w:p>
-        </w:tc>
-        <w:tc>
-          <w:tcPr>
-            <w:tcW w:type="dxa" w:w="1680"/>
-          </w:tcPr>
-          <w:p>
-            <w:r/>
-            <w:r>
-              <w:rPr>
-                <w:rFonts w:ascii="Consolas" w:hAnsi="Consolas"/>
-                <w:b w:val="0"/>
-                <w:i w:val="0"/>
-                <w:sz w:val="20"/>
-              </w:rPr>
-              <w:t>Analog Input &lt;channel&gt; - &lt;level&gt;</w:t>
-            </w:r>
-            <w:r>
-              <w:rPr>
-                <w:b w:val="0"/>
-                <w:i w:val="0"/>
-              </w:rPr>
-              <w:t xml:space="preserve"> / Expected: formatted tolerance band / Actual: formatted measured value</w:t>
+              <w:t>Relay command path</w:t>
             </w:r>
           </w:p>
         </w:tc>
@@ -3316,186 +2431,94 @@
       <w:tr>
         <w:tc>
           <w:tcPr>
-            <w:tcW w:type="dxa" w:w="1680"/>
+            <w:tcW w:type="dxa" w:w="1958"/>
+            <w:vAlign w:val="center"/>
+            <w:shd w:fill="F5F8FC"/>
           </w:tcPr>
           <w:p>
-            <w:r/>
+            <w:pPr>
+              <w:spacing w:before="0" w:after="0"/>
+              <w:jc w:val="left"/>
+            </w:pPr>
             <w:r>
               <w:rPr>
                 <w:rFonts w:ascii="Consolas" w:hAnsi="Consolas"/>
-                <w:b w:val="0"/>
-                <w:i w:val="0"/>
-                <w:sz w:val="20"/>
+                <w:sz w:val="19"/>
+                <w:shd w:fill="F3F4F6"/>
               </w:rPr>
-              <w:t>0x0601</w:t>
+              <w:t>0x0602</w:t>
             </w:r>
           </w:p>
         </w:tc>
         <w:tc>
           <w:tcPr>
-            <w:tcW w:type="dxa" w:w="1680"/>
+            <w:tcW w:type="dxa" w:w="1958"/>
+            <w:vAlign w:val="center"/>
+            <w:shd w:fill="F5F8FC"/>
           </w:tcPr>
           <w:p>
-            <w:r/>
+            <w:pPr>
+              <w:spacing w:before="0" w:after="0"/>
+              <w:jc w:val="left"/>
+            </w:pPr>
             <w:r>
-              <w:rPr>
-                <w:b w:val="0"/>
-                <w:i w:val="0"/>
-              </w:rPr>
               <w:t>Outputs</w:t>
             </w:r>
           </w:p>
         </w:tc>
         <w:tc>
           <w:tcPr>
-            <w:tcW w:type="dxa" w:w="1680"/>
+            <w:tcW w:type="dxa" w:w="1958"/>
+            <w:vAlign w:val="center"/>
+            <w:shd w:fill="F5F8FC"/>
           </w:tcPr>
           <w:p>
-            <w:r/>
+            <w:pPr>
+              <w:spacing w:before="0" w:after="0"/>
+              <w:jc w:val="left"/>
+            </w:pPr>
             <w:r>
-              <w:rPr>
-                <w:b w:val="0"/>
-                <w:i w:val="0"/>
-              </w:rPr>
-              <w:t>No relay acknowledgment</w:t>
+              <w:t>Invalid relay acknowledgment</w:t>
             </w:r>
           </w:p>
         </w:tc>
         <w:tc>
           <w:tcPr>
-            <w:tcW w:type="dxa" w:w="1680"/>
+            <w:tcW w:type="dxa" w:w="1958"/>
+            <w:vAlign w:val="center"/>
+            <w:shd w:fill="F5F8FC"/>
           </w:tcPr>
           <w:p>
-            <w:r/>
+            <w:pPr>
+              <w:spacing w:before="0" w:after="0"/>
+              <w:jc w:val="left"/>
+            </w:pPr>
             <w:r>
-              <w:rPr>
-                <w:b w:val="0"/>
-                <w:i w:val="0"/>
-              </w:rPr>
-              <w:t xml:space="preserve">The active relay command does not receive an acknowledgment token such as </w:t>
+              <w:t xml:space="preserve">Relay step with </w:t>
             </w:r>
             <w:r>
               <w:rPr>
                 <w:rFonts w:ascii="Consolas" w:hAnsi="Consolas"/>
-                <w:b w:val="0"/>
-                <w:i w:val="0"/>
-                <w:sz w:val="20"/>
+                <w:sz w:val="19"/>
+                <w:shd w:fill="F3F4F6"/>
               </w:rPr>
-              <w:t>OK_K1_ON</w:t>
+              <w:t>Invalid reply</w:t>
             </w:r>
           </w:p>
         </w:tc>
         <w:tc>
           <w:tcPr>
-            <w:tcW w:type="dxa" w:w="1680"/>
+            <w:tcW w:type="dxa" w:w="1958"/>
+            <w:vAlign w:val="center"/>
+            <w:shd w:fill="F5F8FC"/>
           </w:tcPr>
           <w:p>
-            <w:r/>
+            <w:pPr>
+              <w:spacing w:before="0" w:after="0"/>
+              <w:jc w:val="left"/>
+            </w:pPr>
             <w:r>
-              <w:rPr>
-                <w:rFonts w:ascii="Consolas" w:hAnsi="Consolas"/>
-                <w:b w:val="0"/>
-                <w:i w:val="0"/>
-                <w:sz w:val="20"/>
-              </w:rPr>
-              <w:t>Core/Src/output_test.c</w:t>
-            </w:r>
-          </w:p>
-        </w:tc>
-        <w:tc>
-          <w:tcPr>
-            <w:tcW w:type="dxa" w:w="1680"/>
-          </w:tcPr>
-          <w:p>
-            <w:r/>
-            <w:r>
-              <w:rPr>
-                <w:rFonts w:ascii="Consolas" w:hAnsi="Consolas"/>
-                <w:b w:val="0"/>
-                <w:i w:val="0"/>
-                <w:sz w:val="20"/>
-              </w:rPr>
-              <w:t>Relay K1 ON</w:t>
-            </w:r>
-            <w:r>
-              <w:rPr>
-                <w:b w:val="0"/>
-                <w:i w:val="0"/>
-              </w:rPr>
-              <w:t xml:space="preserve">, </w:t>
-            </w:r>
-            <w:r>
-              <w:rPr>
-                <w:rFonts w:ascii="Consolas" w:hAnsi="Consolas"/>
-                <w:b w:val="0"/>
-                <w:i w:val="0"/>
-                <w:sz w:val="20"/>
-              </w:rPr>
-              <w:t>Relay K1 OFF</w:t>
-            </w:r>
-            <w:r>
-              <w:rPr>
-                <w:b w:val="0"/>
-                <w:i w:val="0"/>
-              </w:rPr>
-              <w:t xml:space="preserve">, </w:t>
-            </w:r>
-            <w:r>
-              <w:rPr>
-                <w:rFonts w:ascii="Consolas" w:hAnsi="Consolas"/>
-                <w:b w:val="0"/>
-                <w:i w:val="0"/>
-                <w:sz w:val="20"/>
-              </w:rPr>
-              <w:t>Relay K2 ON</w:t>
-            </w:r>
-            <w:r>
-              <w:rPr>
-                <w:b w:val="0"/>
-                <w:i w:val="0"/>
-              </w:rPr>
-              <w:t xml:space="preserve">, or </w:t>
-            </w:r>
-            <w:r>
-              <w:rPr>
-                <w:rFonts w:ascii="Consolas" w:hAnsi="Consolas"/>
-                <w:b w:val="0"/>
-                <w:i w:val="0"/>
-                <w:sz w:val="20"/>
-              </w:rPr>
-              <w:t>Relay K2 OFF</w:t>
-            </w:r>
-            <w:r>
-              <w:rPr>
-                <w:b w:val="0"/>
-                <w:i w:val="0"/>
-              </w:rPr>
-              <w:t xml:space="preserve"> / Expected: matching </w:t>
-            </w:r>
-            <w:r>
-              <w:rPr>
-                <w:rFonts w:ascii="Consolas" w:hAnsi="Consolas"/>
-                <w:b w:val="0"/>
-                <w:i w:val="0"/>
-                <w:sz w:val="20"/>
-              </w:rPr>
-              <w:t>OK_Kx_*</w:t>
-            </w:r>
-            <w:r>
-              <w:rPr>
-                <w:b w:val="0"/>
-                <w:i w:val="0"/>
-              </w:rPr>
-              <w:t xml:space="preserve"> token / Actual: </w:t>
-            </w:r>
-            <w:r>
-              <w:rPr>
-                <w:rFonts w:ascii="Consolas" w:hAnsi="Consolas"/>
-                <w:b w:val="0"/>
-                <w:i w:val="0"/>
-                <w:sz w:val="20"/>
-              </w:rPr>
-              <w:t>No response</w:t>
+              <w:t>Relay protocol token</w:t>
             </w:r>
           </w:p>
         </w:tc>
@@ -3503,177 +2526,81 @@
       <w:tr>
         <w:tc>
           <w:tcPr>
-            <w:tcW w:type="dxa" w:w="1680"/>
+            <w:tcW w:type="dxa" w:w="1958"/>
+            <w:vAlign w:val="center"/>
           </w:tcPr>
           <w:p>
-            <w:r/>
+            <w:pPr>
+              <w:spacing w:before="0" w:after="0"/>
+              <w:jc w:val="left"/>
+            </w:pPr>
             <w:r>
               <w:rPr>
                 <w:rFonts w:ascii="Consolas" w:hAnsi="Consolas"/>
-                <w:b w:val="0"/>
-                <w:i w:val="0"/>
-                <w:sz w:val="20"/>
+                <w:sz w:val="19"/>
+                <w:shd w:fill="F3F4F6"/>
               </w:rPr>
-              <w:t>0x0602</w:t>
+              <w:t>0x0603</w:t>
             </w:r>
           </w:p>
         </w:tc>
         <w:tc>
           <w:tcPr>
-            <w:tcW w:type="dxa" w:w="1680"/>
+            <w:tcW w:type="dxa" w:w="1958"/>
+            <w:vAlign w:val="center"/>
           </w:tcPr>
           <w:p>
-            <w:r/>
+            <w:pPr>
+              <w:spacing w:before="0" w:after="0"/>
+              <w:jc w:val="left"/>
+            </w:pPr>
             <w:r>
-              <w:rPr>
-                <w:b w:val="0"/>
-                <w:i w:val="0"/>
-              </w:rPr>
               <w:t>Outputs</w:t>
             </w:r>
           </w:p>
         </w:tc>
         <w:tc>
           <w:tcPr>
-            <w:tcW w:type="dxa" w:w="1680"/>
+            <w:tcW w:type="dxa" w:w="1958"/>
+            <w:vAlign w:val="center"/>
           </w:tcPr>
           <w:p>
-            <w:r/>
+            <w:pPr>
+              <w:spacing w:before="0" w:after="0"/>
+              <w:jc w:val="left"/>
+            </w:pPr>
             <w:r>
-              <w:rPr>
-                <w:b w:val="0"/>
-                <w:i w:val="0"/>
-              </w:rPr>
-              <w:t>Invalid relay acknowledgment</w:t>
+              <w:t>Relay state mismatch</w:t>
             </w:r>
           </w:p>
         </w:tc>
         <w:tc>
           <w:tcPr>
-            <w:tcW w:type="dxa" w:w="1680"/>
+            <w:tcW w:type="dxa" w:w="1958"/>
+            <w:vAlign w:val="center"/>
           </w:tcPr>
           <w:p>
-            <w:r/>
+            <w:pPr>
+              <w:spacing w:before="0" w:after="0"/>
+              <w:jc w:val="left"/>
+            </w:pPr>
             <w:r>
-              <w:rPr>
-                <w:b w:val="0"/>
-                <w:i w:val="0"/>
-              </w:rPr>
-              <w:t>A relay reply is received, but it does not match the expected token for the active phase</w:t>
+              <w:t>Relay step with expected NO/NC state vs actual state</w:t>
             </w:r>
           </w:p>
         </w:tc>
         <w:tc>
           <w:tcPr>
-            <w:tcW w:type="dxa" w:w="1680"/>
+            <w:tcW w:type="dxa" w:w="1958"/>
+            <w:vAlign w:val="center"/>
           </w:tcPr>
           <w:p>
-            <w:r/>
+            <w:pPr>
+              <w:spacing w:before="0" w:after="0"/>
+              <w:jc w:val="left"/>
+            </w:pPr>
             <w:r>
-              <w:rPr>
-                <w:rFonts w:ascii="Consolas" w:hAnsi="Consolas"/>
-                <w:b w:val="0"/>
-                <w:i w:val="0"/>
-                <w:sz w:val="20"/>
-              </w:rPr>
-              <w:t>Core/Src/output_test.c</w:t>
-            </w:r>
-          </w:p>
-        </w:tc>
-        <w:tc>
-          <w:tcPr>
-            <w:tcW w:type="dxa" w:w="1680"/>
-          </w:tcPr>
-          <w:p>
-            <w:r/>
-            <w:r>
-              <w:rPr>
-                <w:rFonts w:ascii="Consolas" w:hAnsi="Consolas"/>
-                <w:b w:val="0"/>
-                <w:i w:val="0"/>
-                <w:sz w:val="20"/>
-              </w:rPr>
-              <w:t>Relay K1 ON</w:t>
-            </w:r>
-            <w:r>
-              <w:rPr>
-                <w:b w:val="0"/>
-                <w:i w:val="0"/>
-              </w:rPr>
-              <w:t xml:space="preserve">, </w:t>
-            </w:r>
-            <w:r>
-              <w:rPr>
-                <w:rFonts w:ascii="Consolas" w:hAnsi="Consolas"/>
-                <w:b w:val="0"/>
-                <w:i w:val="0"/>
-                <w:sz w:val="20"/>
-              </w:rPr>
-              <w:t>Relay K1 OFF</w:t>
-            </w:r>
-            <w:r>
-              <w:rPr>
-                <w:b w:val="0"/>
-                <w:i w:val="0"/>
-              </w:rPr>
-              <w:t xml:space="preserve">, </w:t>
-            </w:r>
-            <w:r>
-              <w:rPr>
-                <w:rFonts w:ascii="Consolas" w:hAnsi="Consolas"/>
-                <w:b w:val="0"/>
-                <w:i w:val="0"/>
-                <w:sz w:val="20"/>
-              </w:rPr>
-              <w:t>Relay K2 ON</w:t>
-            </w:r>
-            <w:r>
-              <w:rPr>
-                <w:b w:val="0"/>
-                <w:i w:val="0"/>
-              </w:rPr>
-              <w:t xml:space="preserve">, or </w:t>
-            </w:r>
-            <w:r>
-              <w:rPr>
-                <w:rFonts w:ascii="Consolas" w:hAnsi="Consolas"/>
-                <w:b w:val="0"/>
-                <w:i w:val="0"/>
-                <w:sz w:val="20"/>
-              </w:rPr>
-              <w:t>Relay K2 OFF</w:t>
-            </w:r>
-            <w:r>
-              <w:rPr>
-                <w:b w:val="0"/>
-                <w:i w:val="0"/>
-              </w:rPr>
-              <w:t xml:space="preserve"> / Expected: matching </w:t>
-            </w:r>
-            <w:r>
-              <w:rPr>
-                <w:rFonts w:ascii="Consolas" w:hAnsi="Consolas"/>
-                <w:b w:val="0"/>
-                <w:i w:val="0"/>
-                <w:sz w:val="20"/>
-              </w:rPr>
-              <w:t>OK_Kx_*</w:t>
-            </w:r>
-            <w:r>
-              <w:rPr>
-                <w:b w:val="0"/>
-                <w:i w:val="0"/>
-              </w:rPr>
-              <w:t xml:space="preserve"> token / Actual: </w:t>
-            </w:r>
-            <w:r>
-              <w:rPr>
-                <w:rFonts w:ascii="Consolas" w:hAnsi="Consolas"/>
-                <w:b w:val="0"/>
-                <w:i w:val="0"/>
-                <w:sz w:val="20"/>
-              </w:rPr>
-              <w:t>Invalid reply</w:t>
+              <w:t>Relay readback wiring</w:t>
             </w:r>
           </w:p>
         </w:tc>
@@ -3681,152 +2608,94 @@
       <w:tr>
         <w:tc>
           <w:tcPr>
-            <w:tcW w:type="dxa" w:w="1680"/>
+            <w:tcW w:type="dxa" w:w="1958"/>
+            <w:vAlign w:val="center"/>
+            <w:shd w:fill="F5F8FC"/>
           </w:tcPr>
           <w:p>
-            <w:r/>
+            <w:pPr>
+              <w:spacing w:before="0" w:after="0"/>
+              <w:jc w:val="left"/>
+            </w:pPr>
             <w:r>
               <w:rPr>
                 <w:rFonts w:ascii="Consolas" w:hAnsi="Consolas"/>
-                <w:b w:val="0"/>
-                <w:i w:val="0"/>
-                <w:sz w:val="20"/>
+                <w:sz w:val="19"/>
+                <w:shd w:fill="F3F4F6"/>
               </w:rPr>
-              <w:t>0x0603</w:t>
+              <w:t>0x0701</w:t>
             </w:r>
           </w:p>
         </w:tc>
         <w:tc>
           <w:tcPr>
-            <w:tcW w:type="dxa" w:w="1680"/>
+            <w:tcW w:type="dxa" w:w="1958"/>
+            <w:vAlign w:val="center"/>
+            <w:shd w:fill="F5F8FC"/>
           </w:tcPr>
           <w:p>
-            <w:r/>
+            <w:pPr>
+              <w:spacing w:before="0" w:after="0"/>
+              <w:jc w:val="left"/>
+            </w:pPr>
             <w:r>
-              <w:rPr>
-                <w:b w:val="0"/>
-                <w:i w:val="0"/>
-              </w:rPr>
-              <w:t>Outputs</w:t>
+              <w:t>Buttons / LEDs</w:t>
             </w:r>
           </w:p>
         </w:tc>
         <w:tc>
           <w:tcPr>
-            <w:tcW w:type="dxa" w:w="1680"/>
+            <w:tcW w:type="dxa" w:w="1958"/>
+            <w:vAlign w:val="center"/>
+            <w:shd w:fill="F5F8FC"/>
           </w:tcPr>
           <w:p>
-            <w:r/>
+            <w:pPr>
+              <w:spacing w:before="0" w:after="0"/>
+              <w:jc w:val="left"/>
+            </w:pPr>
             <w:r>
-              <w:rPr>
-                <w:b w:val="0"/>
-                <w:i w:val="0"/>
-              </w:rPr>
-              <w:t>Relay state mismatch</w:t>
+              <w:t>No acknowledgment during button or LED stage</w:t>
             </w:r>
           </w:p>
         </w:tc>
         <w:tc>
           <w:tcPr>
-            <w:tcW w:type="dxa" w:w="1680"/>
+            <w:tcW w:type="dxa" w:w="1958"/>
+            <w:vAlign w:val="center"/>
+            <w:shd w:fill="F5F8FC"/>
           </w:tcPr>
           <w:p>
-            <w:r/>
+            <w:pPr>
+              <w:spacing w:before="0" w:after="0"/>
+              <w:jc w:val="left"/>
+            </w:pPr>
+            <w:r>
+              <w:t xml:space="preserve">Button or LED step with </w:t>
+            </w:r>
             <w:r>
               <w:rPr>
-                <w:b w:val="0"/>
-                <w:i w:val="0"/>
+                <w:rFonts w:ascii="Consolas" w:hAnsi="Consolas"/>
+                <w:sz w:val="19"/>
+                <w:shd w:fill="F3F4F6"/>
               </w:rPr>
-              <w:t>The relay readback does not match the expected NO or NC state for the commanded phase</w:t>
+              <w:t>No response</w:t>
             </w:r>
           </w:p>
         </w:tc>
         <w:tc>
           <w:tcPr>
-            <w:tcW w:type="dxa" w:w="1680"/>
+            <w:tcW w:type="dxa" w:w="1958"/>
+            <w:vAlign w:val="center"/>
+            <w:shd w:fill="F5F8FC"/>
           </w:tcPr>
           <w:p>
-            <w:r/>
+            <w:pPr>
+              <w:spacing w:before="0" w:after="0"/>
+              <w:jc w:val="left"/>
+            </w:pPr>
             <w:r>
-              <w:rPr>
-                <w:rFonts w:ascii="Consolas" w:hAnsi="Consolas"/>
-                <w:b w:val="0"/>
-                <w:i w:val="0"/>
-                <w:sz w:val="20"/>
-              </w:rPr>
-              <w:t>Core/Src/output_test.c</w:t>
-            </w:r>
-          </w:p>
-        </w:tc>
-        <w:tc>
-          <w:tcPr>
-            <w:tcW w:type="dxa" w:w="1680"/>
-          </w:tcPr>
-          <w:p>
-            <w:r/>
-            <w:r>
-              <w:rPr>
-                <w:rFonts w:ascii="Consolas" w:hAnsi="Consolas"/>
-                <w:b w:val="0"/>
-                <w:i w:val="0"/>
-                <w:sz w:val="20"/>
-              </w:rPr>
-              <w:t>Relay K1 ON</w:t>
-            </w:r>
-            <w:r>
-              <w:rPr>
-                <w:b w:val="0"/>
-                <w:i w:val="0"/>
-              </w:rPr>
-              <w:t xml:space="preserve">, </w:t>
-            </w:r>
-            <w:r>
-              <w:rPr>
-                <w:rFonts w:ascii="Consolas" w:hAnsi="Consolas"/>
-                <w:b w:val="0"/>
-                <w:i w:val="0"/>
-                <w:sz w:val="20"/>
-              </w:rPr>
-              <w:t>Relay K1 OFF</w:t>
-            </w:r>
-            <w:r>
-              <w:rPr>
-                <w:b w:val="0"/>
-                <w:i w:val="0"/>
-              </w:rPr>
-              <w:t xml:space="preserve">, </w:t>
-            </w:r>
-            <w:r>
-              <w:rPr>
-                <w:rFonts w:ascii="Consolas" w:hAnsi="Consolas"/>
-                <w:b w:val="0"/>
-                <w:i w:val="0"/>
-                <w:sz w:val="20"/>
-              </w:rPr>
-              <w:t>Relay K2 ON</w:t>
-            </w:r>
-            <w:r>
-              <w:rPr>
-                <w:b w:val="0"/>
-                <w:i w:val="0"/>
-              </w:rPr>
-              <w:t xml:space="preserve">, or </w:t>
-            </w:r>
-            <w:r>
-              <w:rPr>
-                <w:rFonts w:ascii="Consolas" w:hAnsi="Consolas"/>
-                <w:b w:val="0"/>
-                <w:i w:val="0"/>
-                <w:sz w:val="20"/>
-              </w:rPr>
-              <w:t>Relay K2 OFF</w:t>
-            </w:r>
-            <w:r>
-              <w:rPr>
-                <w:b w:val="0"/>
-                <w:i w:val="0"/>
-              </w:rPr>
-              <w:t xml:space="preserve"> / Expected: commanded readback state / Actual: measured readback state</w:t>
+              <w:t>Button/LED interface, target reply</w:t>
             </w:r>
           </w:p>
         </w:tc>
@@ -3834,168 +2703,89 @@
       <w:tr>
         <w:tc>
           <w:tcPr>
-            <w:tcW w:type="dxa" w:w="1680"/>
+            <w:tcW w:type="dxa" w:w="1958"/>
+            <w:vAlign w:val="center"/>
           </w:tcPr>
           <w:p>
-            <w:r/>
+            <w:pPr>
+              <w:spacing w:before="0" w:after="0"/>
+              <w:jc w:val="left"/>
+            </w:pPr>
             <w:r>
               <w:rPr>
                 <w:rFonts w:ascii="Consolas" w:hAnsi="Consolas"/>
-                <w:b w:val="0"/>
-                <w:i w:val="0"/>
-                <w:sz w:val="20"/>
+                <w:sz w:val="19"/>
+                <w:shd w:fill="F3F4F6"/>
               </w:rPr>
-              <w:t>0x0701</w:t>
+              <w:t>0x0702</w:t>
             </w:r>
           </w:p>
         </w:tc>
         <w:tc>
           <w:tcPr>
-            <w:tcW w:type="dxa" w:w="1680"/>
+            <w:tcW w:type="dxa" w:w="1958"/>
+            <w:vAlign w:val="center"/>
           </w:tcPr>
           <w:p>
-            <w:r/>
+            <w:pPr>
+              <w:spacing w:before="0" w:after="0"/>
+              <w:jc w:val="left"/>
+            </w:pPr>
             <w:r>
-              <w:rPr>
-                <w:b w:val="0"/>
-                <w:i w:val="0"/>
-              </w:rPr>
               <w:t>Buttons / LEDs</w:t>
             </w:r>
           </w:p>
         </w:tc>
         <w:tc>
           <w:tcPr>
-            <w:tcW w:type="dxa" w:w="1680"/>
+            <w:tcW w:type="dxa" w:w="1958"/>
+            <w:vAlign w:val="center"/>
           </w:tcPr>
           <w:p>
-            <w:r/>
+            <w:pPr>
+              <w:spacing w:before="0" w:after="0"/>
+              <w:jc w:val="left"/>
+            </w:pPr>
             <w:r>
-              <w:rPr>
-                <w:b w:val="0"/>
-                <w:i w:val="0"/>
-              </w:rPr>
-              <w:t>No acknowledgment during button or LED control</w:t>
+              <w:t>Invalid acknowledgment during button or LED stage</w:t>
             </w:r>
           </w:p>
         </w:tc>
         <w:tc>
           <w:tcPr>
-            <w:tcW w:type="dxa" w:w="1680"/>
+            <w:tcW w:type="dxa" w:w="1958"/>
+            <w:vAlign w:val="center"/>
           </w:tcPr>
           <w:p>
-            <w:r/>
+            <w:pPr>
+              <w:spacing w:before="0" w:after="0"/>
+              <w:jc w:val="left"/>
+            </w:pPr>
+            <w:r>
+              <w:t xml:space="preserve">Button or LED step with </w:t>
+            </w:r>
             <w:r>
               <w:rPr>
-                <w:b w:val="0"/>
-                <w:i w:val="0"/>
+                <w:rFonts w:ascii="Consolas" w:hAnsi="Consolas"/>
+                <w:sz w:val="19"/>
+                <w:shd w:fill="F3F4F6"/>
               </w:rPr>
-              <w:t>The ESP32 does not acknowledge the active button or LED step</w:t>
+              <w:t>Invalid reply</w:t>
             </w:r>
           </w:p>
         </w:tc>
         <w:tc>
           <w:tcPr>
-            <w:tcW w:type="dxa" w:w="1680"/>
+            <w:tcW w:type="dxa" w:w="1958"/>
+            <w:vAlign w:val="center"/>
           </w:tcPr>
           <w:p>
-            <w:r/>
+            <w:pPr>
+              <w:spacing w:before="0" w:after="0"/>
+              <w:jc w:val="left"/>
+            </w:pPr>
             <w:r>
-              <w:rPr>
-                <w:rFonts w:ascii="Consolas" w:hAnsi="Consolas"/>
-                <w:b w:val="0"/>
-                <w:i w:val="0"/>
-                <w:sz w:val="20"/>
-              </w:rPr>
-              <w:t>Core/Src/button_led_test.c</w:t>
-            </w:r>
-          </w:p>
-        </w:tc>
-        <w:tc>
-          <w:tcPr>
-            <w:tcW w:type="dxa" w:w="1680"/>
-          </w:tcPr>
-          <w:p>
-            <w:r/>
-            <w:r>
-              <w:rPr>
-                <w:b w:val="0"/>
-                <w:i w:val="0"/>
-              </w:rPr>
-              <w:t xml:space="preserve">Step name varies, for example </w:t>
-            </w:r>
-            <w:r>
-              <w:rPr>
-                <w:rFonts w:ascii="Consolas" w:hAnsi="Consolas"/>
-                <w:b w:val="0"/>
-                <w:i w:val="0"/>
-                <w:sz w:val="20"/>
-              </w:rPr>
-              <w:t>USR_0 Press</w:t>
-            </w:r>
-            <w:r>
-              <w:rPr>
-                <w:b w:val="0"/>
-                <w:i w:val="0"/>
-              </w:rPr>
-              <w:t xml:space="preserve">, </w:t>
-            </w:r>
-            <w:r>
-              <w:rPr>
-                <w:rFonts w:ascii="Consolas" w:hAnsi="Consolas"/>
-                <w:b w:val="0"/>
-                <w:i w:val="0"/>
-                <w:sz w:val="20"/>
-              </w:rPr>
-              <w:t>PNL_1 Release</w:t>
-            </w:r>
-            <w:r>
-              <w:rPr>
-                <w:b w:val="0"/>
-                <w:i w:val="0"/>
-              </w:rPr>
-              <w:t xml:space="preserve">, or </w:t>
-            </w:r>
-            <w:r>
-              <w:rPr>
-                <w:rFonts w:ascii="Consolas" w:hAnsi="Consolas"/>
-                <w:b w:val="0"/>
-                <w:i w:val="0"/>
-                <w:sz w:val="20"/>
-              </w:rPr>
-              <w:t>LED Begin</w:t>
-            </w:r>
-            <w:r>
-              <w:rPr>
-                <w:b w:val="0"/>
-                <w:i w:val="0"/>
-              </w:rPr>
-              <w:t xml:space="preserve"> / Expected: active token or </w:t>
-            </w:r>
-            <w:r>
-              <w:rPr>
-                <w:rFonts w:ascii="Consolas" w:hAnsi="Consolas"/>
-                <w:b w:val="0"/>
-                <w:i w:val="0"/>
-                <w:sz w:val="20"/>
-              </w:rPr>
-              <w:t>Pressed and released</w:t>
-            </w:r>
-            <w:r>
-              <w:rPr>
-                <w:b w:val="0"/>
-                <w:i w:val="0"/>
-              </w:rPr>
-              <w:t xml:space="preserve"> / Actual: </w:t>
-            </w:r>
-            <w:r>
-              <w:rPr>
-                <w:rFonts w:ascii="Consolas" w:hAnsi="Consolas"/>
-                <w:b w:val="0"/>
-                <w:i w:val="0"/>
-                <w:sz w:val="20"/>
-              </w:rPr>
-              <w:t>No response</w:t>
+              <w:t>Button/LED protocol token</w:t>
             </w:r>
           </w:p>
         </w:tc>
@@ -4003,168 +2793,113 @@
       <w:tr>
         <w:tc>
           <w:tcPr>
-            <w:tcW w:type="dxa" w:w="1680"/>
+            <w:tcW w:type="dxa" w:w="1958"/>
+            <w:vAlign w:val="center"/>
+            <w:shd w:fill="F5F8FC"/>
           </w:tcPr>
           <w:p>
-            <w:r/>
+            <w:pPr>
+              <w:spacing w:before="0" w:after="0"/>
+              <w:jc w:val="left"/>
+            </w:pPr>
             <w:r>
               <w:rPr>
                 <w:rFonts w:ascii="Consolas" w:hAnsi="Consolas"/>
-                <w:b w:val="0"/>
-                <w:i w:val="0"/>
-                <w:sz w:val="20"/>
+                <w:sz w:val="19"/>
+                <w:shd w:fill="F3F4F6"/>
               </w:rPr>
-              <w:t>0x0702</w:t>
+              <w:t>0x0703</w:t>
             </w:r>
           </w:p>
         </w:tc>
         <w:tc>
           <w:tcPr>
-            <w:tcW w:type="dxa" w:w="1680"/>
+            <w:tcW w:type="dxa" w:w="1958"/>
+            <w:vAlign w:val="center"/>
+            <w:shd w:fill="F5F8FC"/>
           </w:tcPr>
           <w:p>
-            <w:r/>
+            <w:pPr>
+              <w:spacing w:before="0" w:after="0"/>
+              <w:jc w:val="left"/>
+            </w:pPr>
             <w:r>
-              <w:rPr>
-                <w:b w:val="0"/>
-                <w:i w:val="0"/>
-              </w:rPr>
               <w:t>Buttons / LEDs</w:t>
             </w:r>
           </w:p>
         </w:tc>
         <w:tc>
           <w:tcPr>
-            <w:tcW w:type="dxa" w:w="1680"/>
+            <w:tcW w:type="dxa" w:w="1958"/>
+            <w:vAlign w:val="center"/>
+            <w:shd w:fill="F5F8FC"/>
           </w:tcPr>
           <w:p>
-            <w:r/>
+            <w:pPr>
+              <w:spacing w:before="0" w:after="0"/>
+              <w:jc w:val="left"/>
+            </w:pPr>
             <w:r>
-              <w:rPr>
-                <w:b w:val="0"/>
-                <w:i w:val="0"/>
-              </w:rPr>
-              <w:t>Invalid acknowledgment during button or LED control</w:t>
+              <w:t>Operator rejected LED visual check</w:t>
             </w:r>
           </w:p>
         </w:tc>
         <w:tc>
           <w:tcPr>
-            <w:tcW w:type="dxa" w:w="1680"/>
+            <w:tcW w:type="dxa" w:w="1958"/>
+            <w:vAlign w:val="center"/>
+            <w:shd w:fill="F5F8FC"/>
           </w:tcPr>
           <w:p>
-            <w:r/>
+            <w:pPr>
+              <w:spacing w:before="0" w:after="0"/>
+              <w:jc w:val="left"/>
+            </w:pPr>
             <w:r>
               <w:rPr>
-                <w:b w:val="0"/>
-                <w:i w:val="0"/>
+                <w:rFonts w:ascii="Consolas" w:hAnsi="Consolas"/>
+                <w:sz w:val="19"/>
+                <w:shd w:fill="F3F4F6"/>
               </w:rPr>
-              <w:t>A reply is received, but it is malformed or does not match the active step</w:t>
+              <w:t>LED Visual Check</w:t>
+            </w:r>
+            <w:r>
+              <w:t xml:space="preserve">, expected </w:t>
+            </w:r>
+            <w:r>
+              <w:rPr>
+                <w:rFonts w:ascii="Consolas" w:hAnsi="Consolas"/>
+                <w:sz w:val="19"/>
+                <w:shd w:fill="F3F4F6"/>
+              </w:rPr>
+              <w:t>Operator pressed GOOD</w:t>
+            </w:r>
+            <w:r>
+              <w:t xml:space="preserve">, actual </w:t>
+            </w:r>
+            <w:r>
+              <w:rPr>
+                <w:rFonts w:ascii="Consolas" w:hAnsi="Consolas"/>
+                <w:sz w:val="19"/>
+                <w:shd w:fill="F3F4F6"/>
+              </w:rPr>
+              <w:t>Operator pressed BAD</w:t>
             </w:r>
           </w:p>
         </w:tc>
         <w:tc>
           <w:tcPr>
-            <w:tcW w:type="dxa" w:w="1680"/>
+            <w:tcW w:type="dxa" w:w="1958"/>
+            <w:vAlign w:val="center"/>
+            <w:shd w:fill="F5F8FC"/>
           </w:tcPr>
           <w:p>
-            <w:r/>
+            <w:pPr>
+              <w:spacing w:before="0" w:after="0"/>
+              <w:jc w:val="left"/>
+            </w:pPr>
             <w:r>
-              <w:rPr>
-                <w:rFonts w:ascii="Consolas" w:hAnsi="Consolas"/>
-                <w:b w:val="0"/>
-                <w:i w:val="0"/>
-                <w:sz w:val="20"/>
-              </w:rPr>
-              <w:t>Core/Src/button_led_test.c</w:t>
-            </w:r>
-          </w:p>
-        </w:tc>
-        <w:tc>
-          <w:tcPr>
-            <w:tcW w:type="dxa" w:w="1680"/>
-          </w:tcPr>
-          <w:p>
-            <w:r/>
-            <w:r>
-              <w:rPr>
-                <w:b w:val="0"/>
-                <w:i w:val="0"/>
-              </w:rPr>
-              <w:t xml:space="preserve">Step name varies, for example </w:t>
-            </w:r>
-            <w:r>
-              <w:rPr>
-                <w:rFonts w:ascii="Consolas" w:hAnsi="Consolas"/>
-                <w:b w:val="0"/>
-                <w:i w:val="0"/>
-                <w:sz w:val="20"/>
-              </w:rPr>
-              <w:t>USR_0 Press</w:t>
-            </w:r>
-            <w:r>
-              <w:rPr>
-                <w:b w:val="0"/>
-                <w:i w:val="0"/>
-              </w:rPr>
-              <w:t xml:space="preserve">, </w:t>
-            </w:r>
-            <w:r>
-              <w:rPr>
-                <w:rFonts w:ascii="Consolas" w:hAnsi="Consolas"/>
-                <w:b w:val="0"/>
-                <w:i w:val="0"/>
-                <w:sz w:val="20"/>
-              </w:rPr>
-              <w:t>LED Rotate</w:t>
-            </w:r>
-            <w:r>
-              <w:rPr>
-                <w:b w:val="0"/>
-                <w:i w:val="0"/>
-              </w:rPr>
-              <w:t xml:space="preserve">, or </w:t>
-            </w:r>
-            <w:r>
-              <w:rPr>
-                <w:rFonts w:ascii="Consolas" w:hAnsi="Consolas"/>
-                <w:b w:val="0"/>
-                <w:i w:val="0"/>
-                <w:sz w:val="20"/>
-              </w:rPr>
-              <w:t>LED Stop</w:t>
-            </w:r>
-            <w:r>
-              <w:rPr>
-                <w:b w:val="0"/>
-                <w:i w:val="0"/>
-              </w:rPr>
-              <w:t xml:space="preserve"> / Expected: active token or </w:t>
-            </w:r>
-            <w:r>
-              <w:rPr>
-                <w:rFonts w:ascii="Consolas" w:hAnsi="Consolas"/>
-                <w:b w:val="0"/>
-                <w:i w:val="0"/>
-                <w:sz w:val="20"/>
-              </w:rPr>
-              <w:t>Pressed and released</w:t>
-            </w:r>
-            <w:r>
-              <w:rPr>
-                <w:b w:val="0"/>
-                <w:i w:val="0"/>
-              </w:rPr>
-              <w:t xml:space="preserve"> / Actual: </w:t>
-            </w:r>
-            <w:r>
-              <w:rPr>
-                <w:rFonts w:ascii="Consolas" w:hAnsi="Consolas"/>
-                <w:b w:val="0"/>
-                <w:i w:val="0"/>
-                <w:sz w:val="20"/>
-              </w:rPr>
-              <w:t>Invalid reply</w:t>
+              <w:t>LED behavior review</w:t>
             </w:r>
           </w:p>
         </w:tc>
@@ -4172,138 +2907,111 @@
       <w:tr>
         <w:tc>
           <w:tcPr>
-            <w:tcW w:type="dxa" w:w="1680"/>
+            <w:tcW w:type="dxa" w:w="1958"/>
+            <w:vAlign w:val="center"/>
           </w:tcPr>
           <w:p>
-            <w:r/>
+            <w:pPr>
+              <w:spacing w:before="0" w:after="0"/>
+              <w:jc w:val="left"/>
+            </w:pPr>
             <w:r>
               <w:rPr>
                 <w:rFonts w:ascii="Consolas" w:hAnsi="Consolas"/>
-                <w:b w:val="0"/>
-                <w:i w:val="0"/>
-                <w:sz w:val="20"/>
+                <w:sz w:val="19"/>
+                <w:shd w:fill="F3F4F6"/>
               </w:rPr>
-              <w:t>0x0703</w:t>
+              <w:t>0x0704</w:t>
             </w:r>
           </w:p>
         </w:tc>
         <w:tc>
           <w:tcPr>
-            <w:tcW w:type="dxa" w:w="1680"/>
+            <w:tcW w:type="dxa" w:w="1958"/>
+            <w:vAlign w:val="center"/>
           </w:tcPr>
           <w:p>
-            <w:r/>
+            <w:pPr>
+              <w:spacing w:before="0" w:after="0"/>
+              <w:jc w:val="left"/>
+            </w:pPr>
             <w:r>
-              <w:rPr>
-                <w:b w:val="0"/>
-                <w:i w:val="0"/>
-              </w:rPr>
               <w:t>Buttons / LEDs</w:t>
             </w:r>
           </w:p>
         </w:tc>
         <w:tc>
           <w:tcPr>
-            <w:tcW w:type="dxa" w:w="1680"/>
+            <w:tcW w:type="dxa" w:w="1958"/>
+            <w:vAlign w:val="center"/>
           </w:tcPr>
           <w:p>
-            <w:r/>
+            <w:pPr>
+              <w:spacing w:before="0" w:after="0"/>
+              <w:jc w:val="left"/>
+            </w:pPr>
             <w:r>
-              <w:rPr>
-                <w:b w:val="0"/>
-                <w:i w:val="0"/>
-              </w:rPr>
-              <w:t>Operator rejected the LED visual check</w:t>
+              <w:t>Button stage timeout</w:t>
             </w:r>
           </w:p>
         </w:tc>
         <w:tc>
           <w:tcPr>
-            <w:tcW w:type="dxa" w:w="1680"/>
+            <w:tcW w:type="dxa" w:w="1958"/>
+            <w:vAlign w:val="center"/>
           </w:tcPr>
           <w:p>
-            <w:r/>
+            <w:pPr>
+              <w:spacing w:before="0" w:after="0"/>
+              <w:jc w:val="left"/>
+            </w:pPr>
             <w:r>
-              <w:rPr>
-                <w:b w:val="0"/>
-                <w:i w:val="0"/>
-              </w:rPr>
-              <w:t xml:space="preserve">The automated portion reached the LED visual confirmation step and the operator selected </w:t>
+              <w:t xml:space="preserve">Button step, expected </w:t>
             </w:r>
             <w:r>
               <w:rPr>
                 <w:rFonts w:ascii="Consolas" w:hAnsi="Consolas"/>
-                <w:b w:val="0"/>
-                <w:i w:val="0"/>
-                <w:sz w:val="20"/>
+                <w:sz w:val="19"/>
+                <w:shd w:fill="F3F4F6"/>
               </w:rPr>
-              <w:t>LED's BAD</w:t>
+              <w:t>Pressed and released</w:t>
+            </w:r>
+            <w:r>
+              <w:t xml:space="preserve">, actual </w:t>
+            </w:r>
+            <w:r>
+              <w:rPr>
+                <w:rFonts w:ascii="Consolas" w:hAnsi="Consolas"/>
+                <w:sz w:val="19"/>
+                <w:shd w:fill="F3F4F6"/>
+              </w:rPr>
+              <w:t>Press timeout</w:t>
+            </w:r>
+            <w:r>
+              <w:t xml:space="preserve"> or </w:t>
+            </w:r>
+            <w:r>
+              <w:rPr>
+                <w:rFonts w:ascii="Consolas" w:hAnsi="Consolas"/>
+                <w:sz w:val="19"/>
+                <w:shd w:fill="F3F4F6"/>
+              </w:rPr>
+              <w:t>Release timeout</w:t>
             </w:r>
           </w:p>
         </w:tc>
         <w:tc>
           <w:tcPr>
-            <w:tcW w:type="dxa" w:w="1680"/>
+            <w:tcW w:type="dxa" w:w="1958"/>
+            <w:vAlign w:val="center"/>
           </w:tcPr>
           <w:p>
-            <w:r/>
+            <w:pPr>
+              <w:spacing w:before="0" w:after="0"/>
+              <w:jc w:val="left"/>
+            </w:pPr>
             <w:r>
-              <w:rPr>
-                <w:rFonts w:ascii="Consolas" w:hAnsi="Consolas"/>
-                <w:b w:val="0"/>
-                <w:i w:val="0"/>
-                <w:sz w:val="20"/>
-              </w:rPr>
-              <w:t>Core/Src/button_led_test.c</w:t>
-            </w:r>
-          </w:p>
-        </w:tc>
-        <w:tc>
-          <w:tcPr>
-            <w:tcW w:type="dxa" w:w="1680"/>
-          </w:tcPr>
-          <w:p>
-            <w:r/>
-            <w:r>
-              <w:rPr>
-                <w:rFonts w:ascii="Consolas" w:hAnsi="Consolas"/>
-                <w:b w:val="0"/>
-                <w:i w:val="0"/>
-                <w:sz w:val="20"/>
-              </w:rPr>
-              <w:t>LED Visual Check</w:t>
-            </w:r>
-            <w:r>
-              <w:rPr>
-                <w:b w:val="0"/>
-                <w:i w:val="0"/>
-              </w:rPr>
-              <w:t xml:space="preserve"> / Expected: </w:t>
-            </w:r>
-            <w:r>
-              <w:rPr>
-                <w:rFonts w:ascii="Consolas" w:hAnsi="Consolas"/>
-                <w:b w:val="0"/>
-                <w:i w:val="0"/>
-                <w:sz w:val="20"/>
-              </w:rPr>
-              <w:t>Operator pressed GOOD</w:t>
-            </w:r>
-            <w:r>
-              <w:rPr>
-                <w:b w:val="0"/>
-                <w:i w:val="0"/>
-              </w:rPr>
-              <w:t xml:space="preserve"> / Actual: </w:t>
-            </w:r>
-            <w:r>
-              <w:rPr>
-                <w:rFonts w:ascii="Consolas" w:hAnsi="Consolas"/>
-                <w:b w:val="0"/>
-                <w:i w:val="0"/>
-                <w:sz w:val="20"/>
-              </w:rPr>
-              <w:t>Operator pressed BAD</w:t>
+              <w:t>Automatic button-detect path</w:t>
             </w:r>
           </w:p>
         </w:tc>
@@ -4311,1679 +3019,98 @@
       <w:tr>
         <w:tc>
           <w:tcPr>
-            <w:tcW w:type="dxa" w:w="1680"/>
+            <w:tcW w:type="dxa" w:w="1958"/>
+            <w:vAlign w:val="center"/>
+            <w:shd w:fill="F5F8FC"/>
           </w:tcPr>
           <w:p>
-            <w:r/>
+            <w:pPr>
+              <w:spacing w:before="0" w:after="0"/>
+              <w:jc w:val="left"/>
+            </w:pPr>
             <w:r>
               <w:rPr>
                 <w:rFonts w:ascii="Consolas" w:hAnsi="Consolas"/>
-                <w:b w:val="0"/>
-                <w:i w:val="0"/>
-                <w:sz w:val="20"/>
+                <w:sz w:val="19"/>
+                <w:shd w:fill="F3F4F6"/>
               </w:rPr>
-              <w:t>0x0704</w:t>
+              <w:t>0x0705</w:t>
             </w:r>
           </w:p>
         </w:tc>
         <w:tc>
           <w:tcPr>
-            <w:tcW w:type="dxa" w:w="1680"/>
+            <w:tcW w:type="dxa" w:w="1958"/>
+            <w:vAlign w:val="center"/>
+            <w:shd w:fill="F5F8FC"/>
           </w:tcPr>
           <w:p>
-            <w:r/>
+            <w:pPr>
+              <w:spacing w:before="0" w:after="0"/>
+              <w:jc w:val="left"/>
+            </w:pPr>
             <w:r>
-              <w:rPr>
-                <w:b w:val="0"/>
-                <w:i w:val="0"/>
-              </w:rPr>
               <w:t>Buttons / LEDs</w:t>
             </w:r>
           </w:p>
         </w:tc>
         <w:tc>
           <w:tcPr>
-            <w:tcW w:type="dxa" w:w="1680"/>
+            <w:tcW w:type="dxa" w:w="1958"/>
+            <w:vAlign w:val="center"/>
+            <w:shd w:fill="F5F8FC"/>
           </w:tcPr>
           <w:p>
-            <w:r/>
+            <w:pPr>
+              <w:spacing w:before="0" w:after="0"/>
+              <w:jc w:val="left"/>
+            </w:pPr>
             <w:r>
-              <w:rPr>
-                <w:b w:val="0"/>
-                <w:i w:val="0"/>
-              </w:rPr>
-              <w:t>Manual press or release timeout</w:t>
+              <w:t>Button state mismatch</w:t>
             </w:r>
           </w:p>
         </w:tc>
         <w:tc>
           <w:tcPr>
-            <w:tcW w:type="dxa" w:w="1680"/>
+            <w:tcW w:type="dxa" w:w="1958"/>
+            <w:vAlign w:val="center"/>
+            <w:shd w:fill="F5F8FC"/>
           </w:tcPr>
           <w:p>
-            <w:r/>
+            <w:pPr>
+              <w:spacing w:before="0" w:after="0"/>
+              <w:jc w:val="left"/>
+            </w:pPr>
             <w:r>
-              <w:rPr>
-                <w:b w:val="0"/>
-                <w:i w:val="0"/>
-              </w:rPr>
-              <w:t>The operator did not press or release the highlighted button within the allowed time window</w:t>
+              <w:t>Button step, expected one button state, actual opposite state</w:t>
             </w:r>
           </w:p>
         </w:tc>
         <w:tc>
           <w:tcPr>
-            <w:tcW w:type="dxa" w:w="1680"/>
+            <w:tcW w:type="dxa" w:w="1958"/>
+            <w:vAlign w:val="center"/>
+            <w:shd w:fill="F5F8FC"/>
           </w:tcPr>
           <w:p>
-            <w:r/>
+            <w:pPr>
+              <w:spacing w:before="0" w:after="0"/>
+              <w:jc w:val="left"/>
+            </w:pPr>
             <w:r>
-              <w:rPr>
-                <w:rFonts w:ascii="Consolas" w:hAnsi="Consolas"/>
-                <w:b w:val="0"/>
-                <w:i w:val="0"/>
-                <w:sz w:val="20"/>
-              </w:rPr>
-              <w:t>Core/Src/button_led_test.c</w:t>
-            </w:r>
-          </w:p>
-        </w:tc>
-        <w:tc>
-          <w:tcPr>
-            <w:tcW w:type="dxa" w:w="1680"/>
-          </w:tcPr>
-          <w:p>
-            <w:r/>
-            <w:r>
-              <w:rPr>
-                <w:b w:val="0"/>
-                <w:i w:val="0"/>
-              </w:rPr>
-              <w:t xml:space="preserve">Active button step such as </w:t>
-            </w:r>
-            <w:r>
-              <w:rPr>
-                <w:rFonts w:ascii="Consolas" w:hAnsi="Consolas"/>
-                <w:b w:val="0"/>
-                <w:i w:val="0"/>
-                <w:sz w:val="20"/>
-              </w:rPr>
-              <w:t>USR_0 Press</w:t>
-            </w:r>
-            <w:r>
-              <w:rPr>
-                <w:b w:val="0"/>
-                <w:i w:val="0"/>
-              </w:rPr>
-              <w:t xml:space="preserve"> or </w:t>
-            </w:r>
-            <w:r>
-              <w:rPr>
-                <w:rFonts w:ascii="Consolas" w:hAnsi="Consolas"/>
-                <w:b w:val="0"/>
-                <w:i w:val="0"/>
-                <w:sz w:val="20"/>
-              </w:rPr>
-              <w:t>PNL_3 Release</w:t>
-            </w:r>
-            <w:r>
-              <w:rPr>
-                <w:b w:val="0"/>
-                <w:i w:val="0"/>
-              </w:rPr>
-              <w:t xml:space="preserve"> / Expected: </w:t>
-            </w:r>
-            <w:r>
-              <w:rPr>
-                <w:rFonts w:ascii="Consolas" w:hAnsi="Consolas"/>
-                <w:b w:val="0"/>
-                <w:i w:val="0"/>
-                <w:sz w:val="20"/>
-              </w:rPr>
-              <w:t>Pressed and released</w:t>
-            </w:r>
-            <w:r>
-              <w:rPr>
-                <w:b w:val="0"/>
-                <w:i w:val="0"/>
-              </w:rPr>
-              <w:t xml:space="preserve"> / Actual: </w:t>
-            </w:r>
-            <w:r>
-              <w:rPr>
-                <w:rFonts w:ascii="Consolas" w:hAnsi="Consolas"/>
-                <w:b w:val="0"/>
-                <w:i w:val="0"/>
-                <w:sz w:val="20"/>
-              </w:rPr>
-              <w:t>Press timeout</w:t>
-            </w:r>
-            <w:r>
-              <w:rPr>
-                <w:b w:val="0"/>
-                <w:i w:val="0"/>
-              </w:rPr>
-              <w:t xml:space="preserve"> or </w:t>
-            </w:r>
-            <w:r>
-              <w:rPr>
-                <w:rFonts w:ascii="Consolas" w:hAnsi="Consolas"/>
-                <w:b w:val="0"/>
-                <w:i w:val="0"/>
-                <w:sz w:val="20"/>
-              </w:rPr>
-              <w:t>Release timeout</w:t>
+              <w:t>Q3 input readback, button wiring</w:t>
             </w:r>
           </w:p>
         </w:tc>
       </w:tr>
     </w:tbl>
+    <w:p/>
     <w:p>
       <w:pPr>
-        <w:pStyle w:val="Heading2"/>
+        <w:pStyle w:val="Heading1"/>
+        <w:spacing w:before="240" w:after="120"/>
       </w:pPr>
       <w:r>
-        <w:rPr>
-          <w:b w:val="0"/>
-          <w:i w:val="0"/>
-        </w:rPr>
-        <w:t>Stage-By-Stage Tie-In To The Test Flow</w:t>
-      </w:r>
-    </w:p>
-    <w:p>
-      <w:pPr>
-        <w:pStyle w:val="Heading3"/>
-      </w:pPr>
-      <w:r>
-        <w:rPr>
-          <w:b w:val="0"/>
-          <w:i w:val="0"/>
-        </w:rPr>
-        <w:t>Communication, MCU Reset, And Fault Check</w:t>
-      </w:r>
-    </w:p>
-    <w:p>
-      <w:r>
-        <w:rPr>
-          <w:b w:val="0"/>
-          <w:i w:val="0"/>
-        </w:rPr>
-        <w:t xml:space="preserve">The first screen in the fixture flow is </w:t>
-      </w:r>
-      <w:r>
-        <w:rPr>
-          <w:rFonts w:ascii="Consolas" w:hAnsi="Consolas"/>
-          <w:b w:val="0"/>
-          <w:i w:val="0"/>
-          <w:sz w:val="20"/>
-        </w:rPr>
-        <w:t>Comm_Reset_Screen</w:t>
-      </w:r>
-      <w:r>
-        <w:rPr>
-          <w:b w:val="0"/>
-          <w:i w:val="0"/>
-        </w:rPr>
-        <w:t xml:space="preserve">. These three stages are implemented in </w:t>
-      </w:r>
-      <w:r>
-        <w:rPr>
-          <w:rFonts w:ascii="Consolas" w:hAnsi="Consolas"/>
-          <w:b w:val="0"/>
-          <w:i w:val="0"/>
-          <w:sz w:val="20"/>
-        </w:rPr>
-        <w:t>Core/Src/comm_test.c</w:t>
-      </w:r>
-      <w:r>
-        <w:rPr>
-          <w:b w:val="0"/>
-          <w:i w:val="0"/>
-        </w:rPr>
-        <w:t xml:space="preserve"> and correspond to the </w:t>
-      </w:r>
-      <w:r>
-        <w:rPr>
-          <w:rFonts w:ascii="Consolas" w:hAnsi="Consolas"/>
-          <w:b w:val="0"/>
-          <w:i w:val="0"/>
-          <w:sz w:val="20"/>
-        </w:rPr>
-        <w:t>0x01xx</w:t>
-      </w:r>
-      <w:r>
-        <w:rPr>
-          <w:b w:val="0"/>
-          <w:i w:val="0"/>
-        </w:rPr>
-        <w:t xml:space="preserve">, </w:t>
-      </w:r>
-      <w:r>
-        <w:rPr>
-          <w:rFonts w:ascii="Consolas" w:hAnsi="Consolas"/>
-          <w:b w:val="0"/>
-          <w:i w:val="0"/>
-          <w:sz w:val="20"/>
-        </w:rPr>
-        <w:t>0x02xx</w:t>
-      </w:r>
-      <w:r>
-        <w:rPr>
-          <w:b w:val="0"/>
-          <w:i w:val="0"/>
-        </w:rPr>
-        <w:t xml:space="preserve">, and </w:t>
-      </w:r>
-      <w:r>
-        <w:rPr>
-          <w:rFonts w:ascii="Consolas" w:hAnsi="Consolas"/>
-          <w:b w:val="0"/>
-          <w:i w:val="0"/>
-          <w:sz w:val="20"/>
-        </w:rPr>
-        <w:t>0x03xx</w:t>
-      </w:r>
-      <w:r>
-        <w:rPr>
-          <w:b w:val="0"/>
-          <w:i w:val="0"/>
-        </w:rPr>
-        <w:t xml:space="preserve"> families.</w:t>
-      </w:r>
-    </w:p>
-    <w:p>
-      <w:pPr>
-        <w:pStyle w:val="ListBullet"/>
-      </w:pPr>
-      <w:r>
-        <w:rPr>
-          <w:b w:val="0"/>
-          <w:i w:val="0"/>
-        </w:rPr>
-        <w:t xml:space="preserve">Communication verifies </w:t>
-      </w:r>
-      <w:r>
-        <w:rPr>
-          <w:rFonts w:ascii="Consolas" w:hAnsi="Consolas"/>
-          <w:b w:val="0"/>
-          <w:i w:val="0"/>
-          <w:sz w:val="20"/>
-        </w:rPr>
-        <w:t>PING</w:t>
-      </w:r>
-      <w:r>
-        <w:rPr>
-          <w:b w:val="0"/>
-          <w:i w:val="0"/>
-        </w:rPr>
-        <w:t xml:space="preserve"> to </w:t>
-      </w:r>
-      <w:r>
-        <w:rPr>
-          <w:rFonts w:ascii="Consolas" w:hAnsi="Consolas"/>
-          <w:b w:val="0"/>
-          <w:i w:val="0"/>
-          <w:sz w:val="20"/>
-        </w:rPr>
-        <w:t>PONG</w:t>
-      </w:r>
-      <w:r>
-        <w:rPr>
-          <w:b w:val="0"/>
-          <w:i w:val="0"/>
-        </w:rPr>
-        <w:t>.</w:t>
-      </w:r>
-    </w:p>
-    <w:p>
-      <w:pPr>
-        <w:pStyle w:val="ListBullet"/>
-      </w:pPr>
-      <w:r>
-        <w:rPr>
-          <w:b w:val="0"/>
-          <w:i w:val="0"/>
-        </w:rPr>
-        <w:t>MCU Reset verifies the PB11 reset pulse and the ESP32 reconnect path.</w:t>
-      </w:r>
-    </w:p>
-    <w:p>
-      <w:pPr>
-        <w:pStyle w:val="ListBullet"/>
-      </w:pPr>
-      <w:r>
-        <w:rPr>
-          <w:b w:val="0"/>
-          <w:i w:val="0"/>
-        </w:rPr>
-        <w:t xml:space="preserve">Fault Check verifies the PA8 fault pulse and the expected </w:t>
-      </w:r>
-      <w:r>
-        <w:rPr>
-          <w:rFonts w:ascii="Consolas" w:hAnsi="Consolas"/>
-          <w:b w:val="0"/>
-          <w:i w:val="0"/>
-          <w:sz w:val="20"/>
-        </w:rPr>
-        <w:t>OK</w:t>
-      </w:r>
-      <w:r>
-        <w:rPr>
-          <w:b w:val="0"/>
-          <w:i w:val="0"/>
-        </w:rPr>
-        <w:t xml:space="preserve"> acknowledgment.</w:t>
-      </w:r>
-    </w:p>
-    <w:p>
-      <w:r>
-        <w:rPr>
-          <w:b w:val="0"/>
-          <w:i w:val="0"/>
-        </w:rPr>
-        <w:t xml:space="preserve">If any of these stages fail, the screen briefly turns the relevant text red, stores the error in </w:t>
-      </w:r>
-      <w:r>
-        <w:rPr>
-          <w:rFonts w:ascii="Consolas" w:hAnsi="Consolas"/>
-          <w:b w:val="0"/>
-          <w:i w:val="0"/>
-          <w:sz w:val="20"/>
-        </w:rPr>
-        <w:t>FaultInfo</w:t>
-      </w:r>
-      <w:r>
-        <w:rPr>
-          <w:b w:val="0"/>
-          <w:i w:val="0"/>
-        </w:rPr>
-        <w:t xml:space="preserve">, and then transitions to </w:t>
-      </w:r>
-      <w:r>
-        <w:rPr>
-          <w:rFonts w:ascii="Consolas" w:hAnsi="Consolas"/>
-          <w:b w:val="0"/>
-          <w:i w:val="0"/>
-          <w:sz w:val="20"/>
-        </w:rPr>
-        <w:t>Fault_Screen</w:t>
-      </w:r>
-      <w:r>
-        <w:rPr>
-          <w:b w:val="0"/>
-          <w:i w:val="0"/>
-        </w:rPr>
-        <w:t>.</w:t>
-      </w:r>
-    </w:p>
-    <w:p>
-      <w:pPr>
-        <w:pStyle w:val="Heading3"/>
-      </w:pPr>
-      <w:r>
-        <w:rPr>
-          <w:b w:val="0"/>
-          <w:i w:val="0"/>
-        </w:rPr>
-        <w:t>Digital Inputs</w:t>
-      </w:r>
-    </w:p>
-    <w:p>
-      <w:r>
-        <w:rPr>
-          <w:b w:val="0"/>
-          <w:i w:val="0"/>
-        </w:rPr>
-        <w:t xml:space="preserve">The digital input stage runs on </w:t>
-      </w:r>
-      <w:r>
-        <w:rPr>
-          <w:rFonts w:ascii="Consolas" w:hAnsi="Consolas"/>
-          <w:b w:val="0"/>
-          <w:i w:val="0"/>
-          <w:sz w:val="20"/>
-        </w:rPr>
-        <w:t>Inputs_Screen</w:t>
-      </w:r>
-      <w:r>
-        <w:rPr>
-          <w:b w:val="0"/>
-          <w:i w:val="0"/>
-        </w:rPr>
-        <w:t xml:space="preserve"> and is implemented in </w:t>
-      </w:r>
-      <w:r>
-        <w:rPr>
-          <w:rFonts w:ascii="Consolas" w:hAnsi="Consolas"/>
-          <w:b w:val="0"/>
-          <w:i w:val="0"/>
-          <w:sz w:val="20"/>
-        </w:rPr>
-        <w:t>Core/Src/di_test.c</w:t>
-      </w:r>
-      <w:r>
-        <w:rPr>
-          <w:b w:val="0"/>
-          <w:i w:val="0"/>
-        </w:rPr>
-        <w:t xml:space="preserve">. The fixture checks each digital input channel and expects the transition represented on the fault screen as </w:t>
-      </w:r>
-      <w:r>
-        <w:rPr>
-          <w:rFonts w:ascii="Consolas" w:hAnsi="Consolas"/>
-          <w:b w:val="0"/>
-          <w:i w:val="0"/>
-          <w:sz w:val="20"/>
-        </w:rPr>
-        <w:t>High then Low</w:t>
-      </w:r>
-      <w:r>
-        <w:rPr>
-          <w:b w:val="0"/>
-          <w:i w:val="0"/>
-        </w:rPr>
-        <w:t>.</w:t>
-      </w:r>
-    </w:p>
-    <w:p>
-      <w:r>
-        <w:rPr>
-          <w:b w:val="0"/>
-          <w:i w:val="0"/>
-        </w:rPr>
-        <w:t xml:space="preserve">The </w:t>
-      </w:r>
-      <w:r>
-        <w:rPr>
-          <w:rFonts w:ascii="Consolas" w:hAnsi="Consolas"/>
-          <w:b w:val="0"/>
-          <w:i w:val="0"/>
-          <w:sz w:val="20"/>
-        </w:rPr>
-        <w:t>0x04xx</w:t>
-      </w:r>
-      <w:r>
-        <w:rPr>
-          <w:b w:val="0"/>
-          <w:i w:val="0"/>
-        </w:rPr>
-        <w:t xml:space="preserve"> family distinguishes between:</w:t>
-      </w:r>
-    </w:p>
-    <w:p>
-      <w:pPr>
-        <w:pStyle w:val="ListBullet"/>
-      </w:pPr>
-      <w:r>
-        <w:rPr>
-          <w:b w:val="0"/>
-          <w:i w:val="0"/>
-        </w:rPr>
-        <w:t>no response from the ESP32</w:t>
-      </w:r>
-    </w:p>
-    <w:p>
-      <w:pPr>
-        <w:pStyle w:val="ListBullet"/>
-      </w:pPr>
-      <w:r>
-        <w:rPr>
-          <w:b w:val="0"/>
-          <w:i w:val="0"/>
-        </w:rPr>
-        <w:t>a fail token that indicates a bad transition</w:t>
-      </w:r>
-    </w:p>
-    <w:p>
-      <w:pPr>
-        <w:pStyle w:val="ListBullet"/>
-      </w:pPr>
-      <w:r>
-        <w:rPr>
-          <w:b w:val="0"/>
-          <w:i w:val="0"/>
-        </w:rPr>
-        <w:t>a malformed or unexpected reply</w:t>
-      </w:r>
-    </w:p>
-    <w:p>
-      <w:pPr>
-        <w:pStyle w:val="Heading3"/>
-      </w:pPr>
-      <w:r>
-        <w:rPr>
-          <w:b w:val="0"/>
-          <w:i w:val="0"/>
-        </w:rPr>
-        <w:t>Analog Inputs</w:t>
-      </w:r>
-    </w:p>
-    <w:p>
-      <w:r>
-        <w:rPr>
-          <w:b w:val="0"/>
-          <w:i w:val="0"/>
-        </w:rPr>
-        <w:t xml:space="preserve">The analog input stage also runs on </w:t>
-      </w:r>
-      <w:r>
-        <w:rPr>
-          <w:rFonts w:ascii="Consolas" w:hAnsi="Consolas"/>
-          <w:b w:val="0"/>
-          <w:i w:val="0"/>
-          <w:sz w:val="20"/>
-        </w:rPr>
-        <w:t>Inputs_Screen</w:t>
-      </w:r>
-      <w:r>
-        <w:rPr>
-          <w:b w:val="0"/>
-          <w:i w:val="0"/>
-        </w:rPr>
-        <w:t xml:space="preserve">, using </w:t>
-      </w:r>
-      <w:r>
-        <w:rPr>
-          <w:rFonts w:ascii="Consolas" w:hAnsi="Consolas"/>
-          <w:b w:val="0"/>
-          <w:i w:val="0"/>
-          <w:sz w:val="20"/>
-        </w:rPr>
-        <w:t>Core/Src/ai_test.c</w:t>
-      </w:r>
-      <w:r>
-        <w:rPr>
-          <w:b w:val="0"/>
-          <w:i w:val="0"/>
-        </w:rPr>
-        <w:t xml:space="preserve">. Each analog channel is checked at multiple levels. The on-screen fault text uses the channel and level, for example </w:t>
-      </w:r>
-      <w:r>
-        <w:rPr>
-          <w:rFonts w:ascii="Consolas" w:hAnsi="Consolas"/>
-          <w:b w:val="0"/>
-          <w:i w:val="0"/>
-          <w:sz w:val="20"/>
-        </w:rPr>
-        <w:t>Analog Input 2 - MID</w:t>
-      </w:r>
-      <w:r>
-        <w:rPr>
-          <w:b w:val="0"/>
-          <w:i w:val="0"/>
-        </w:rPr>
-        <w:t>.</w:t>
-      </w:r>
-    </w:p>
-    <w:p>
-      <w:r>
-        <w:rPr>
-          <w:b w:val="0"/>
-          <w:i w:val="0"/>
-        </w:rPr>
-        <w:t xml:space="preserve">The </w:t>
-      </w:r>
-      <w:r>
-        <w:rPr>
-          <w:rFonts w:ascii="Consolas" w:hAnsi="Consolas"/>
-          <w:b w:val="0"/>
-          <w:i w:val="0"/>
-          <w:sz w:val="20"/>
-        </w:rPr>
-        <w:t>0x05xx</w:t>
-      </w:r>
-      <w:r>
-        <w:rPr>
-          <w:b w:val="0"/>
-          <w:i w:val="0"/>
-        </w:rPr>
-        <w:t xml:space="preserve"> family distinguishes between:</w:t>
-      </w:r>
-    </w:p>
-    <w:p>
-      <w:pPr>
-        <w:pStyle w:val="ListBullet"/>
-      </w:pPr>
-      <w:r>
-        <w:rPr>
-          <w:b w:val="0"/>
-          <w:i w:val="0"/>
-        </w:rPr>
-        <w:t>no reply to the sample request</w:t>
-      </w:r>
-    </w:p>
-    <w:p>
-      <w:pPr>
-        <w:pStyle w:val="ListBullet"/>
-      </w:pPr>
-      <w:r>
-        <w:rPr>
-          <w:b w:val="0"/>
-          <w:i w:val="0"/>
-        </w:rPr>
-        <w:t>a malformed or mismatched sample reply</w:t>
-      </w:r>
-    </w:p>
-    <w:p>
-      <w:pPr>
-        <w:pStyle w:val="ListBullet"/>
-      </w:pPr>
-      <w:r>
-        <w:rPr>
-          <w:b w:val="0"/>
-          <w:i w:val="0"/>
-        </w:rPr>
-        <w:t>a valid sample that is outside the tolerance window</w:t>
-      </w:r>
-    </w:p>
-    <w:p>
-      <w:r>
-        <w:rPr>
-          <w:b w:val="0"/>
-          <w:i w:val="0"/>
-        </w:rPr>
-        <w:t>For out-of-range cases, the fault screen shows a formatted expected range and the formatted measured value.</w:t>
-      </w:r>
-    </w:p>
-    <w:p>
-      <w:pPr>
-        <w:pStyle w:val="Heading3"/>
-      </w:pPr>
-      <w:r>
-        <w:rPr>
-          <w:b w:val="0"/>
-          <w:i w:val="0"/>
-        </w:rPr>
-        <w:t>Outputs</w:t>
-      </w:r>
-    </w:p>
-    <w:p>
-      <w:r>
-        <w:rPr>
-          <w:b w:val="0"/>
-          <w:i w:val="0"/>
-        </w:rPr>
-        <w:t xml:space="preserve">The outputs stage runs on </w:t>
-      </w:r>
-      <w:r>
-        <w:rPr>
-          <w:rFonts w:ascii="Consolas" w:hAnsi="Consolas"/>
-          <w:b w:val="0"/>
-          <w:i w:val="0"/>
-          <w:sz w:val="20"/>
-        </w:rPr>
-        <w:t>Outputs_Screen</w:t>
-      </w:r>
-      <w:r>
-        <w:rPr>
-          <w:b w:val="0"/>
-          <w:i w:val="0"/>
-        </w:rPr>
-        <w:t xml:space="preserve"> and is implemented in </w:t>
-      </w:r>
-      <w:r>
-        <w:rPr>
-          <w:rFonts w:ascii="Consolas" w:hAnsi="Consolas"/>
-          <w:b w:val="0"/>
-          <w:i w:val="0"/>
-          <w:sz w:val="20"/>
-        </w:rPr>
-        <w:t>Core/Src/output_test.c</w:t>
-      </w:r>
-      <w:r>
-        <w:rPr>
-          <w:b w:val="0"/>
-          <w:i w:val="0"/>
-        </w:rPr>
-        <w:t>.</w:t>
-      </w:r>
-    </w:p>
-    <w:p>
-      <w:r>
-        <w:rPr>
-          <w:b w:val="0"/>
-          <w:i w:val="0"/>
-        </w:rPr>
-        <w:t>In the current fixture revision:</w:t>
-      </w:r>
-    </w:p>
-    <w:p>
-      <w:pPr>
-        <w:pStyle w:val="ListBullet"/>
-      </w:pPr>
-      <w:r>
-        <w:rPr>
-          <w:b w:val="0"/>
-          <w:i w:val="0"/>
-        </w:rPr>
-        <w:t>Digital Output 1 and Digital Output 2 are temporarily automatic pass items.</w:t>
-      </w:r>
-    </w:p>
-    <w:p>
-      <w:pPr>
-        <w:pStyle w:val="ListBullet"/>
-      </w:pPr>
-      <w:r>
-        <w:rPr>
-          <w:b w:val="0"/>
-          <w:i w:val="0"/>
-        </w:rPr>
-        <w:t>The active failure-generating portion of the outputs stage is the relay verification sequence.</w:t>
-      </w:r>
-    </w:p>
-    <w:p>
-      <w:r>
-        <w:rPr>
-          <w:b w:val="0"/>
-          <w:i w:val="0"/>
-        </w:rPr>
-        <w:t xml:space="preserve">The </w:t>
-      </w:r>
-      <w:r>
-        <w:rPr>
-          <w:rFonts w:ascii="Consolas" w:hAnsi="Consolas"/>
-          <w:b w:val="0"/>
-          <w:i w:val="0"/>
-          <w:sz w:val="20"/>
-        </w:rPr>
-        <w:t>0x06xx</w:t>
-      </w:r>
-      <w:r>
-        <w:rPr>
-          <w:b w:val="0"/>
-          <w:i w:val="0"/>
-        </w:rPr>
-        <w:t xml:space="preserve"> family therefore ties to relay command and relay readback failures for:</w:t>
-      </w:r>
-    </w:p>
-    <w:p>
-      <w:pPr>
-        <w:pStyle w:val="ListBullet"/>
-      </w:pPr>
-      <w:r>
-        <w:rPr>
-          <w:rFonts w:ascii="Consolas" w:hAnsi="Consolas"/>
-          <w:b w:val="0"/>
-          <w:i w:val="0"/>
-          <w:sz w:val="20"/>
-        </w:rPr>
-        <w:t>Relay K1 ON</w:t>
-      </w:r>
-    </w:p>
-    <w:p>
-      <w:pPr>
-        <w:pStyle w:val="ListBullet"/>
-      </w:pPr>
-      <w:r>
-        <w:rPr>
-          <w:rFonts w:ascii="Consolas" w:hAnsi="Consolas"/>
-          <w:b w:val="0"/>
-          <w:i w:val="0"/>
-          <w:sz w:val="20"/>
-        </w:rPr>
-        <w:t>Relay K1 OFF</w:t>
-      </w:r>
-    </w:p>
-    <w:p>
-      <w:pPr>
-        <w:pStyle w:val="ListBullet"/>
-      </w:pPr>
-      <w:r>
-        <w:rPr>
-          <w:rFonts w:ascii="Consolas" w:hAnsi="Consolas"/>
-          <w:b w:val="0"/>
-          <w:i w:val="0"/>
-          <w:sz w:val="20"/>
-        </w:rPr>
-        <w:t>Relay K2 ON</w:t>
-      </w:r>
-    </w:p>
-    <w:p>
-      <w:pPr>
-        <w:pStyle w:val="ListBullet"/>
-      </w:pPr>
-      <w:r>
-        <w:rPr>
-          <w:rFonts w:ascii="Consolas" w:hAnsi="Consolas"/>
-          <w:b w:val="0"/>
-          <w:i w:val="0"/>
-          <w:sz w:val="20"/>
-        </w:rPr>
-        <w:t>Relay K2 OFF</w:t>
-      </w:r>
-    </w:p>
-    <w:p>
-      <w:pPr>
-        <w:pStyle w:val="Heading3"/>
-      </w:pPr>
-      <w:r>
-        <w:rPr>
-          <w:b w:val="0"/>
-          <w:i w:val="0"/>
-        </w:rPr>
-        <w:t>Buttons / LEDs</w:t>
-      </w:r>
-    </w:p>
-    <w:p>
-      <w:r>
-        <w:rPr>
-          <w:b w:val="0"/>
-          <w:i w:val="0"/>
-        </w:rPr>
-        <w:t xml:space="preserve">The final active test stage runs on </w:t>
-      </w:r>
-      <w:r>
-        <w:rPr>
-          <w:rFonts w:ascii="Consolas" w:hAnsi="Consolas"/>
-          <w:b w:val="0"/>
-          <w:i w:val="0"/>
-          <w:sz w:val="20"/>
-        </w:rPr>
-        <w:t>Buttons_LEDs_Screen</w:t>
-      </w:r>
-      <w:r>
-        <w:rPr>
-          <w:b w:val="0"/>
-          <w:i w:val="0"/>
-        </w:rPr>
-        <w:t xml:space="preserve"> and is implemented in </w:t>
-      </w:r>
-      <w:r>
-        <w:rPr>
-          <w:rFonts w:ascii="Consolas" w:hAnsi="Consolas"/>
-          <w:b w:val="0"/>
-          <w:i w:val="0"/>
-          <w:sz w:val="20"/>
-        </w:rPr>
-        <w:t>Core/Src/button_led_test.c</w:t>
-      </w:r>
-      <w:r>
-        <w:rPr>
-          <w:b w:val="0"/>
-          <w:i w:val="0"/>
-        </w:rPr>
-        <w:t>.</w:t>
-      </w:r>
-    </w:p>
-    <w:p>
-      <w:r>
-        <w:rPr>
-          <w:b w:val="0"/>
-          <w:i w:val="0"/>
-        </w:rPr>
-        <w:t>This stage includes:</w:t>
-      </w:r>
-    </w:p>
-    <w:p>
-      <w:pPr>
-        <w:pStyle w:val="ListBullet"/>
-      </w:pPr>
-      <w:r>
-        <w:rPr>
-          <w:b w:val="0"/>
-          <w:i w:val="0"/>
-        </w:rPr>
-        <w:t xml:space="preserve">button press and release confirmation for </w:t>
-      </w:r>
-      <w:r>
-        <w:rPr>
-          <w:rFonts w:ascii="Consolas" w:hAnsi="Consolas"/>
-          <w:b w:val="0"/>
-          <w:i w:val="0"/>
-          <w:sz w:val="20"/>
-        </w:rPr>
-        <w:t>USR_0</w:t>
-      </w:r>
-      <w:r>
-        <w:rPr>
-          <w:b w:val="0"/>
-          <w:i w:val="0"/>
-        </w:rPr>
-        <w:t xml:space="preserve">, </w:t>
-      </w:r>
-      <w:r>
-        <w:rPr>
-          <w:rFonts w:ascii="Consolas" w:hAnsi="Consolas"/>
-          <w:b w:val="0"/>
-          <w:i w:val="0"/>
-          <w:sz w:val="20"/>
-        </w:rPr>
-        <w:t>PNL_0</w:t>
-      </w:r>
-      <w:r>
-        <w:rPr>
-          <w:b w:val="0"/>
-          <w:i w:val="0"/>
-        </w:rPr>
-        <w:t xml:space="preserve">, </w:t>
-      </w:r>
-      <w:r>
-        <w:rPr>
-          <w:rFonts w:ascii="Consolas" w:hAnsi="Consolas"/>
-          <w:b w:val="0"/>
-          <w:i w:val="0"/>
-          <w:sz w:val="20"/>
-        </w:rPr>
-        <w:t>PNL_1</w:t>
-      </w:r>
-      <w:r>
-        <w:rPr>
-          <w:b w:val="0"/>
-          <w:i w:val="0"/>
-        </w:rPr>
-        <w:t xml:space="preserve">, </w:t>
-      </w:r>
-      <w:r>
-        <w:rPr>
-          <w:rFonts w:ascii="Consolas" w:hAnsi="Consolas"/>
-          <w:b w:val="0"/>
-          <w:i w:val="0"/>
-          <w:sz w:val="20"/>
-        </w:rPr>
-        <w:t>PNL_2</w:t>
-      </w:r>
-      <w:r>
-        <w:rPr>
-          <w:b w:val="0"/>
-          <w:i w:val="0"/>
-        </w:rPr>
-        <w:t xml:space="preserve">, and </w:t>
-      </w:r>
-      <w:r>
-        <w:rPr>
-          <w:rFonts w:ascii="Consolas" w:hAnsi="Consolas"/>
-          <w:b w:val="0"/>
-          <w:i w:val="0"/>
-          <w:sz w:val="20"/>
-        </w:rPr>
-        <w:t>PNL_3</w:t>
-      </w:r>
-    </w:p>
-    <w:p>
-      <w:pPr>
-        <w:pStyle w:val="ListBullet"/>
-      </w:pPr>
-      <w:r>
-        <w:rPr>
-          <w:b w:val="0"/>
-          <w:i w:val="0"/>
-        </w:rPr>
-        <w:t xml:space="preserve">LED control steps such as </w:t>
-      </w:r>
-      <w:r>
-        <w:rPr>
-          <w:rFonts w:ascii="Consolas" w:hAnsi="Consolas"/>
-          <w:b w:val="0"/>
-          <w:i w:val="0"/>
-          <w:sz w:val="20"/>
-        </w:rPr>
-        <w:t>LED Begin</w:t>
-      </w:r>
-      <w:r>
-        <w:rPr>
-          <w:b w:val="0"/>
-          <w:i w:val="0"/>
-        </w:rPr>
-        <w:t xml:space="preserve">, </w:t>
-      </w:r>
-      <w:r>
-        <w:rPr>
-          <w:rFonts w:ascii="Consolas" w:hAnsi="Consolas"/>
-          <w:b w:val="0"/>
-          <w:i w:val="0"/>
-          <w:sz w:val="20"/>
-        </w:rPr>
-        <w:t>LED Rotate</w:t>
-      </w:r>
-      <w:r>
-        <w:rPr>
-          <w:b w:val="0"/>
-          <w:i w:val="0"/>
-        </w:rPr>
-        <w:t xml:space="preserve">, and </w:t>
-      </w:r>
-      <w:r>
-        <w:rPr>
-          <w:rFonts w:ascii="Consolas" w:hAnsi="Consolas"/>
-          <w:b w:val="0"/>
-          <w:i w:val="0"/>
-          <w:sz w:val="20"/>
-        </w:rPr>
-        <w:t>LED Stop</w:t>
-      </w:r>
-    </w:p>
-    <w:p>
-      <w:pPr>
-        <w:pStyle w:val="ListBullet"/>
-      </w:pPr>
-      <w:r>
-        <w:rPr>
-          <w:b w:val="0"/>
-          <w:i w:val="0"/>
-        </w:rPr>
-        <w:t xml:space="preserve">the final operator decision at </w:t>
-      </w:r>
-      <w:r>
-        <w:rPr>
-          <w:rFonts w:ascii="Consolas" w:hAnsi="Consolas"/>
-          <w:b w:val="0"/>
-          <w:i w:val="0"/>
-          <w:sz w:val="20"/>
-        </w:rPr>
-        <w:t>LED Visual Check</w:t>
-      </w:r>
-    </w:p>
-    <w:p>
-      <w:r>
-        <w:rPr>
-          <w:b w:val="0"/>
-          <w:i w:val="0"/>
-        </w:rPr>
-        <w:t xml:space="preserve">The </w:t>
-      </w:r>
-      <w:r>
-        <w:rPr>
-          <w:rFonts w:ascii="Consolas" w:hAnsi="Consolas"/>
-          <w:b w:val="0"/>
-          <w:i w:val="0"/>
-          <w:sz w:val="20"/>
-        </w:rPr>
-        <w:t>0x07xx</w:t>
-      </w:r>
-      <w:r>
-        <w:rPr>
-          <w:b w:val="0"/>
-          <w:i w:val="0"/>
-        </w:rPr>
-        <w:t xml:space="preserve"> family distinguishes between:</w:t>
-      </w:r>
-    </w:p>
-    <w:p>
-      <w:pPr>
-        <w:pStyle w:val="ListBullet"/>
-      </w:pPr>
-      <w:r>
-        <w:rPr>
-          <w:b w:val="0"/>
-          <w:i w:val="0"/>
-        </w:rPr>
-        <w:t>no acknowledgment from the ESP32</w:t>
-      </w:r>
-    </w:p>
-    <w:p>
-      <w:pPr>
-        <w:pStyle w:val="ListBullet"/>
-      </w:pPr>
-      <w:r>
-        <w:rPr>
-          <w:b w:val="0"/>
-          <w:i w:val="0"/>
-        </w:rPr>
-        <w:t>invalid acknowledgment content</w:t>
-      </w:r>
-    </w:p>
-    <w:p>
-      <w:pPr>
-        <w:pStyle w:val="ListBullet"/>
-      </w:pPr>
-      <w:r>
-        <w:rPr>
-          <w:b w:val="0"/>
-          <w:i w:val="0"/>
-        </w:rPr>
-        <w:t>operator rejection of the LED visual result</w:t>
-      </w:r>
-    </w:p>
-    <w:p>
-      <w:pPr>
-        <w:pStyle w:val="ListBullet"/>
-      </w:pPr>
-      <w:r>
-        <w:rPr>
-          <w:b w:val="0"/>
-          <w:i w:val="0"/>
-        </w:rPr>
-        <w:t>timeout during manual press or release</w:t>
-      </w:r>
-    </w:p>
-    <w:p>
-      <w:pPr>
-        <w:pStyle w:val="Heading2"/>
-      </w:pPr>
-      <w:r>
-        <w:rPr>
-          <w:b w:val="0"/>
-          <w:i w:val="0"/>
-        </w:rPr>
-        <w:t>What The Operator Sees On The Fault Screen</w:t>
-      </w:r>
-    </w:p>
-    <w:p>
-      <w:r>
-        <w:rPr>
-          <w:rFonts w:ascii="Consolas" w:hAnsi="Consolas"/>
-          <w:b w:val="0"/>
-          <w:i w:val="0"/>
-          <w:sz w:val="20"/>
-        </w:rPr>
-        <w:t>TouchGFX/gui/include/gui/common/FrontendApplication.hpp</w:t>
-      </w:r>
-      <w:r>
-        <w:rPr>
-          <w:b w:val="0"/>
-          <w:i w:val="0"/>
-        </w:rPr>
-        <w:t xml:space="preserve"> defines the shared </w:t>
-      </w:r>
-      <w:r>
-        <w:rPr>
-          <w:rFonts w:ascii="Consolas" w:hAnsi="Consolas"/>
-          <w:b w:val="0"/>
-          <w:i w:val="0"/>
-          <w:sz w:val="20"/>
-        </w:rPr>
-        <w:t>FaultInfo</w:t>
-      </w:r>
-      <w:r>
-        <w:rPr>
-          <w:b w:val="0"/>
-          <w:i w:val="0"/>
-        </w:rPr>
-        <w:t xml:space="preserve"> payload:</w:t>
-      </w:r>
-    </w:p>
-    <w:p>
-      <w:pPr>
-        <w:pStyle w:val="ListBullet"/>
-      </w:pPr>
-      <w:r>
-        <w:rPr>
-          <w:rFonts w:ascii="Consolas" w:hAnsi="Consolas"/>
-          <w:b w:val="0"/>
-          <w:i w:val="0"/>
-          <w:sz w:val="20"/>
-        </w:rPr>
-        <w:t>errorCode</w:t>
-      </w:r>
-    </w:p>
-    <w:p>
-      <w:pPr>
-        <w:pStyle w:val="ListBullet"/>
-      </w:pPr>
-      <w:r>
-        <w:rPr>
-          <w:rFonts w:ascii="Consolas" w:hAnsi="Consolas"/>
-          <w:b w:val="0"/>
-          <w:i w:val="0"/>
-          <w:sz w:val="20"/>
-        </w:rPr>
-        <w:t>testName</w:t>
-      </w:r>
-    </w:p>
-    <w:p>
-      <w:pPr>
-        <w:pStyle w:val="ListBullet"/>
-      </w:pPr>
-      <w:r>
-        <w:rPr>
-          <w:rFonts w:ascii="Consolas" w:hAnsi="Consolas"/>
-          <w:b w:val="0"/>
-          <w:i w:val="0"/>
-          <w:sz w:val="20"/>
-        </w:rPr>
-        <w:t>expected</w:t>
-      </w:r>
-    </w:p>
-    <w:p>
-      <w:pPr>
-        <w:pStyle w:val="ListBullet"/>
-      </w:pPr>
-      <w:r>
-        <w:rPr>
-          <w:rFonts w:ascii="Consolas" w:hAnsi="Consolas"/>
-          <w:b w:val="0"/>
-          <w:i w:val="0"/>
-          <w:sz w:val="20"/>
-        </w:rPr>
-        <w:t>actual</w:t>
-      </w:r>
-    </w:p>
-    <w:p>
-      <w:r>
-        <w:rPr>
-          <w:rFonts w:ascii="Consolas" w:hAnsi="Consolas"/>
-          <w:b w:val="0"/>
-          <w:i w:val="0"/>
-          <w:sz w:val="20"/>
-        </w:rPr>
-        <w:t>TouchGFX/gui/src/containers/Fault_Screen.cpp</w:t>
-      </w:r>
-      <w:r>
-        <w:rPr>
-          <w:b w:val="0"/>
-          <w:i w:val="0"/>
-        </w:rPr>
-        <w:t xml:space="preserve"> formats the numeric code as hexadecimal using </w:t>
-      </w:r>
-      <w:r>
-        <w:rPr>
-          <w:rFonts w:ascii="Consolas" w:hAnsi="Consolas"/>
-          <w:b w:val="0"/>
-          <w:i w:val="0"/>
-          <w:sz w:val="20"/>
-        </w:rPr>
-        <w:t>0x%04X</w:t>
-      </w:r>
-      <w:r>
-        <w:rPr>
-          <w:b w:val="0"/>
-          <w:i w:val="0"/>
-        </w:rPr>
-        <w:t xml:space="preserve"> and displays all four fields on the screen.</w:t>
-      </w:r>
-    </w:p>
-    <w:p>
-      <w:r>
-        <w:rPr>
-          <w:b w:val="0"/>
-          <w:i w:val="0"/>
-        </w:rPr>
-        <w:t>In practice, the operator sees:</w:t>
-      </w:r>
-    </w:p>
-    <w:p>
-      <w:pPr>
-        <w:pStyle w:val="ListBullet"/>
-      </w:pPr>
-      <w:r>
-        <w:rPr>
-          <w:b w:val="0"/>
-          <w:i w:val="0"/>
-        </w:rPr>
-        <w:t xml:space="preserve">the hex error code, for example </w:t>
-      </w:r>
-      <w:r>
-        <w:rPr>
-          <w:rFonts w:ascii="Consolas" w:hAnsi="Consolas"/>
-          <w:b w:val="0"/>
-          <w:i w:val="0"/>
-          <w:sz w:val="20"/>
-        </w:rPr>
-        <w:t>0x0503</w:t>
-      </w:r>
-    </w:p>
-    <w:p>
-      <w:pPr>
-        <w:pStyle w:val="ListBullet"/>
-      </w:pPr>
-      <w:r>
-        <w:rPr>
-          <w:b w:val="0"/>
-          <w:i w:val="0"/>
-        </w:rPr>
-        <w:t>the failed test or step name</w:t>
-      </w:r>
-    </w:p>
-    <w:p>
-      <w:pPr>
-        <w:pStyle w:val="ListBullet"/>
-      </w:pPr>
-      <w:r>
-        <w:rPr>
-          <w:b w:val="0"/>
-          <w:i w:val="0"/>
-        </w:rPr>
-        <w:t>the expected reply, transition, or state</w:t>
-      </w:r>
-    </w:p>
-    <w:p>
-      <w:pPr>
-        <w:pStyle w:val="ListBullet"/>
-      </w:pPr>
-      <w:r>
-        <w:rPr>
-          <w:b w:val="0"/>
-          <w:i w:val="0"/>
-        </w:rPr>
-        <w:t>the actual reply, timeout result, or measured state</w:t>
-      </w:r>
-    </w:p>
-    <w:p>
-      <w:r>
-        <w:rPr>
-          <w:b w:val="0"/>
-          <w:i w:val="0"/>
-        </w:rPr>
-        <w:t xml:space="preserve">This is why the same numeric code can still show different step names or expected values inside one family. For example, </w:t>
-      </w:r>
-      <w:r>
-        <w:rPr>
-          <w:rFonts w:ascii="Consolas" w:hAnsi="Consolas"/>
-          <w:b w:val="0"/>
-          <w:i w:val="0"/>
-          <w:sz w:val="20"/>
-        </w:rPr>
-        <w:t>0x0601</w:t>
-      </w:r>
-      <w:r>
-        <w:rPr>
-          <w:b w:val="0"/>
-          <w:i w:val="0"/>
-        </w:rPr>
-        <w:t xml:space="preserve"> always means output-stage no response, but the actual fault text still depends on whether the active relay phase was </w:t>
-      </w:r>
-      <w:r>
-        <w:rPr>
-          <w:rFonts w:ascii="Consolas" w:hAnsi="Consolas"/>
-          <w:b w:val="0"/>
-          <w:i w:val="0"/>
-          <w:sz w:val="20"/>
-        </w:rPr>
-        <w:t>Relay K1 ON</w:t>
-      </w:r>
-      <w:r>
-        <w:rPr>
-          <w:b w:val="0"/>
-          <w:i w:val="0"/>
-        </w:rPr>
-        <w:t xml:space="preserve">, </w:t>
-      </w:r>
-      <w:r>
-        <w:rPr>
-          <w:rFonts w:ascii="Consolas" w:hAnsi="Consolas"/>
-          <w:b w:val="0"/>
-          <w:i w:val="0"/>
-          <w:sz w:val="20"/>
-        </w:rPr>
-        <w:t>Relay K1 OFF</w:t>
-      </w:r>
-      <w:r>
-        <w:rPr>
-          <w:b w:val="0"/>
-          <w:i w:val="0"/>
-        </w:rPr>
-        <w:t xml:space="preserve">, </w:t>
-      </w:r>
-      <w:r>
-        <w:rPr>
-          <w:rFonts w:ascii="Consolas" w:hAnsi="Consolas"/>
-          <w:b w:val="0"/>
-          <w:i w:val="0"/>
-          <w:sz w:val="20"/>
-        </w:rPr>
-        <w:t>Relay K2 ON</w:t>
-      </w:r>
-      <w:r>
-        <w:rPr>
-          <w:b w:val="0"/>
-          <w:i w:val="0"/>
-        </w:rPr>
-        <w:t xml:space="preserve">, or </w:t>
-      </w:r>
-      <w:r>
-        <w:rPr>
-          <w:rFonts w:ascii="Consolas" w:hAnsi="Consolas"/>
-          <w:b w:val="0"/>
-          <w:i w:val="0"/>
-          <w:sz w:val="20"/>
-        </w:rPr>
-        <w:t>Relay K2 OFF</w:t>
-      </w:r>
-      <w:r>
-        <w:rPr>
-          <w:b w:val="0"/>
-          <w:i w:val="0"/>
-        </w:rPr>
-        <w:t>.</w:t>
-      </w:r>
-    </w:p>
-    <w:p>
-      <w:pPr>
-        <w:pStyle w:val="Heading2"/>
-      </w:pPr>
-      <w:r>
-        <w:rPr>
-          <w:b w:val="0"/>
-          <w:i w:val="0"/>
-        </w:rPr>
-        <w:t>How The Codes Relate To Reporting And Export</w:t>
-      </w:r>
-    </w:p>
-    <w:p>
-      <w:r>
-        <w:rPr>
-          <w:b w:val="0"/>
-          <w:i w:val="0"/>
-        </w:rPr>
-        <w:t xml:space="preserve">The numeric EOL code is primarily a live fixture diagnostic used by the active test flow and </w:t>
-      </w:r>
-      <w:r>
-        <w:rPr>
-          <w:rFonts w:ascii="Consolas" w:hAnsi="Consolas"/>
-          <w:b w:val="0"/>
-          <w:i w:val="0"/>
-          <w:sz w:val="20"/>
-        </w:rPr>
-        <w:t>Fault_Screen</w:t>
-      </w:r>
-      <w:r>
-        <w:rPr>
-          <w:b w:val="0"/>
-          <w:i w:val="0"/>
-        </w:rPr>
-        <w:t>.</w:t>
-      </w:r>
-    </w:p>
-    <w:p>
-      <w:r>
-        <w:rPr>
-          <w:b w:val="0"/>
-          <w:i w:val="0"/>
-        </w:rPr>
-        <w:t xml:space="preserve">The run report stored by </w:t>
-      </w:r>
-      <w:r>
-        <w:rPr>
-          <w:rFonts w:ascii="Consolas" w:hAnsi="Consolas"/>
-          <w:b w:val="0"/>
-          <w:i w:val="0"/>
-          <w:sz w:val="20"/>
-        </w:rPr>
-        <w:t>Core/Inc/eol_report.h</w:t>
-      </w:r>
-      <w:r>
-        <w:rPr>
-          <w:b w:val="0"/>
-          <w:i w:val="0"/>
-        </w:rPr>
-        <w:t xml:space="preserve"> records:</w:t>
-      </w:r>
-    </w:p>
-    <w:p>
-      <w:pPr>
-        <w:pStyle w:val="ListBullet"/>
-      </w:pPr>
-      <w:r>
-        <w:rPr>
-          <w:b w:val="0"/>
-          <w:i w:val="0"/>
-        </w:rPr>
-        <w:t>row pass or fail status</w:t>
-      </w:r>
-    </w:p>
-    <w:p>
-      <w:pPr>
-        <w:pStyle w:val="ListBullet"/>
-      </w:pPr>
-      <w:r>
-        <w:rPr>
-          <w:b w:val="0"/>
-          <w:i w:val="0"/>
-        </w:rPr>
-        <w:t>test name</w:t>
-      </w:r>
-    </w:p>
-    <w:p>
-      <w:pPr>
-        <w:pStyle w:val="ListBullet"/>
-      </w:pPr>
-      <w:r>
-        <w:rPr>
-          <w:b w:val="0"/>
-          <w:i w:val="0"/>
-        </w:rPr>
-        <w:t>expected text</w:t>
-      </w:r>
-    </w:p>
-    <w:p>
-      <w:pPr>
-        <w:pStyle w:val="ListBullet"/>
-      </w:pPr>
-      <w:r>
-        <w:rPr>
-          <w:b w:val="0"/>
-          <w:i w:val="0"/>
-        </w:rPr>
-        <w:t>actual text</w:t>
-      </w:r>
-    </w:p>
-    <w:p>
-      <w:r>
-        <w:rPr>
-          <w:b w:val="0"/>
-          <w:i w:val="0"/>
-        </w:rPr>
-        <w:t>It does not define a dedicated per-row numeric error-code field.</w:t>
-      </w:r>
-    </w:p>
-    <w:p>
-      <w:r>
-        <w:rPr>
-          <w:rFonts w:ascii="Consolas" w:hAnsi="Consolas"/>
-          <w:b w:val="0"/>
-          <w:i w:val="0"/>
-          <w:sz w:val="20"/>
-        </w:rPr>
-        <w:t>Core/Src/export_uart.c</w:t>
-      </w:r>
-      <w:r>
-        <w:rPr>
-          <w:b w:val="0"/>
-          <w:i w:val="0"/>
-        </w:rPr>
-        <w:t xml:space="preserve"> exports the completed run as text rows using the export protocol:</w:t>
-      </w:r>
-    </w:p>
-    <w:p>
-      <w:pPr>
-        <w:pStyle w:val="ListBullet"/>
-      </w:pPr>
-      <w:r>
-        <w:rPr>
-          <w:rFonts w:ascii="Consolas" w:hAnsi="Consolas"/>
-          <w:b w:val="0"/>
-          <w:i w:val="0"/>
-          <w:sz w:val="20"/>
-        </w:rPr>
-        <w:t>STATUS|...</w:t>
-      </w:r>
-    </w:p>
-    <w:p>
-      <w:pPr>
-        <w:pStyle w:val="ListBullet"/>
-      </w:pPr>
-      <w:r>
-        <w:rPr>
-          <w:rFonts w:ascii="Consolas" w:hAnsi="Consolas"/>
-          <w:b w:val="0"/>
-          <w:i w:val="0"/>
-          <w:sz w:val="20"/>
-        </w:rPr>
-        <w:t>EXPORT_BEGIN|...</w:t>
-      </w:r>
-    </w:p>
-    <w:p>
-      <w:pPr>
-        <w:pStyle w:val="ListBullet"/>
-      </w:pPr>
-      <w:r>
-        <w:rPr>
-          <w:rFonts w:ascii="Consolas" w:hAnsi="Consolas"/>
-          <w:b w:val="0"/>
-          <w:i w:val="0"/>
-          <w:sz w:val="20"/>
-        </w:rPr>
-        <w:t>ROW|index|status|testName|expected|actual</w:t>
-      </w:r>
-    </w:p>
-    <w:p>
-      <w:pPr>
-        <w:pStyle w:val="ListBullet"/>
-      </w:pPr>
-      <w:r>
-        <w:rPr>
-          <w:rFonts w:ascii="Consolas" w:hAnsi="Consolas"/>
-          <w:b w:val="0"/>
-          <w:i w:val="0"/>
-          <w:sz w:val="20"/>
-        </w:rPr>
-        <w:t>EXPORT_END|...</w:t>
-      </w:r>
-    </w:p>
-    <w:p>
-      <w:r>
-        <w:rPr>
-          <w:b w:val="0"/>
-          <w:i w:val="0"/>
-        </w:rPr>
-        <w:t>This means:</w:t>
-      </w:r>
-    </w:p>
-    <w:p>
-      <w:pPr>
-        <w:pStyle w:val="ListBullet"/>
-      </w:pPr>
-      <w:r>
-        <w:rPr>
-          <w:b w:val="0"/>
-          <w:i w:val="0"/>
-        </w:rPr>
-        <w:t>the operator sees the raw hex code on the fixture during the fault</w:t>
-      </w:r>
-    </w:p>
-    <w:p>
-      <w:pPr>
-        <w:pStyle w:val="ListBullet"/>
-      </w:pPr>
-      <w:r>
-        <w:rPr>
-          <w:b w:val="0"/>
-          <w:i w:val="0"/>
-        </w:rPr>
-        <w:t>the exported PC-side record preserves the readable test row details</w:t>
-      </w:r>
-    </w:p>
-    <w:p>
-      <w:pPr>
-        <w:pStyle w:val="ListBullet"/>
-      </w:pPr>
-      <w:r>
-        <w:rPr>
-          <w:b w:val="0"/>
-          <w:i w:val="0"/>
-        </w:rPr>
-        <w:t>the exported file is intended for traceability, not as the primary source of the numeric fault code</w:t>
-      </w:r>
-    </w:p>
-    <w:p>
-      <w:pPr>
-        <w:pStyle w:val="Heading2"/>
-      </w:pPr>
-      <w:r>
-        <w:rPr>
-          <w:b w:val="0"/>
-          <w:i w:val="0"/>
-        </w:rPr>
         <w:t>Current Revision Notes</w:t>
       </w:r>
     </w:p>
@@ -5994,18 +3121,442 @@
       <w:r>
         <w:rPr>
           <w:rFonts w:ascii="Consolas" w:hAnsi="Consolas"/>
-          <w:b w:val="0"/>
-          <w:i w:val="0"/>
-          <w:sz w:val="20"/>
+          <w:sz w:val="19"/>
+          <w:shd w:fill="F3F4F6"/>
         </w:rPr>
         <w:t>0x060x</w:t>
       </w:r>
       <w:r>
+        <w:t xml:space="preserve"> faults apply to relay validation in the current revision. Digital Output 1 and Digital Output 2 are temporary auto-pass rows.</w:t>
+      </w:r>
+    </w:p>
+    <w:p>
+      <w:pPr>
+        <w:pStyle w:val="ListBullet"/>
+      </w:pPr>
+      <w:r>
+        <w:t>The technician does not manually press the hardware button sequence during the normal automatic test. The fixture drives those button states automatically.</w:t>
+      </w:r>
+    </w:p>
+    <w:p>
+      <w:pPr>
+        <w:pStyle w:val="ListBullet"/>
+      </w:pPr>
+      <w:r>
+        <w:t xml:space="preserve">The technician still chooses </w:t>
+      </w:r>
+      <w:r>
         <w:rPr>
-          <w:b w:val="0"/>
-          <w:i w:val="0"/>
+          <w:rFonts w:ascii="Consolas" w:hAnsi="Consolas"/>
+          <w:sz w:val="19"/>
+          <w:shd w:fill="F3F4F6"/>
         </w:rPr>
-        <w:t xml:space="preserve"> errors currently apply to relay verification. The digital output portion of the outputs screen is still a temporary automatic pass in this revision.</w:t>
+        <w:t>LED's GOOD</w:t>
+      </w:r>
+      <w:r>
+        <w:t xml:space="preserve"> or </w:t>
+      </w:r>
+      <w:r>
+        <w:rPr>
+          <w:rFonts w:ascii="Consolas" w:hAnsi="Consolas"/>
+          <w:sz w:val="19"/>
+          <w:shd w:fill="F3F4F6"/>
+        </w:rPr>
+        <w:t>LED's BAD</w:t>
+      </w:r>
+      <w:r>
+        <w:t xml:space="preserve">, which is why </w:t>
+      </w:r>
+      <w:r>
+        <w:rPr>
+          <w:rFonts w:ascii="Consolas" w:hAnsi="Consolas"/>
+          <w:sz w:val="19"/>
+          <w:shd w:fill="F3F4F6"/>
+        </w:rPr>
+        <w:t>0x0703</w:t>
+      </w:r>
+      <w:r>
+        <w:t xml:space="preserve"> still exists as a real operator decision.</w:t>
+      </w:r>
+    </w:p>
+    <w:p>
+      <w:pPr>
+        <w:pStyle w:val="Heading1"/>
+        <w:spacing w:before="240" w:after="120"/>
+      </w:pPr>
+      <w:r>
+        <w:t>Fixture Report States</w:t>
+      </w:r>
+    </w:p>
+    <w:p>
+      <w:pPr>
+        <w:spacing w:before="0" w:after="120" w:line="240" w:lineRule="auto"/>
+      </w:pPr>
+      <w:r>
+        <w:t>The fixture report service uses these run states:</w:t>
+      </w:r>
+    </w:p>
+    <w:tbl>
+      <w:tblPr>
+        <w:tblStyle w:val="TableGrid"/>
+        <w:tblW w:type="auto" w:w="0"/>
+        <w:jc w:val="center"/>
+        <w:tblLayout w:type="autofit"/>
+        <w:tblLook w:firstColumn="1" w:firstRow="1" w:lastColumn="0" w:lastRow="0" w:noHBand="0" w:noVBand="1" w:val="04A0"/>
+      </w:tblPr>
+      <w:tblGrid>
+        <w:gridCol w:w="3264"/>
+        <w:gridCol w:w="3264"/>
+        <w:gridCol w:w="3264"/>
+      </w:tblGrid>
+      <w:tr>
+        <w:tc>
+          <w:tcPr>
+            <w:tcW w:type="dxa" w:w="3264"/>
+            <w:vAlign w:val="center"/>
+            <w:shd w:fill="0F264A"/>
+          </w:tcPr>
+          <w:p>
+            <w:pPr>
+              <w:spacing w:before="0" w:after="0"/>
+              <w:jc w:val="left"/>
+            </w:pPr>
+            <w:r>
+              <w:rPr>
+                <w:b/>
+                <w:color w:val="FFFFFF"/>
+              </w:rPr>
+              <w:t>State</w:t>
+            </w:r>
+          </w:p>
+        </w:tc>
+        <w:tc>
+          <w:tcPr>
+            <w:tcW w:type="dxa" w:w="3264"/>
+            <w:vAlign w:val="center"/>
+            <w:shd w:fill="0F264A"/>
+          </w:tcPr>
+          <w:p>
+            <w:pPr>
+              <w:spacing w:before="0" w:after="0"/>
+              <w:jc w:val="left"/>
+            </w:pPr>
+            <w:r>
+              <w:rPr>
+                <w:b/>
+                <w:color w:val="FFFFFF"/>
+              </w:rPr>
+              <w:t>Meaning</w:t>
+            </w:r>
+          </w:p>
+        </w:tc>
+        <w:tc>
+          <w:tcPr>
+            <w:tcW w:type="dxa" w:w="3264"/>
+            <w:vAlign w:val="center"/>
+            <w:shd w:fill="0F264A"/>
+          </w:tcPr>
+          <w:p>
+            <w:pPr>
+              <w:spacing w:before="0" w:after="0"/>
+              <w:jc w:val="left"/>
+            </w:pPr>
+            <w:r>
+              <w:rPr>
+                <w:b/>
+                <w:color w:val="FFFFFF"/>
+              </w:rPr>
+              <w:t>What The App Does</w:t>
+            </w:r>
+          </w:p>
+        </w:tc>
+      </w:tr>
+      <w:tr>
+        <w:tc>
+          <w:tcPr>
+            <w:tcW w:type="dxa" w:w="3264"/>
+            <w:vAlign w:val="center"/>
+            <w:shd w:fill="F5F8FC"/>
+          </w:tcPr>
+          <w:p>
+            <w:pPr>
+              <w:spacing w:before="0" w:after="0"/>
+              <w:jc w:val="left"/>
+            </w:pPr>
+            <w:r>
+              <w:rPr>
+                <w:rFonts w:ascii="Consolas" w:hAnsi="Consolas"/>
+                <w:sz w:val="19"/>
+                <w:shd w:fill="F3F4F6"/>
+              </w:rPr>
+              <w:t>EMPTY</w:t>
+            </w:r>
+          </w:p>
+        </w:tc>
+        <w:tc>
+          <w:tcPr>
+            <w:tcW w:type="dxa" w:w="3264"/>
+            <w:vAlign w:val="center"/>
+            <w:shd w:fill="F5F8FC"/>
+          </w:tcPr>
+          <w:p>
+            <w:pPr>
+              <w:spacing w:before="0" w:after="0"/>
+              <w:jc w:val="left"/>
+            </w:pPr>
+            <w:r>
+              <w:t>No completed run is available</w:t>
+            </w:r>
+          </w:p>
+        </w:tc>
+        <w:tc>
+          <w:tcPr>
+            <w:tcW w:type="dxa" w:w="3264"/>
+            <w:vAlign w:val="center"/>
+            <w:shd w:fill="F5F8FC"/>
+          </w:tcPr>
+          <w:p>
+            <w:pPr>
+              <w:spacing w:before="0" w:after="0"/>
+              <w:jc w:val="left"/>
+            </w:pPr>
+            <w:r>
+              <w:t>Export is blocked</w:t>
+            </w:r>
+          </w:p>
+        </w:tc>
+      </w:tr>
+      <w:tr>
+        <w:tc>
+          <w:tcPr>
+            <w:tcW w:type="dxa" w:w="3264"/>
+            <w:vAlign w:val="center"/>
+          </w:tcPr>
+          <w:p>
+            <w:pPr>
+              <w:spacing w:before="0" w:after="0"/>
+              <w:jc w:val="left"/>
+            </w:pPr>
+            <w:r>
+              <w:rPr>
+                <w:rFonts w:ascii="Consolas" w:hAnsi="Consolas"/>
+                <w:sz w:val="19"/>
+                <w:shd w:fill="F3F4F6"/>
+              </w:rPr>
+              <w:t>RUNNING</w:t>
+            </w:r>
+          </w:p>
+        </w:tc>
+        <w:tc>
+          <w:tcPr>
+            <w:tcW w:type="dxa" w:w="3264"/>
+            <w:vAlign w:val="center"/>
+          </w:tcPr>
+          <w:p>
+            <w:pPr>
+              <w:spacing w:before="0" w:after="0"/>
+              <w:jc w:val="left"/>
+            </w:pPr>
+            <w:r>
+              <w:t>Test is still active</w:t>
+            </w:r>
+          </w:p>
+        </w:tc>
+        <w:tc>
+          <w:tcPr>
+            <w:tcW w:type="dxa" w:w="3264"/>
+            <w:vAlign w:val="center"/>
+          </w:tcPr>
+          <w:p>
+            <w:pPr>
+              <w:spacing w:before="0" w:after="0"/>
+              <w:jc w:val="left"/>
+            </w:pPr>
+            <w:r>
+              <w:t>Export is blocked</w:t>
+            </w:r>
+          </w:p>
+        </w:tc>
+      </w:tr>
+      <w:tr>
+        <w:tc>
+          <w:tcPr>
+            <w:tcW w:type="dxa" w:w="3264"/>
+            <w:vAlign w:val="center"/>
+            <w:shd w:fill="F5F8FC"/>
+          </w:tcPr>
+          <w:p>
+            <w:pPr>
+              <w:spacing w:before="0" w:after="0"/>
+              <w:jc w:val="left"/>
+            </w:pPr>
+            <w:r>
+              <w:rPr>
+                <w:rFonts w:ascii="Consolas" w:hAnsi="Consolas"/>
+                <w:sz w:val="19"/>
+                <w:shd w:fill="F3F4F6"/>
+              </w:rPr>
+              <w:t>WAITING_VISUAL</w:t>
+            </w:r>
+          </w:p>
+        </w:tc>
+        <w:tc>
+          <w:tcPr>
+            <w:tcW w:type="dxa" w:w="3264"/>
+            <w:vAlign w:val="center"/>
+            <w:shd w:fill="F5F8FC"/>
+          </w:tcPr>
+          <w:p>
+            <w:pPr>
+              <w:spacing w:before="0" w:after="0"/>
+              <w:jc w:val="left"/>
+            </w:pPr>
+            <w:r>
+              <w:t>Fixture is waiting for the LED visual decision</w:t>
+            </w:r>
+          </w:p>
+        </w:tc>
+        <w:tc>
+          <w:tcPr>
+            <w:tcW w:type="dxa" w:w="3264"/>
+            <w:vAlign w:val="center"/>
+            <w:shd w:fill="F5F8FC"/>
+          </w:tcPr>
+          <w:p>
+            <w:pPr>
+              <w:spacing w:before="0" w:after="0"/>
+              <w:jc w:val="left"/>
+            </w:pPr>
+            <w:r>
+              <w:t>Export is blocked and One Click prompts the technician</w:t>
+            </w:r>
+          </w:p>
+        </w:tc>
+      </w:tr>
+      <w:tr>
+        <w:tc>
+          <w:tcPr>
+            <w:tcW w:type="dxa" w:w="3264"/>
+            <w:vAlign w:val="center"/>
+          </w:tcPr>
+          <w:p>
+            <w:pPr>
+              <w:spacing w:before="0" w:after="0"/>
+              <w:jc w:val="left"/>
+            </w:pPr>
+            <w:r>
+              <w:rPr>
+                <w:rFonts w:ascii="Consolas" w:hAnsi="Consolas"/>
+                <w:sz w:val="19"/>
+                <w:shd w:fill="F3F4F6"/>
+              </w:rPr>
+              <w:t>READY</w:t>
+            </w:r>
+          </w:p>
+        </w:tc>
+        <w:tc>
+          <w:tcPr>
+            <w:tcW w:type="dxa" w:w="3264"/>
+            <w:vAlign w:val="center"/>
+          </w:tcPr>
+          <w:p>
+            <w:pPr>
+              <w:spacing w:before="0" w:after="0"/>
+              <w:jc w:val="left"/>
+            </w:pPr>
+            <w:r>
+              <w:t>Completed run is ready to export</w:t>
+            </w:r>
+          </w:p>
+        </w:tc>
+        <w:tc>
+          <w:tcPr>
+            <w:tcW w:type="dxa" w:w="3264"/>
+            <w:vAlign w:val="center"/>
+          </w:tcPr>
+          <w:p>
+            <w:pPr>
+              <w:spacing w:before="0" w:after="0"/>
+              <w:jc w:val="left"/>
+            </w:pPr>
+            <w:r>
+              <w:t>Manual export and One Click export are allowed</w:t>
+            </w:r>
+          </w:p>
+        </w:tc>
+      </w:tr>
+      <w:tr>
+        <w:tc>
+          <w:tcPr>
+            <w:tcW w:type="dxa" w:w="3264"/>
+            <w:vAlign w:val="center"/>
+            <w:shd w:fill="F5F8FC"/>
+          </w:tcPr>
+          <w:p>
+            <w:pPr>
+              <w:spacing w:before="0" w:after="0"/>
+              <w:jc w:val="left"/>
+            </w:pPr>
+            <w:r>
+              <w:rPr>
+                <w:rFonts w:ascii="Consolas" w:hAnsi="Consolas"/>
+                <w:sz w:val="19"/>
+                <w:shd w:fill="F3F4F6"/>
+              </w:rPr>
+              <w:t>EXPORTED</w:t>
+            </w:r>
+          </w:p>
+        </w:tc>
+        <w:tc>
+          <w:tcPr>
+            <w:tcW w:type="dxa" w:w="3264"/>
+            <w:vAlign w:val="center"/>
+            <w:shd w:fill="F5F8FC"/>
+          </w:tcPr>
+          <w:p>
+            <w:pPr>
+              <w:spacing w:before="0" w:after="0"/>
+              <w:jc w:val="left"/>
+            </w:pPr>
+            <w:r>
+              <w:t>Run has already been exported</w:t>
+            </w:r>
+          </w:p>
+        </w:tc>
+        <w:tc>
+          <w:tcPr>
+            <w:tcW w:type="dxa" w:w="3264"/>
+            <w:vAlign w:val="center"/>
+            <w:shd w:fill="F5F8FC"/>
+          </w:tcPr>
+          <w:p>
+            <w:pPr>
+              <w:spacing w:before="0" w:after="0"/>
+              <w:jc w:val="left"/>
+            </w:pPr>
+            <w:r>
+              <w:t>The desktop app treats the run as already exported</w:t>
+            </w:r>
+          </w:p>
+        </w:tc>
+      </w:tr>
+    </w:tbl>
+    <w:p/>
+    <w:p>
+      <w:pPr>
+        <w:pStyle w:val="Heading2"/>
+        <w:spacing w:before="200" w:after="80"/>
+      </w:pPr>
+      <w:r>
+        <w:t>One Click Phase Field</w:t>
+      </w:r>
+    </w:p>
+    <w:p>
+      <w:pPr>
+        <w:spacing w:before="0" w:after="120" w:line="240" w:lineRule="auto"/>
+      </w:pPr>
+      <w:r>
+        <w:t>When the fixture is in auto mode, the desktop app can also receive the active phase:</w:t>
       </w:r>
     </w:p>
     <w:p>
@@ -6015,18 +3566,10 @@
       <w:r>
         <w:rPr>
           <w:rFonts w:ascii="Consolas" w:hAnsi="Consolas"/>
-          <w:b w:val="0"/>
-          <w:i w:val="0"/>
-          <w:sz w:val="20"/>
+          <w:sz w:val="19"/>
+          <w:shd w:fill="F3F4F6"/>
         </w:rPr>
-        <w:t>0x0704</w:t>
-      </w:r>
-      <w:r>
-        <w:rPr>
-          <w:b w:val="0"/>
-          <w:i w:val="0"/>
-        </w:rPr>
-        <w:t xml:space="preserve"> reflects the current operator-assisted button workflow. If the fixture is later updated to automate button actuation, this section should be reviewed.</w:t>
+        <w:t>COMMS</w:t>
       </w:r>
     </w:p>
     <w:p>
@@ -6035,130 +3578,880 @@
       </w:pPr>
       <w:r>
         <w:rPr>
-          <w:b w:val="0"/>
-          <w:i w:val="0"/>
+          <w:rFonts w:ascii="Consolas" w:hAnsi="Consolas"/>
+          <w:sz w:val="19"/>
+          <w:shd w:fill="F3F4F6"/>
         </w:rPr>
-        <w:t xml:space="preserve">Failed runs remain exportable after the fixture reaches </w:t>
+        <w:t>DIGITAL_INPUTS</w:t>
+      </w:r>
+    </w:p>
+    <w:p>
+      <w:pPr>
+        <w:pStyle w:val="ListBullet"/>
+      </w:pPr>
+      <w:r>
+        <w:rPr>
+          <w:rFonts w:ascii="Consolas" w:hAnsi="Consolas"/>
+          <w:sz w:val="19"/>
+          <w:shd w:fill="F3F4F6"/>
+        </w:rPr>
+        <w:t>ANALOG_INPUTS</w:t>
+      </w:r>
+    </w:p>
+    <w:p>
+      <w:pPr>
+        <w:pStyle w:val="ListBullet"/>
+      </w:pPr>
+      <w:r>
+        <w:rPr>
+          <w:rFonts w:ascii="Consolas" w:hAnsi="Consolas"/>
+          <w:sz w:val="19"/>
+          <w:shd w:fill="F3F4F6"/>
+        </w:rPr>
+        <w:t>DIGITAL_OUTPUTS</w:t>
+      </w:r>
+    </w:p>
+    <w:p>
+      <w:pPr>
+        <w:pStyle w:val="ListBullet"/>
+      </w:pPr>
+      <w:r>
+        <w:rPr>
+          <w:rFonts w:ascii="Consolas" w:hAnsi="Consolas"/>
+          <w:sz w:val="19"/>
+          <w:shd w:fill="F3F4F6"/>
+        </w:rPr>
+        <w:t>RELAY_OUTPUTS</w:t>
+      </w:r>
+    </w:p>
+    <w:p>
+      <w:pPr>
+        <w:pStyle w:val="ListBullet"/>
+      </w:pPr>
+      <w:r>
+        <w:rPr>
+          <w:rFonts w:ascii="Consolas" w:hAnsi="Consolas"/>
+          <w:sz w:val="19"/>
+          <w:shd w:fill="F3F4F6"/>
+        </w:rPr>
+        <w:t>BUTTONS</w:t>
+      </w:r>
+    </w:p>
+    <w:p>
+      <w:pPr>
+        <w:pStyle w:val="ListBullet"/>
+      </w:pPr>
+      <w:r>
+        <w:rPr>
+          <w:rFonts w:ascii="Consolas" w:hAnsi="Consolas"/>
+          <w:sz w:val="19"/>
+          <w:shd w:fill="F3F4F6"/>
+        </w:rPr>
+        <w:t>LEDS</w:t>
+      </w:r>
+    </w:p>
+    <w:p>
+      <w:pPr>
+        <w:spacing w:before="0" w:after="120" w:line="240" w:lineRule="auto"/>
+      </w:pPr>
+      <w:r>
+        <w:t>Examples:</w:t>
+      </w:r>
+    </w:p>
+    <w:p>
+      <w:pPr>
+        <w:pStyle w:val="ListBullet"/>
+      </w:pPr>
+      <w:r>
+        <w:rPr>
+          <w:rFonts w:ascii="Consolas" w:hAnsi="Consolas"/>
+          <w:sz w:val="19"/>
+          <w:shd w:fill="F3F4F6"/>
+        </w:rPr>
+        <w:t>STATUS|RUNNING|COMMS</w:t>
+      </w:r>
+    </w:p>
+    <w:p>
+      <w:pPr>
+        <w:pStyle w:val="ListBullet"/>
+      </w:pPr>
+      <w:r>
+        <w:rPr>
+          <w:rFonts w:ascii="Consolas" w:hAnsi="Consolas"/>
+          <w:sz w:val="19"/>
+          <w:shd w:fill="F3F4F6"/>
+        </w:rPr>
+        <w:t>STATUS|WAITING_VISUAL|LEDS</w:t>
+      </w:r>
+    </w:p>
+    <w:p>
+      <w:pPr>
+        <w:pStyle w:val="ListBullet"/>
+      </w:pPr>
+      <w:r>
+        <w:rPr>
+          <w:rFonts w:ascii="Consolas" w:hAnsi="Consolas"/>
+          <w:sz w:val="19"/>
+          <w:shd w:fill="F3F4F6"/>
+        </w:rPr>
+        <w:t>STATUS|READY|PASS|12|18</w:t>
+      </w:r>
+    </w:p>
+    <w:p>
+      <w:pPr>
+        <w:pStyle w:val="Heading1"/>
+        <w:spacing w:before="240" w:after="120"/>
+      </w:pPr>
+      <w:r>
+        <w:t>Export Protocol Errors</w:t>
+      </w:r>
+    </w:p>
+    <w:p>
+      <w:pPr>
+        <w:spacing w:before="0" w:after="120" w:line="240" w:lineRule="auto"/>
+      </w:pPr>
+      <w:r>
+        <w:t xml:space="preserve">These are not fixture </w:t>
       </w:r>
       <w:r>
         <w:rPr>
           <w:rFonts w:ascii="Consolas" w:hAnsi="Consolas"/>
-          <w:b w:val="0"/>
-          <w:i w:val="0"/>
-          <w:sz w:val="20"/>
+          <w:sz w:val="19"/>
+          <w:shd w:fill="F3F4F6"/>
         </w:rPr>
         <w:t>Fault_Screen</w:t>
       </w:r>
       <w:r>
+        <w:t xml:space="preserve"> codes. They are serial protocol errors used between the desktop app and the export service.</w:t>
+      </w:r>
+    </w:p>
+    <w:tbl>
+      <w:tblPr>
+        <w:tblStyle w:val="TableGrid"/>
+        <w:tblW w:type="auto" w:w="0"/>
+        <w:jc w:val="center"/>
+        <w:tblLayout w:type="autofit"/>
+        <w:tblLook w:firstColumn="1" w:firstRow="1" w:lastColumn="0" w:lastRow="0" w:noHBand="0" w:noVBand="1" w:val="04A0"/>
+      </w:tblPr>
+      <w:tblGrid>
+        <w:gridCol w:w="3264"/>
+        <w:gridCol w:w="3264"/>
+        <w:gridCol w:w="3264"/>
+      </w:tblGrid>
+      <w:tr>
+        <w:tc>
+          <w:tcPr>
+            <w:tcW w:type="dxa" w:w="3264"/>
+            <w:vAlign w:val="center"/>
+            <w:shd w:fill="0F264A"/>
+          </w:tcPr>
+          <w:p>
+            <w:pPr>
+              <w:spacing w:before="0" w:after="0"/>
+              <w:jc w:val="left"/>
+            </w:pPr>
+            <w:r>
+              <w:rPr>
+                <w:b/>
+                <w:color w:val="FFFFFF"/>
+              </w:rPr>
+              <w:t>Message</w:t>
+            </w:r>
+          </w:p>
+        </w:tc>
+        <w:tc>
+          <w:tcPr>
+            <w:tcW w:type="dxa" w:w="3264"/>
+            <w:vAlign w:val="center"/>
+            <w:shd w:fill="0F264A"/>
+          </w:tcPr>
+          <w:p>
+            <w:pPr>
+              <w:spacing w:before="0" w:after="0"/>
+              <w:jc w:val="left"/>
+            </w:pPr>
+            <w:r>
+              <w:rPr>
+                <w:b/>
+                <w:color w:val="FFFFFF"/>
+              </w:rPr>
+              <w:t>Meaning</w:t>
+            </w:r>
+          </w:p>
+        </w:tc>
+        <w:tc>
+          <w:tcPr>
+            <w:tcW w:type="dxa" w:w="3264"/>
+            <w:vAlign w:val="center"/>
+            <w:shd w:fill="0F264A"/>
+          </w:tcPr>
+          <w:p>
+            <w:pPr>
+              <w:spacing w:before="0" w:after="0"/>
+              <w:jc w:val="left"/>
+            </w:pPr>
+            <w:r>
+              <w:rPr>
+                <w:b/>
+                <w:color w:val="FFFFFF"/>
+              </w:rPr>
+              <w:t>Typical Cause</w:t>
+            </w:r>
+          </w:p>
+        </w:tc>
+      </w:tr>
+      <w:tr>
+        <w:tc>
+          <w:tcPr>
+            <w:tcW w:type="dxa" w:w="3264"/>
+            <w:vAlign w:val="center"/>
+            <w:shd w:fill="F5F8FC"/>
+          </w:tcPr>
+          <w:p>
+            <w:pPr>
+              <w:spacing w:before="0" w:after="0"/>
+              <w:jc w:val="left"/>
+            </w:pPr>
+            <w:r>
+              <w:rPr>
+                <w:rFonts w:ascii="Consolas" w:hAnsi="Consolas"/>
+                <w:sz w:val="19"/>
+                <w:shd w:fill="F3F4F6"/>
+              </w:rPr>
+              <w:t>EXPORT_ERROR|NOT_READY</w:t>
+            </w:r>
+          </w:p>
+        </w:tc>
+        <w:tc>
+          <w:tcPr>
+            <w:tcW w:type="dxa" w:w="3264"/>
+            <w:vAlign w:val="center"/>
+            <w:shd w:fill="F5F8FC"/>
+          </w:tcPr>
+          <w:p>
+            <w:pPr>
+              <w:spacing w:before="0" w:after="0"/>
+              <w:jc w:val="left"/>
+            </w:pPr>
+            <w:r>
+              <w:t>Run is not ready to export</w:t>
+            </w:r>
+          </w:p>
+        </w:tc>
+        <w:tc>
+          <w:tcPr>
+            <w:tcW w:type="dxa" w:w="3264"/>
+            <w:vAlign w:val="center"/>
+            <w:shd w:fill="F5F8FC"/>
+          </w:tcPr>
+          <w:p>
+            <w:pPr>
+              <w:spacing w:before="0" w:after="0"/>
+              <w:jc w:val="left"/>
+            </w:pPr>
+            <w:r>
+              <w:t>Test still running or waiting for LED decision</w:t>
+            </w:r>
+          </w:p>
+        </w:tc>
+      </w:tr>
+      <w:tr>
+        <w:tc>
+          <w:tcPr>
+            <w:tcW w:type="dxa" w:w="3264"/>
+            <w:vAlign w:val="center"/>
+          </w:tcPr>
+          <w:p>
+            <w:pPr>
+              <w:spacing w:before="0" w:after="0"/>
+              <w:jc w:val="left"/>
+            </w:pPr>
+            <w:r>
+              <w:rPr>
+                <w:rFonts w:ascii="Consolas" w:hAnsi="Consolas"/>
+                <w:sz w:val="19"/>
+                <w:shd w:fill="F3F4F6"/>
+              </w:rPr>
+              <w:t>EXPORT_ERROR|BAD_SEQ</w:t>
+            </w:r>
+          </w:p>
+        </w:tc>
+        <w:tc>
+          <w:tcPr>
+            <w:tcW w:type="dxa" w:w="3264"/>
+            <w:vAlign w:val="center"/>
+          </w:tcPr>
+          <w:p>
+            <w:pPr>
+              <w:spacing w:before="0" w:after="0"/>
+              <w:jc w:val="left"/>
+            </w:pPr>
+            <w:r>
+              <w:t>Requested run sequence does not match</w:t>
+            </w:r>
+          </w:p>
+        </w:tc>
+        <w:tc>
+          <w:tcPr>
+            <w:tcW w:type="dxa" w:w="3264"/>
+            <w:vAlign w:val="center"/>
+          </w:tcPr>
+          <w:p>
+            <w:pPr>
+              <w:spacing w:before="0" w:after="0"/>
+              <w:jc w:val="left"/>
+            </w:pPr>
+            <w:r>
+              <w:t>App requested the wrong report sequence</w:t>
+            </w:r>
+          </w:p>
+        </w:tc>
+      </w:tr>
+      <w:tr>
+        <w:tc>
+          <w:tcPr>
+            <w:tcW w:type="dxa" w:w="3264"/>
+            <w:vAlign w:val="center"/>
+            <w:shd w:fill="F5F8FC"/>
+          </w:tcPr>
+          <w:p>
+            <w:pPr>
+              <w:spacing w:before="0" w:after="0"/>
+              <w:jc w:val="left"/>
+            </w:pPr>
+            <w:r>
+              <w:rPr>
+                <w:rFonts w:ascii="Consolas" w:hAnsi="Consolas"/>
+                <w:sz w:val="19"/>
+                <w:shd w:fill="F3F4F6"/>
+              </w:rPr>
+              <w:t>EXPORT_ERROR|ALREADY_EXPORTED</w:t>
+            </w:r>
+          </w:p>
+        </w:tc>
+        <w:tc>
+          <w:tcPr>
+            <w:tcW w:type="dxa" w:w="3264"/>
+            <w:vAlign w:val="center"/>
+            <w:shd w:fill="F5F8FC"/>
+          </w:tcPr>
+          <w:p>
+            <w:pPr>
+              <w:spacing w:before="0" w:after="0"/>
+              <w:jc w:val="left"/>
+            </w:pPr>
+            <w:r>
+              <w:t>Run already exported</w:t>
+            </w:r>
+          </w:p>
+        </w:tc>
+        <w:tc>
+          <w:tcPr>
+            <w:tcW w:type="dxa" w:w="3264"/>
+            <w:vAlign w:val="center"/>
+            <w:shd w:fill="F5F8FC"/>
+          </w:tcPr>
+          <w:p>
+            <w:pPr>
+              <w:spacing w:before="0" w:after="0"/>
+              <w:jc w:val="left"/>
+            </w:pPr>
+            <w:r>
+              <w:t>A CSV was already pulled for that run</w:t>
+            </w:r>
+          </w:p>
+        </w:tc>
+      </w:tr>
+    </w:tbl>
+    <w:p/>
+    <w:p>
+      <w:pPr>
+        <w:pStyle w:val="Heading1"/>
+        <w:spacing w:before="240" w:after="120"/>
+      </w:pPr>
+      <w:r>
+        <w:t>Auto-Test Start Errors</w:t>
+      </w:r>
+    </w:p>
+    <w:p>
+      <w:pPr>
+        <w:spacing w:before="0" w:after="120" w:line="240" w:lineRule="auto"/>
+      </w:pPr>
+      <w:r>
+        <w:t xml:space="preserve">These are also protocol-level messages, not </w:t>
+      </w:r>
+      <w:r>
         <w:rPr>
-          <w:b w:val="0"/>
-          <w:i w:val="0"/>
+          <w:rFonts w:ascii="Consolas" w:hAnsi="Consolas"/>
+          <w:sz w:val="19"/>
+          <w:shd w:fill="F3F4F6"/>
         </w:rPr>
+        <w:t>Fault_Screen</w:t>
+      </w:r>
+      <w:r>
+        <w:t xml:space="preserve"> codes.</w:t>
+      </w:r>
+    </w:p>
+    <w:tbl>
+      <w:tblPr>
+        <w:tblStyle w:val="TableGrid"/>
+        <w:tblW w:type="auto" w:w="0"/>
+        <w:jc w:val="center"/>
+        <w:tblLayout w:type="autofit"/>
+        <w:tblLook w:firstColumn="1" w:firstRow="1" w:lastColumn="0" w:lastRow="0" w:noHBand="0" w:noVBand="1" w:val="04A0"/>
+      </w:tblPr>
+      <w:tblGrid>
+        <w:gridCol w:w="3264"/>
+        <w:gridCol w:w="3264"/>
+        <w:gridCol w:w="3264"/>
+      </w:tblGrid>
+      <w:tr>
+        <w:tc>
+          <w:tcPr>
+            <w:tcW w:type="dxa" w:w="3264"/>
+            <w:vAlign w:val="center"/>
+            <w:shd w:fill="0F264A"/>
+          </w:tcPr>
+          <w:p>
+            <w:pPr>
+              <w:spacing w:before="0" w:after="0"/>
+              <w:jc w:val="left"/>
+            </w:pPr>
+            <w:r>
+              <w:rPr>
+                <w:b/>
+                <w:color w:val="FFFFFF"/>
+              </w:rPr>
+              <w:t>Message</w:t>
+            </w:r>
+          </w:p>
+        </w:tc>
+        <w:tc>
+          <w:tcPr>
+            <w:tcW w:type="dxa" w:w="3264"/>
+            <w:vAlign w:val="center"/>
+            <w:shd w:fill="0F264A"/>
+          </w:tcPr>
+          <w:p>
+            <w:pPr>
+              <w:spacing w:before="0" w:after="0"/>
+              <w:jc w:val="left"/>
+            </w:pPr>
+            <w:r>
+              <w:rPr>
+                <w:b/>
+                <w:color w:val="FFFFFF"/>
+              </w:rPr>
+              <w:t>Meaning</w:t>
+            </w:r>
+          </w:p>
+        </w:tc>
+        <w:tc>
+          <w:tcPr>
+            <w:tcW w:type="dxa" w:w="3264"/>
+            <w:vAlign w:val="center"/>
+            <w:shd w:fill="0F264A"/>
+          </w:tcPr>
+          <w:p>
+            <w:pPr>
+              <w:spacing w:before="0" w:after="0"/>
+              <w:jc w:val="left"/>
+            </w:pPr>
+            <w:r>
+              <w:rPr>
+                <w:b/>
+                <w:color w:val="FFFFFF"/>
+              </w:rPr>
+              <w:t>Typical Cause</w:t>
+            </w:r>
+          </w:p>
+        </w:tc>
+      </w:tr>
+      <w:tr>
+        <w:tc>
+          <w:tcPr>
+            <w:tcW w:type="dxa" w:w="3264"/>
+            <w:vAlign w:val="center"/>
+            <w:shd w:fill="F5F8FC"/>
+          </w:tcPr>
+          <w:p>
+            <w:pPr>
+              <w:spacing w:before="0" w:after="0"/>
+              <w:jc w:val="left"/>
+            </w:pPr>
+            <w:r>
+              <w:rPr>
+                <w:rFonts w:ascii="Consolas" w:hAnsi="Consolas"/>
+                <w:sz w:val="19"/>
+                <w:shd w:fill="F3F4F6"/>
+              </w:rPr>
+              <w:t>AUTO_STARTED</w:t>
+            </w:r>
+          </w:p>
+        </w:tc>
+        <w:tc>
+          <w:tcPr>
+            <w:tcW w:type="dxa" w:w="3264"/>
+            <w:vAlign w:val="center"/>
+            <w:shd w:fill="F5F8FC"/>
+          </w:tcPr>
+          <w:p>
+            <w:pPr>
+              <w:spacing w:before="0" w:after="0"/>
+              <w:jc w:val="left"/>
+            </w:pPr>
+            <w:r>
+              <w:t xml:space="preserve">Fixture accepted </w:t>
+            </w:r>
+            <w:r>
+              <w:rPr>
+                <w:rFonts w:ascii="Consolas" w:hAnsi="Consolas"/>
+                <w:sz w:val="19"/>
+                <w:shd w:fill="F3F4F6"/>
+              </w:rPr>
+              <w:t>START_AUTO</w:t>
+            </w:r>
+          </w:p>
+        </w:tc>
+        <w:tc>
+          <w:tcPr>
+            <w:tcW w:type="dxa" w:w="3264"/>
+            <w:vAlign w:val="center"/>
+            <w:shd w:fill="F5F8FC"/>
+          </w:tcPr>
+          <w:p>
+            <w:pPr>
+              <w:spacing w:before="0" w:after="0"/>
+              <w:jc w:val="left"/>
+            </w:pPr>
+            <w:r>
+              <w:t>Normal One Click start</w:t>
+            </w:r>
+          </w:p>
+        </w:tc>
+      </w:tr>
+      <w:tr>
+        <w:tc>
+          <w:tcPr>
+            <w:tcW w:type="dxa" w:w="3264"/>
+            <w:vAlign w:val="center"/>
+          </w:tcPr>
+          <w:p>
+            <w:pPr>
+              <w:spacing w:before="0" w:after="0"/>
+              <w:jc w:val="left"/>
+            </w:pPr>
+            <w:r>
+              <w:rPr>
+                <w:rFonts w:ascii="Consolas" w:hAnsi="Consolas"/>
+                <w:sz w:val="19"/>
+                <w:shd w:fill="F3F4F6"/>
+              </w:rPr>
+              <w:t>AUTO_ERROR|ALREADY_RUNNING</w:t>
+            </w:r>
+          </w:p>
+        </w:tc>
+        <w:tc>
+          <w:tcPr>
+            <w:tcW w:type="dxa" w:w="3264"/>
+            <w:vAlign w:val="center"/>
+          </w:tcPr>
+          <w:p>
+            <w:pPr>
+              <w:spacing w:before="0" w:after="0"/>
+              <w:jc w:val="left"/>
+            </w:pPr>
+            <w:r>
+              <w:t xml:space="preserve">Fixture rejected </w:t>
+            </w:r>
+            <w:r>
+              <w:rPr>
+                <w:rFonts w:ascii="Consolas" w:hAnsi="Consolas"/>
+                <w:sz w:val="19"/>
+                <w:shd w:fill="F3F4F6"/>
+              </w:rPr>
+              <w:t>START_AUTO</w:t>
+            </w:r>
+            <w:r>
+              <w:t xml:space="preserve"> because an auto run is active</w:t>
+            </w:r>
+          </w:p>
+        </w:tc>
+        <w:tc>
+          <w:tcPr>
+            <w:tcW w:type="dxa" w:w="3264"/>
+            <w:vAlign w:val="center"/>
+          </w:tcPr>
+          <w:p>
+            <w:pPr>
+              <w:spacing w:before="0" w:after="0"/>
+              <w:jc w:val="left"/>
+            </w:pPr>
+            <w:r>
+              <w:t>A previous auto run is still running</w:t>
+            </w:r>
+          </w:p>
+        </w:tc>
+      </w:tr>
+    </w:tbl>
+    <w:p/>
+    <w:p>
+      <w:pPr>
+        <w:pStyle w:val="Heading1"/>
+        <w:spacing w:before="240" w:after="120"/>
+      </w:pPr>
+      <w:r>
+        <w:t>How Codes Flow Through The System</w:t>
+      </w:r>
+    </w:p>
+    <w:p>
+      <w:pPr>
+        <w:ind w:left="0" w:hanging="230"/>
+      </w:pPr>
+      <w:r>
+        <w:rPr>
+          <w:rFonts w:ascii="Aptos" w:hAnsi="Aptos"/>
+          <w:b/>
+          <w:color w:val="2B3E5D"/>
+        </w:rPr>
+        <w:t xml:space="preserve">1. </w:t>
+      </w:r>
+      <w:r>
+        <w:t xml:space="preserve">A test engine detects a failure and sets an </w:t>
+      </w:r>
+      <w:r>
+        <w:rPr>
+          <w:rFonts w:ascii="Consolas" w:hAnsi="Consolas"/>
+          <w:sz w:val="19"/>
+          <w:shd w:fill="F3F4F6"/>
+        </w:rPr>
+        <w:t>EOL_ERR_*</w:t>
+      </w:r>
+      <w:r>
+        <w:t xml:space="preserve"> code.</w:t>
+      </w:r>
+    </w:p>
+    <w:p>
+      <w:pPr>
+        <w:ind w:left="0" w:hanging="230"/>
+      </w:pPr>
+      <w:r>
+        <w:rPr>
+          <w:rFonts w:ascii="Aptos" w:hAnsi="Aptos"/>
+          <w:b/>
+          <w:color w:val="2B3E5D"/>
+        </w:rPr>
+        <w:t xml:space="preserve">2. </w:t>
+      </w:r>
+      <w:r>
+        <w:t>The active TouchGFX screen fills the shared fault information fields.</w:t>
+      </w:r>
+    </w:p>
+    <w:p>
+      <w:pPr>
+        <w:ind w:left="0" w:hanging="230"/>
+      </w:pPr>
+      <w:r>
+        <w:rPr>
+          <w:rFonts w:ascii="Aptos" w:hAnsi="Aptos"/>
+          <w:b/>
+          <w:color w:val="2B3E5D"/>
+        </w:rPr>
+        <w:t xml:space="preserve">3. </w:t>
+      </w:r>
+      <w:r>
+        <w:t xml:space="preserve">The fixture transitions to </w:t>
+      </w:r>
+      <w:r>
+        <w:rPr>
+          <w:rFonts w:ascii="Consolas" w:hAnsi="Consolas"/>
+          <w:sz w:val="19"/>
+          <w:shd w:fill="F3F4F6"/>
+        </w:rPr>
+        <w:t>Fault_Screen</w:t>
+      </w:r>
+      <w:r>
         <w:t>.</w:t>
       </w:r>
     </w:p>
     <w:p>
       <w:pPr>
-        <w:pStyle w:val="Heading2"/>
+        <w:ind w:left="0" w:hanging="230"/>
       </w:pPr>
       <w:r>
         <w:rPr>
-          <w:b w:val="0"/>
-          <w:i w:val="0"/>
+          <w:rFonts w:ascii="Aptos" w:hAnsi="Aptos"/>
+          <w:b/>
+          <w:color w:val="2B3E5D"/>
         </w:rPr>
-        <w:t>Separate Non-EOL Error Scheme</w:t>
+        <w:t xml:space="preserve">4. </w:t>
+      </w:r>
+      <w:r>
+        <w:t>The fixture report stores the human-readable failed row.</w:t>
       </w:r>
     </w:p>
     <w:p>
+      <w:pPr>
+        <w:ind w:left="0" w:hanging="230"/>
+      </w:pPr>
       <w:r>
         <w:rPr>
-          <w:b w:val="0"/>
-          <w:i w:val="0"/>
+          <w:rFonts w:ascii="Aptos" w:hAnsi="Aptos"/>
+          <w:b/>
+          <w:color w:val="2B3E5D"/>
         </w:rPr>
-        <w:t xml:space="preserve">The project also contains export-protocol error strings such as </w:t>
+        <w:t xml:space="preserve">5. </w:t>
       </w:r>
       <w:r>
-        <w:rPr>
-          <w:rFonts w:ascii="Consolas" w:hAnsi="Consolas"/>
-          <w:b w:val="0"/>
-          <w:i w:val="0"/>
-          <w:sz w:val="20"/>
-        </w:rPr>
-        <w:t>EXPORT_ERROR|NOT_READY</w:t>
-      </w:r>
-      <w:r>
-        <w:rPr>
-          <w:b w:val="0"/>
-          <w:i w:val="0"/>
-        </w:rPr>
-        <w:t xml:space="preserve">, </w:t>
-      </w:r>
-      <w:r>
-        <w:rPr>
-          <w:rFonts w:ascii="Consolas" w:hAnsi="Consolas"/>
-          <w:b w:val="0"/>
-          <w:i w:val="0"/>
-          <w:sz w:val="20"/>
-        </w:rPr>
-        <w:t>EXPORT_ERROR|BAD_SEQ</w:t>
-      </w:r>
-      <w:r>
-        <w:rPr>
-          <w:b w:val="0"/>
-          <w:i w:val="0"/>
-        </w:rPr>
-        <w:t xml:space="preserve">, and </w:t>
-      </w:r>
-      <w:r>
-        <w:rPr>
-          <w:rFonts w:ascii="Consolas" w:hAnsi="Consolas"/>
-          <w:b w:val="0"/>
-          <w:i w:val="0"/>
-          <w:sz w:val="20"/>
-        </w:rPr>
-        <w:t>EXPORT_ERROR|ALREADY_EXPORTED</w:t>
-      </w:r>
-      <w:r>
-        <w:rPr>
-          <w:b w:val="0"/>
-          <w:i w:val="0"/>
-        </w:rPr>
-        <w:t>.</w:t>
+        <w:t>The desktop app exports the report rows to CSV.</w:t>
       </w:r>
     </w:p>
     <w:p>
+      <w:pPr>
+        <w:spacing w:before="0" w:after="120" w:line="240" w:lineRule="auto"/>
+      </w:pPr>
       <w:r>
-        <w:rPr>
-          <w:b w:val="0"/>
-          <w:i w:val="0"/>
-        </w:rPr>
-        <w:t xml:space="preserve">These are not part of the EOL fault-code enum in </w:t>
-      </w:r>
-      <w:r>
-        <w:rPr>
-          <w:rFonts w:ascii="Consolas" w:hAnsi="Consolas"/>
-          <w:b w:val="0"/>
-          <w:i w:val="0"/>
-          <w:sz w:val="20"/>
-        </w:rPr>
-        <w:t>eol_test_protocol.h</w:t>
-      </w:r>
-      <w:r>
-        <w:rPr>
-          <w:b w:val="0"/>
-          <w:i w:val="0"/>
-        </w:rPr>
-        <w:t>. They belong to the PC export path and should be treated as a separate interface-level error scheme.</w:t>
+        <w:t>Important detail:</w:t>
       </w:r>
     </w:p>
+    <w:p>
+      <w:pPr>
+        <w:pStyle w:val="ListBullet"/>
+      </w:pPr>
+      <w:r>
+        <w:t>The exported CSV is based on report rows such as test name, expected, actual, and pass/fail.</w:t>
+      </w:r>
+    </w:p>
+    <w:p>
+      <w:pPr>
+        <w:pStyle w:val="ListBullet"/>
+      </w:pPr>
+      <w:r>
+        <w:t>The CSV does not have a dedicated fault-code column.</w:t>
+      </w:r>
+    </w:p>
+    <w:p>
+      <w:pPr>
+        <w:pStyle w:val="ListBullet"/>
+      </w:pPr>
+      <w:r>
+        <w:t>The hex fault code is primarily shown live on the fixture screen.</w:t>
+      </w:r>
+    </w:p>
+    <w:p>
+      <w:pPr>
+        <w:pStyle w:val="Heading1"/>
+        <w:spacing w:before="240" w:after="120"/>
+      </w:pPr>
+      <w:r>
+        <w:t>Related Documents</w:t>
+      </w:r>
+    </w:p>
+    <w:p>
+      <w:pPr>
+        <w:pStyle w:val="ListBullet"/>
+      </w:pPr>
+      <w:hyperlink r:id="rId13">
+        <w:r>
+          <w:rPr>
+            <w:color w:val="C8102E"/>
+            <w:u w:val="single"/>
+          </w:rPr>
+          <w:t>EOL Test Fixture Troubleshooting Guide</w:t>
+        </w:r>
+      </w:hyperlink>
+    </w:p>
+    <w:p>
+      <w:pPr>
+        <w:pStyle w:val="ListBullet"/>
+      </w:pPr>
+      <w:hyperlink r:id="rId14">
+        <w:r>
+          <w:rPr>
+            <w:color w:val="C8102E"/>
+            <w:u w:val="single"/>
+          </w:rPr>
+          <w:t>EOL Test Fixture User Manual</w:t>
+        </w:r>
+      </w:hyperlink>
+    </w:p>
+    <w:p>
+      <w:pPr>
+        <w:pStyle w:val="ListBullet"/>
+      </w:pPr>
+      <w:hyperlink r:id="rId15">
+        <w:r>
+          <w:rPr>
+            <w:color w:val="C8102E"/>
+            <w:u w:val="single"/>
+          </w:rPr>
+          <w:t>End-of-Line Test Procedure</w:t>
+        </w:r>
+      </w:hyperlink>
+    </w:p>
     <w:sectPr>
+      <w:headerReference w:type="default" r:id="rId11"/>
+      <w:footerReference w:type="default" r:id="rId12"/>
       <w:pgSz w:w="12240" w:h="15840"/>
-      <w:pgMar w:top="1080" w:right="1080" w:bottom="1080" w:left="1080" w:header="720" w:footer="720" w:gutter="0"/>
+      <w:pgMar w:top="1152" w:right="1224" w:bottom="1008" w:left="1224" w:header="504" w:footer="504" w:gutter="0"/>
       <w:cols w:space="720"/>
       <w:docGrid w:linePitch="360"/>
     </w:sectPr>
   </w:body>
 </w:document>
+</file>
+
+<file path=word/footer1.xml><?xml version="1.0" encoding="utf-8"?>
+<w:ftr xmlns:m="http://schemas.openxmlformats.org/officeDocument/2006/math" xmlns:mc="http://schemas.openxmlformats.org/markup-compatibility/2006" xmlns:mo="http://schemas.microsoft.com/office/mac/office/2008/main" xmlns:mv="urn:schemas-microsoft-com:mac:vml" xmlns:o="urn:schemas-microsoft-com:office:office" xmlns:r="http://schemas.openxmlformats.org/officeDocument/2006/relationships" xmlns:v="urn:schemas-microsoft-com:vml" xmlns:w10="urn:schemas-microsoft-com:office:word" xmlns:w14="http://schemas.microsoft.com/office/word/2010/wordml" xmlns:w="http://schemas.openxmlformats.org/wordprocessingml/2006/main" xmlns:wne="http://schemas.microsoft.com/office/word/2006/wordml" xmlns:wp14="http://schemas.microsoft.com/office/word/2010/wordprocessingDrawing" xmlns:wp="http://schemas.openxmlformats.org/drawingml/2006/wordprocessingDrawing" xmlns:wpc="http://schemas.microsoft.com/office/word/2010/wordprocessingCanvas" xmlns:wpg="http://schemas.microsoft.com/office/word/2010/wordprocessingGroup" xmlns:wpi="http://schemas.microsoft.com/office/word/2010/wordprocessingInk" xmlns:wps="http://schemas.microsoft.com/office/word/2010/wordprocessingShape" mc:Ignorable="w14 wp14">
+  <w:p>
+    <w:pPr>
+      <w:jc w:val="center"/>
+    </w:pPr>
+    <w:r>
+      <w:rPr>
+        <w:rFonts w:ascii="Aptos" w:hAnsi="Aptos"/>
+        <w:color w:val="58606C"/>
+        <w:sz w:val="17"/>
+      </w:rPr>
+      <w:t>End-of-Line Error Code Reference</w:t>
+    </w:r>
+  </w:p>
+</w:ftr>
+</file>
+
+<file path=word/footer2.xml><?xml version="1.0" encoding="utf-8"?>
+<w:ftr xmlns:m="http://schemas.openxmlformats.org/officeDocument/2006/math" xmlns:mc="http://schemas.openxmlformats.org/markup-compatibility/2006" xmlns:mo="http://schemas.microsoft.com/office/mac/office/2008/main" xmlns:mv="urn:schemas-microsoft-com:mac:vml" xmlns:o="urn:schemas-microsoft-com:office:office" xmlns:r="http://schemas.openxmlformats.org/officeDocument/2006/relationships" xmlns:v="urn:schemas-microsoft-com:vml" xmlns:w10="urn:schemas-microsoft-com:office:word" xmlns:w14="http://schemas.microsoft.com/office/word/2010/wordml" xmlns:w="http://schemas.openxmlformats.org/wordprocessingml/2006/main" xmlns:wne="http://schemas.microsoft.com/office/word/2006/wordml" xmlns:wp14="http://schemas.microsoft.com/office/word/2010/wordprocessingDrawing" xmlns:wp="http://schemas.openxmlformats.org/drawingml/2006/wordprocessingDrawing" xmlns:wpc="http://schemas.microsoft.com/office/word/2010/wordprocessingCanvas" xmlns:wpg="http://schemas.microsoft.com/office/word/2010/wordprocessingGroup" xmlns:wpi="http://schemas.microsoft.com/office/word/2010/wordprocessingInk" xmlns:wps="http://schemas.microsoft.com/office/word/2010/wordprocessingShape" mc:Ignorable="w14 wp14">
+  <w:p>
+    <w:pPr>
+      <w:pStyle w:val="Footer"/>
+    </w:pPr>
+  </w:p>
+</w:ftr>
+</file>
+
+<file path=word/header1.xml><?xml version="1.0" encoding="utf-8"?>
+<w:hdr xmlns:m="http://schemas.openxmlformats.org/officeDocument/2006/math" xmlns:mc="http://schemas.openxmlformats.org/markup-compatibility/2006" xmlns:mo="http://schemas.microsoft.com/office/mac/office/2008/main" xmlns:mv="urn:schemas-microsoft-com:mac:vml" xmlns:o="urn:schemas-microsoft-com:office:office" xmlns:r="http://schemas.openxmlformats.org/officeDocument/2006/relationships" xmlns:v="urn:schemas-microsoft-com:vml" xmlns:w10="urn:schemas-microsoft-com:office:word" xmlns:w14="http://schemas.microsoft.com/office/word/2010/wordml" xmlns:w="http://schemas.openxmlformats.org/wordprocessingml/2006/main" xmlns:wne="http://schemas.microsoft.com/office/word/2006/wordml" xmlns:wp14="http://schemas.microsoft.com/office/word/2010/wordprocessingDrawing" xmlns:wp="http://schemas.openxmlformats.org/drawingml/2006/wordprocessingDrawing" xmlns:wpc="http://schemas.microsoft.com/office/word/2010/wordprocessingCanvas" xmlns:wpg="http://schemas.microsoft.com/office/word/2010/wordprocessingGroup" xmlns:wpi="http://schemas.microsoft.com/office/word/2010/wordprocessingInk" xmlns:wps="http://schemas.microsoft.com/office/word/2010/wordprocessingShape" mc:Ignorable="w14 wp14">
+  <w:p>
+    <w:r>
+      <w:rPr>
+        <w:rFonts w:ascii="Aptos" w:hAnsi="Aptos"/>
+        <w:color w:val="58606C"/>
+        <w:sz w:val="17"/>
+      </w:rPr>
+      <w:t>Rite-Hite EOL Test Fixture | End-of-Line Error Code Reference</w:t>
+    </w:r>
+  </w:p>
+</w:hdr>
+</file>
+
+<file path=word/header2.xml><?xml version="1.0" encoding="utf-8"?>
+<w:hdr xmlns:m="http://schemas.openxmlformats.org/officeDocument/2006/math" xmlns:mc="http://schemas.openxmlformats.org/markup-compatibility/2006" xmlns:mo="http://schemas.microsoft.com/office/mac/office/2008/main" xmlns:mv="urn:schemas-microsoft-com:mac:vml" xmlns:o="urn:schemas-microsoft-com:office:office" xmlns:r="http://schemas.openxmlformats.org/officeDocument/2006/relationships" xmlns:v="urn:schemas-microsoft-com:vml" xmlns:w10="urn:schemas-microsoft-com:office:word" xmlns:w14="http://schemas.microsoft.com/office/word/2010/wordml" xmlns:w="http://schemas.openxmlformats.org/wordprocessingml/2006/main" xmlns:wne="http://schemas.microsoft.com/office/word/2006/wordml" xmlns:wp14="http://schemas.microsoft.com/office/word/2010/wordprocessingDrawing" xmlns:wp="http://schemas.openxmlformats.org/drawingml/2006/wordprocessingDrawing" xmlns:wpc="http://schemas.microsoft.com/office/word/2010/wordprocessingCanvas" xmlns:wpg="http://schemas.microsoft.com/office/word/2010/wordprocessingGroup" xmlns:wpi="http://schemas.microsoft.com/office/word/2010/wordprocessingInk" xmlns:wps="http://schemas.microsoft.com/office/word/2010/wordprocessingShape" mc:Ignorable="w14 wp14">
+  <w:p>
+    <w:pPr>
+      <w:pStyle w:val="Header"/>
+    </w:pPr>
+  </w:p>
+</w:hdr>
 </file>
 
 <file path=word/numbering.xml><?xml version="1.0" encoding="utf-8"?>
@@ -6525,7 +4818,8 @@
     <w:qFormat/>
     <w:rsid w:val="00FC693F"/>
     <w:rPr>
-      <w:rFonts w:ascii="Calibri" w:hAnsi="Calibri"/>
+      <w:rFonts w:ascii="Aptos" w:hAnsi="Aptos"/>
+      <w:color w:val="2B3E5D"/>
       <w:sz w:val="22"/>
     </w:rPr>
   </w:style>
@@ -6588,11 +4882,11 @@
       <w:outlineLvl w:val="0"/>
     </w:pPr>
     <w:rPr>
-      <w:rFonts w:asciiTheme="majorHAnsi" w:eastAsiaTheme="majorEastAsia" w:hAnsiTheme="majorHAnsi" w:cstheme="majorBidi" w:ascii="Calibri" w:hAnsi="Calibri"/>
+      <w:rFonts w:asciiTheme="majorHAnsi" w:eastAsiaTheme="majorEastAsia" w:hAnsiTheme="majorHAnsi" w:cstheme="majorBidi" w:ascii="Aptos" w:hAnsi="Aptos"/>
       <w:b/>
       <w:bCs/>
-      <w:color w:val="1F2937"/>
-      <w:sz w:val="36"/>
+      <w:color w:val="0F264A"/>
+      <w:sz w:val="32"/>
       <w:szCs w:val="28"/>
     </w:rPr>
   </w:style>
@@ -6612,11 +4906,11 @@
       <w:outlineLvl w:val="1"/>
     </w:pPr>
     <w:rPr>
-      <w:rFonts w:asciiTheme="majorHAnsi" w:eastAsiaTheme="majorEastAsia" w:hAnsiTheme="majorHAnsi" w:cstheme="majorBidi" w:ascii="Calibri" w:hAnsi="Calibri"/>
+      <w:rFonts w:asciiTheme="majorHAnsi" w:eastAsiaTheme="majorEastAsia" w:hAnsiTheme="majorHAnsi" w:cstheme="majorBidi" w:ascii="Aptos" w:hAnsi="Aptos"/>
       <w:b/>
       <w:bCs/>
-      <w:color w:val="374151"/>
-      <w:sz w:val="30"/>
+      <w:color w:val="C8102E"/>
+      <w:sz w:val="26"/>
       <w:szCs w:val="26"/>
     </w:rPr>
   </w:style>
@@ -6636,11 +4930,11 @@
       <w:outlineLvl w:val="2"/>
     </w:pPr>
     <w:rPr>
-      <w:rFonts w:asciiTheme="majorHAnsi" w:eastAsiaTheme="majorEastAsia" w:hAnsiTheme="majorHAnsi" w:cstheme="majorBidi" w:ascii="Calibri" w:hAnsi="Calibri"/>
+      <w:rFonts w:asciiTheme="majorHAnsi" w:eastAsiaTheme="majorEastAsia" w:hAnsiTheme="majorHAnsi" w:cstheme="majorBidi" w:ascii="Aptos" w:hAnsi="Aptos"/>
       <w:b/>
       <w:bCs/>
-      <w:color w:val="374151"/>
-      <w:sz w:val="26"/>
+      <w:color w:val="0F264A"/>
+      <w:sz w:val="22"/>
     </w:rPr>
   </w:style>
   <w:style w:type="paragraph" w:styleId="Heading4">
@@ -6878,8 +5172,9 @@
       <w:contextualSpacing/>
     </w:pPr>
     <w:rPr>
-      <w:rFonts w:asciiTheme="majorHAnsi" w:eastAsiaTheme="majorEastAsia" w:hAnsiTheme="majorHAnsi" w:cstheme="majorBidi" w:ascii="Calibri" w:hAnsi="Calibri"/>
-      <w:color w:val="1F2937"/>
+      <w:rFonts w:asciiTheme="majorHAnsi" w:eastAsiaTheme="majorEastAsia" w:hAnsiTheme="majorHAnsi" w:cstheme="majorBidi" w:ascii="Aptos" w:hAnsi="Aptos"/>
+      <w:b/>
+      <w:color w:val="0F264A"/>
       <w:spacing w:val="5"/>
       <w:kern w:val="28"/>
       <w:sz w:val="48"/>
@@ -6915,12 +5210,13 @@
       </w:numPr>
     </w:pPr>
     <w:rPr>
-      <w:rFonts w:asciiTheme="majorHAnsi" w:eastAsiaTheme="majorEastAsia" w:hAnsiTheme="majorHAnsi" w:cstheme="majorBidi"/>
+      <w:rFonts w:asciiTheme="majorHAnsi" w:eastAsiaTheme="majorEastAsia" w:hAnsiTheme="majorHAnsi" w:cstheme="majorBidi" w:ascii="Aptos" w:hAnsi="Aptos"/>
+      <w:b/>
       <w:i/>
       <w:iCs/>
-      <w:color w:val="4F81BD" w:themeColor="accent1"/>
+      <w:color w:val="58606C"/>
       <w:spacing w:val="15"/>
-      <w:sz w:val="24"/>
+      <w:sz w:val="22"/>
       <w:szCs w:val="24"/>
     </w:rPr>
   </w:style>
@@ -18211,6 +16507,15 @@
         <w:shd w:val="clear" w:color="auto" w:fill="FBCAA2" w:themeFill="accent6" w:themeFillTint="7F"/>
       </w:tcPr>
     </w:tblStylePr>
+  </w:style>
+  <w:style w:type="paragraph" w:customStyle="1" w:styleId="BodySmall">
+    <w:name w:val="Body Small"/>
+    <w:basedOn w:val="Normal"/>
+    <w:rPr>
+      <w:rFonts w:ascii="Aptos" w:hAnsi="Aptos"/>
+      <w:color w:val="58606C"/>
+      <w:sz w:val="19"/>
+    </w:rPr>
   </w:style>
 </w:styles>
 </file>

--- a/Docs/Word/error_code_reference.docx
+++ b/Docs/Word/error_code_reference.docx
@@ -6,29 +6,23 @@
       <w:pPr>
         <w:pStyle w:val="Title"/>
         <w:spacing w:before="0" w:after="160"/>
-        <w:jc w:val="center"/>
+        <w:jc w:val="left"/>
+        <w:keepNext/>
+        <w:keepLines/>
       </w:pPr>
       <w:r>
-        <w:t>End-of-Line Error Code Reference</w:t>
+        <w:t>EOL Test Fixture Error Code Reference</w:t>
       </w:r>
     </w:p>
     <w:p>
       <w:pPr>
         <w:pStyle w:val="Subtitle"/>
-        <w:jc w:val="center"/>
+        <w:jc w:val="left"/>
+        <w:keepNext/>
+        <w:keepLines/>
       </w:pPr>
       <w:r>
         <w:t>Rite-Hite EOL Test Fixture Documentation</w:t>
-      </w:r>
-    </w:p>
-    <w:p>
-      <w:pPr>
-        <w:pStyle w:val="BodySmall"/>
-        <w:spacing w:before="0" w:after="360"/>
-        <w:jc w:val="center"/>
-      </w:pPr>
-      <w:r>
-        <w:t>Generated from current project markdown on April 16, 2026</w:t>
       </w:r>
     </w:p>
     <w:p>
@@ -37,6 +31,7 @@
         <w:pBdr>
           <w:bottom w:val="single" w:sz="12" w:space="1" w:color="C8102E"/>
         </w:pBdr>
+        <w:keepNext/>
       </w:pPr>
       <w:r>
         <w:rPr>
@@ -44,18 +39,6 @@
         </w:rPr>
         <w:t xml:space="preserve"> </w:t>
       </w:r>
-    </w:p>
-    <w:p>
-      <w:pPr>
-        <w:sectPr>
-          <w:headerReference w:type="default" r:id="rId9"/>
-          <w:footerReference w:type="default" r:id="rId10"/>
-          <w:pgSz w:w="12240" w:h="15840"/>
-          <w:pgMar w:top="1152" w:right="1224" w:bottom="1008" w:left="1224" w:header="504" w:footer="504" w:gutter="0"/>
-          <w:cols w:space="720"/>
-          <w:docGrid w:linePitch="360"/>
-        </w:sectPr>
-      </w:pPr>
     </w:p>
     <w:p>
       <w:pPr>
@@ -121,6 +104,8 @@
       <w:pPr>
         <w:pStyle w:val="Heading1"/>
         <w:spacing w:before="240" w:after="120"/>
+        <w:keepNext/>
+        <w:keepLines/>
       </w:pPr>
       <w:r>
         <w:t>How To Read The Fault Codes</w:t>
@@ -129,6 +114,8 @@
     <w:p>
       <w:pPr>
         <w:spacing w:before="0" w:after="120" w:line="240" w:lineRule="auto"/>
+        <w:keepLines/>
+        <w:keepNext/>
       </w:pPr>
       <w:r>
         <w:t>The fixture uses one shared fault-code namespace.</w:t>
@@ -493,10 +480,14 @@
         </w:tc>
       </w:tr>
     </w:tbl>
-    <w:p/>
+    <w:p>
+      <w:pPr/>
+    </w:p>
     <w:p>
       <w:pPr>
         <w:spacing w:before="0" w:after="120" w:line="240" w:lineRule="auto"/>
+        <w:keepLines/>
+        <w:keepNext/>
       </w:pPr>
       <w:r>
         <w:t xml:space="preserve">The fixture displays these codes on </w:t>
@@ -516,6 +507,8 @@
     <w:p>
       <w:pPr>
         <w:pStyle w:val="ListBullet"/>
+        <w:keepLines/>
+        <w:keepNext/>
       </w:pPr>
       <w:r>
         <w:t>Failed step name</w:t>
@@ -524,6 +517,8 @@
     <w:p>
       <w:pPr>
         <w:pStyle w:val="ListBullet"/>
+        <w:keepLines/>
+        <w:keepNext/>
       </w:pPr>
       <w:r>
         <w:t>Expected value or condition</w:t>
@@ -532,6 +527,7 @@
     <w:p>
       <w:pPr>
         <w:pStyle w:val="ListBullet"/>
+        <w:keepLines/>
       </w:pPr>
       <w:r>
         <w:t>Actual value or condition</w:t>
@@ -541,6 +537,7 @@
       <w:pPr>
         <w:pStyle w:val="Heading1"/>
         <w:spacing w:before="240" w:after="120"/>
+        <w:keepLines/>
       </w:pPr>
       <w:r>
         <w:t>Fixture Fault Codes</w:t>
@@ -3104,11 +3101,15 @@
         </w:tc>
       </w:tr>
     </w:tbl>
-    <w:p/>
+    <w:p>
+      <w:pPr/>
+    </w:p>
     <w:p>
       <w:pPr>
         <w:pStyle w:val="Heading1"/>
         <w:spacing w:before="240" w:after="120"/>
+        <w:keepNext/>
+        <w:keepLines/>
       </w:pPr>
       <w:r>
         <w:t>Current Revision Notes</w:t>
@@ -3117,6 +3118,8 @@
     <w:p>
       <w:pPr>
         <w:pStyle w:val="ListBullet"/>
+        <w:keepLines/>
+        <w:keepNext/>
       </w:pPr>
       <w:r>
         <w:rPr>
@@ -3133,6 +3136,8 @@
     <w:p>
       <w:pPr>
         <w:pStyle w:val="ListBullet"/>
+        <w:keepLines/>
+        <w:keepNext/>
       </w:pPr>
       <w:r>
         <w:t>The technician does not manually press the hardware button sequence during the normal automatic test. The fixture drives those button states automatically.</w:t>
@@ -3141,6 +3146,7 @@
     <w:p>
       <w:pPr>
         <w:pStyle w:val="ListBullet"/>
+        <w:keepLines/>
       </w:pPr>
       <w:r>
         <w:t xml:space="preserve">The technician still chooses </w:t>
@@ -3183,6 +3189,8 @@
       <w:pPr>
         <w:pStyle w:val="Heading1"/>
         <w:spacing w:before="240" w:after="120"/>
+        <w:keepNext/>
+        <w:keepLines/>
       </w:pPr>
       <w:r>
         <w:t>Fixture Report States</w:t>
@@ -3191,6 +3199,7 @@
     <w:p>
       <w:pPr>
         <w:spacing w:before="0" w:after="120" w:line="240" w:lineRule="auto"/>
+        <w:keepLines/>
       </w:pPr>
       <w:r>
         <w:t>The fixture report service uses these run states:</w:t>
@@ -3541,11 +3550,15 @@
         </w:tc>
       </w:tr>
     </w:tbl>
-    <w:p/>
+    <w:p>
+      <w:pPr/>
+    </w:p>
     <w:p>
       <w:pPr>
         <w:pStyle w:val="Heading2"/>
         <w:spacing w:before="200" w:after="80"/>
+        <w:keepNext/>
+        <w:keepLines/>
       </w:pPr>
       <w:r>
         <w:t>One Click Phase Field</w:t>
@@ -3554,6 +3567,7 @@
     <w:p>
       <w:pPr>
         <w:spacing w:before="0" w:after="120" w:line="240" w:lineRule="auto"/>
+        <w:keepLines/>
       </w:pPr>
       <w:r>
         <w:t>When the fixture is in auto mode, the desktop app can also receive the active phase:</w:t>
@@ -3661,6 +3675,8 @@
     <w:p>
       <w:pPr>
         <w:pStyle w:val="ListBullet"/>
+        <w:keepLines/>
+        <w:keepNext/>
       </w:pPr>
       <w:r>
         <w:rPr>
@@ -3674,6 +3690,8 @@
     <w:p>
       <w:pPr>
         <w:pStyle w:val="ListBullet"/>
+        <w:keepLines/>
+        <w:keepNext/>
       </w:pPr>
       <w:r>
         <w:rPr>
@@ -3687,6 +3705,7 @@
     <w:p>
       <w:pPr>
         <w:pStyle w:val="ListBullet"/>
+        <w:keepLines/>
       </w:pPr>
       <w:r>
         <w:rPr>
@@ -3701,6 +3720,8 @@
       <w:pPr>
         <w:pStyle w:val="Heading1"/>
         <w:spacing w:before="240" w:after="120"/>
+        <w:keepNext/>
+        <w:keepLines/>
       </w:pPr>
       <w:r>
         <w:t>Export Protocol Errors</w:t>
@@ -3709,6 +3730,7 @@
     <w:p>
       <w:pPr>
         <w:spacing w:before="0" w:after="120" w:line="240" w:lineRule="auto"/>
+        <w:keepLines/>
       </w:pPr>
       <w:r>
         <w:t xml:space="preserve">These are not fixture </w:t>
@@ -3963,11 +3985,15 @@
         </w:tc>
       </w:tr>
     </w:tbl>
-    <w:p/>
+    <w:p>
+      <w:pPr/>
+    </w:p>
     <w:p>
       <w:pPr>
         <w:pStyle w:val="Heading1"/>
         <w:spacing w:before="240" w:after="120"/>
+        <w:keepNext/>
+        <w:keepLines/>
       </w:pPr>
       <w:r>
         <w:t>Auto-Test Start Errors</w:t>
@@ -3976,6 +4002,7 @@
     <w:p>
       <w:pPr>
         <w:spacing w:before="0" w:after="120" w:line="240" w:lineRule="auto"/>
+        <w:keepLines/>
       </w:pPr>
       <w:r>
         <w:t xml:space="preserve">These are also protocol-level messages, not </w:t>
@@ -4194,11 +4221,15 @@
         </w:tc>
       </w:tr>
     </w:tbl>
-    <w:p/>
+    <w:p>
+      <w:pPr/>
+    </w:p>
     <w:p>
       <w:pPr>
         <w:pStyle w:val="Heading1"/>
         <w:spacing w:before="240" w:after="120"/>
+        <w:keepNext/>
+        <w:keepLines/>
       </w:pPr>
       <w:r>
         <w:t>How Codes Flow Through The System</w:t>
@@ -4207,6 +4238,7 @@
     <w:p>
       <w:pPr>
         <w:ind w:left="0" w:hanging="230"/>
+        <w:keepLines/>
       </w:pPr>
       <w:r>
         <w:rPr>
@@ -4317,6 +4349,8 @@
     <w:p>
       <w:pPr>
         <w:pStyle w:val="ListBullet"/>
+        <w:keepLines/>
+        <w:keepNext/>
       </w:pPr>
       <w:r>
         <w:t>The exported CSV is based on report rows such as test name, expected, actual, and pass/fail.</w:t>
@@ -4325,6 +4359,8 @@
     <w:p>
       <w:pPr>
         <w:pStyle w:val="ListBullet"/>
+        <w:keepLines/>
+        <w:keepNext/>
       </w:pPr>
       <w:r>
         <w:t>The CSV does not have a dedicated fault-code column.</w:t>
@@ -4333,6 +4369,7 @@
     <w:p>
       <w:pPr>
         <w:pStyle w:val="ListBullet"/>
+        <w:keepLines/>
       </w:pPr>
       <w:r>
         <w:t>The hex fault code is primarily shown live on the fixture screen.</w:t>
@@ -4342,6 +4379,8 @@
       <w:pPr>
         <w:pStyle w:val="Heading1"/>
         <w:spacing w:before="240" w:after="120"/>
+        <w:keepNext/>
+        <w:keepLines/>
       </w:pPr>
       <w:r>
         <w:t>Related Documents</w:t>
@@ -4350,6 +4389,8 @@
     <w:p>
       <w:pPr>
         <w:pStyle w:val="ListBullet"/>
+        <w:keepLines/>
+        <w:keepNext/>
       </w:pPr>
       <w:hyperlink r:id="rId13">
         <w:r>
@@ -4364,6 +4405,8 @@
     <w:p>
       <w:pPr>
         <w:pStyle w:val="ListBullet"/>
+        <w:keepLines/>
+        <w:keepNext/>
       </w:pPr>
       <w:hyperlink r:id="rId14">
         <w:r>
@@ -4378,6 +4421,7 @@
     <w:p>
       <w:pPr>
         <w:pStyle w:val="ListBullet"/>
+        <w:keepLines/>
       </w:pPr>
       <w:hyperlink r:id="rId15">
         <w:r>
@@ -4878,6 +4922,7 @@
     <w:pPr>
       <w:keepNext/>
       <w:keepLines/>
+      <w:widowControl w:val="0"/>
       <w:spacing w:before="480" w:after="0"/>
       <w:outlineLvl w:val="0"/>
     </w:pPr>
@@ -4902,6 +4947,7 @@
     <w:pPr>
       <w:keepNext/>
       <w:keepLines/>
+      <w:widowControl w:val="0"/>
       <w:spacing w:before="200" w:after="0"/>
       <w:outlineLvl w:val="1"/>
     </w:pPr>
@@ -4926,6 +4972,7 @@
     <w:pPr>
       <w:keepNext/>
       <w:keepLines/>
+      <w:widowControl w:val="0"/>
       <w:spacing w:before="200" w:after="0"/>
       <w:outlineLvl w:val="2"/>
     </w:pPr>
@@ -5165,10 +5212,13 @@
     <w:qFormat/>
     <w:rsid w:val="00FC693F"/>
     <w:pPr>
+      <w:keepNext/>
+      <w:keepLines/>
+      <w:widowControl w:val="0"/>
       <w:pBdr>
         <w:bottom w:val="single" w:sz="8" w:space="4" w:color="4F81BD" w:themeColor="accent1"/>
       </w:pBdr>
-      <w:spacing w:after="300" w:line="240" w:lineRule="auto"/>
+      <w:spacing w:after="0" w:line="240" w:lineRule="auto"/>
       <w:contextualSpacing/>
     </w:pPr>
     <w:rPr>
@@ -5205,9 +5255,13 @@
     <w:qFormat/>
     <w:rsid w:val="00FC693F"/>
     <w:pPr>
+      <w:keepNext/>
+      <w:keepLines/>
+      <w:widowControl w:val="0"/>
       <w:numPr>
         <w:ilvl w:val="1"/>
       </w:numPr>
+      <w:spacing w:after="0"/>
     </w:pPr>
     <w:rPr>
       <w:rFonts w:asciiTheme="majorHAnsi" w:eastAsiaTheme="majorEastAsia" w:hAnsiTheme="majorHAnsi" w:cstheme="majorBidi" w:ascii="Aptos" w:hAnsi="Aptos"/>
@@ -5349,6 +5403,8 @@
     <w:unhideWhenUsed/>
     <w:rsid w:val="00326F90"/>
     <w:pPr>
+      <w:keepLines/>
+      <w:widowControl w:val="0"/>
       <w:numPr>
         <w:numId w:val="1"/>
       </w:numPr>
@@ -5362,6 +5418,8 @@
     <w:unhideWhenUsed/>
     <w:rsid w:val="00326F90"/>
     <w:pPr>
+      <w:keepLines/>
+      <w:widowControl w:val="0"/>
       <w:numPr>
         <w:numId w:val="2"/>
       </w:numPr>
@@ -5388,6 +5446,8 @@
     <w:unhideWhenUsed/>
     <w:rsid w:val="00326F90"/>
     <w:pPr>
+      <w:keepLines/>
+      <w:widowControl w:val="0"/>
       <w:numPr>
         <w:numId w:val="5"/>
       </w:numPr>
@@ -5401,6 +5461,8 @@
     <w:unhideWhenUsed/>
     <w:rsid w:val="0029639D"/>
     <w:pPr>
+      <w:keepLines/>
+      <w:widowControl w:val="0"/>
       <w:numPr>
         <w:numId w:val="6"/>
       </w:numPr>
